--- a/things-i-never-knew-how-to-say_book_ready.docx
+++ b/things-i-never-knew-how-to-say_book_ready.docx
@@ -17,6 +17,196 @@
       </w:pPr>
       <w:r>
         <w:t xml:space="preserve">Knew How to Say</w:t>
+      </w:r>
+    </w:p>
+    <w:p>
+      <w:pPr>
+        <w:pStyle w:val="FrontSmall"/>
+        <w:spacing w:before="3456"/>
+      </w:pPr>
+      <w:r>
+        <w:t xml:space="preserve">Aaditya Dike</w:t>
+      </w:r>
+    </w:p>
+    <w:p>
+      <w:pPr>
+        <w:pageBreakBefore/>
+        <w:spacing w:after="0"/>
+      </w:pPr>
+    </w:p>
+    <w:p>
+      <w:pPr>
+        <w:keepNext/>
+        <w:pageBreakBefore/>
+        <w:spacing w:after="0" w:before="0" w:line="3312" w:lineRule="exact"/>
+      </w:pPr>
+    </w:p>
+    <w:p>
+      <w:pPr>
+        <w:pStyle w:val="Epigraph"/>
+      </w:pPr>
+      <w:r>
+        <w:t xml:space="preserve">Love doesn’t happen to beautiful people.</w:t>
+      </w:r>
+      <w:r>
+        <w:br/>
+        <w:t xml:space="preserve">It happens —</w:t>
+      </w:r>
+      <w:r>
+        <w:br/>
+        <w:t xml:space="preserve">and then that person becomes beautiful.</w:t>
+      </w:r>
+    </w:p>
+    <w:p>
+      <w:pPr>
+        <w:keepNext/>
+        <w:pageBreakBefore/>
+        <w:spacing w:after="0" w:before="0" w:line="1944" w:lineRule="exact"/>
+      </w:pPr>
+    </w:p>
+    <w:p>
+      <w:pPr>
+        <w:pStyle w:val="ChapterLabel"/>
+        <w:spacing w:after="720"/>
+      </w:pPr>
+      <w:r>
+        <w:t xml:space="preserve">Contents</w:t>
+      </w:r>
+    </w:p>
+    <w:p>
+      <w:pPr>
+        <w:pStyle w:val="ContentsEntry"/>
+      </w:pPr>
+      <w:r>
+        <w:rPr>
+          <w:color w:val="595959"/>
+        </w:rPr>
+        <w:t xml:space="preserve">1</w:t>
+      </w:r>
+      <w:r>
+        <w:t xml:space="preserve">	</w:t>
+      </w:r>
+      <w:r>
+        <w:t xml:space="preserve">24 August — 10:46 a.m.</w:t>
+      </w:r>
+    </w:p>
+    <w:p>
+      <w:pPr>
+        <w:pStyle w:val="ContentsEntry"/>
+      </w:pPr>
+      <w:r>
+        <w:rPr>
+          <w:color w:val="595959"/>
+        </w:rPr>
+        <w:t xml:space="preserve">2</w:t>
+      </w:r>
+      <w:r>
+        <w:t xml:space="preserve">	</w:t>
+      </w:r>
+      <w:r>
+        <w:t xml:space="preserve">27 August</w:t>
+      </w:r>
+    </w:p>
+    <w:p>
+      <w:pPr>
+        <w:pStyle w:val="ContentsEntry"/>
+      </w:pPr>
+      <w:r>
+        <w:rPr>
+          <w:color w:val="595959"/>
+        </w:rPr>
+        <w:t xml:space="preserve">3</w:t>
+      </w:r>
+      <w:r>
+        <w:t xml:space="preserve">	</w:t>
+      </w:r>
+      <w:r>
+        <w:t xml:space="preserve">The Flower I Keep Seeing</w:t>
+      </w:r>
+    </w:p>
+    <w:p>
+      <w:pPr>
+        <w:pStyle w:val="ContentsEntry"/>
+      </w:pPr>
+      <w:r>
+        <w:rPr>
+          <w:color w:val="595959"/>
+        </w:rPr>
+        <w:t xml:space="preserve">4</w:t>
+      </w:r>
+      <w:r>
+        <w:t xml:space="preserve">	</w:t>
+      </w:r>
+      <w:r>
+        <w:t xml:space="preserve">The Flower I Chose Not to Pick</w:t>
+      </w:r>
+    </w:p>
+    <w:p>
+      <w:pPr>
+        <w:pStyle w:val="ContentsEntry"/>
+      </w:pPr>
+      <w:r>
+        <w:rPr>
+          <w:color w:val="595959"/>
+        </w:rPr>
+        <w:t xml:space="preserve">5</w:t>
+      </w:r>
+      <w:r>
+        <w:t xml:space="preserve">	</w:t>
+      </w:r>
+      <w:r>
+        <w:t xml:space="preserve">The Weight of Thinking About You</w:t>
+      </w:r>
+    </w:p>
+    <w:p>
+      <w:pPr>
+        <w:pStyle w:val="ContentsEntry"/>
+      </w:pPr>
+      <w:r>
+        <w:rPr>
+          <w:color w:val="595959"/>
+        </w:rPr>
+        <w:t xml:space="preserve">6</w:t>
+      </w:r>
+      <w:r>
+        <w:t xml:space="preserve">	</w:t>
+      </w:r>
+      <w:r>
+        <w:t xml:space="preserve">I Just Want to Be Loved</w:t>
+      </w:r>
+    </w:p>
+    <w:p>
+      <w:pPr>
+        <w:pStyle w:val="ContentsEntry"/>
+      </w:pPr>
+      <w:r>
+        <w:rPr>
+          <w:color w:val="595959"/>
+        </w:rPr>
+        <w:t xml:space="preserve">7</w:t>
+      </w:r>
+      <w:r>
+        <w:t xml:space="preserve">	</w:t>
+      </w:r>
+      <w:r>
+        <w:t xml:space="preserve">The Love I Could Never Explain</w:t>
+      </w:r>
+    </w:p>
+    <w:p>
+      <w:pPr>
+        <w:pStyle w:val="ContentsEntry"/>
+      </w:pPr>
+      <w:r>
+        <w:rPr>
+          <w:color w:val="595959"/>
+        </w:rPr>
+        <w:t xml:space="preserve">8</w:t>
+      </w:r>
+      <w:r>
+        <w:t xml:space="preserve">	</w:t>
+      </w:r>
+      <w:r>
+        <w:t xml:space="preserve">Will She Ever Understand?</w:t>
       </w:r>
     </w:p>
     <w:p>
@@ -32,142 +222,8 @@
     </w:p>
     <w:p>
       <w:pPr>
-        <w:pStyle w:val="ChapterLabel"/>
-        <w:spacing w:after="720" w:before="1944"/>
-      </w:pPr>
-      <w:r>
-        <w:t xml:space="preserve">Contents</w:t>
-      </w:r>
-    </w:p>
-    <w:p>
-      <w:pPr>
-        <w:pStyle w:val="ContentsEntry"/>
-      </w:pPr>
-      <w:r>
-        <w:rPr>
-          <w:color w:val="595959"/>
-        </w:rPr>
-        <w:t xml:space="preserve">1</w:t>
-      </w:r>
-      <w:r>
-        <w:t xml:space="preserve">	</w:t>
-      </w:r>
-      <w:r>
-        <w:t xml:space="preserve">24 August — 10:46 a.m.</w:t>
-      </w:r>
-    </w:p>
-    <w:p>
-      <w:pPr>
-        <w:pStyle w:val="ContentsEntry"/>
-      </w:pPr>
-      <w:r>
-        <w:rPr>
-          <w:color w:val="595959"/>
-        </w:rPr>
-        <w:t xml:space="preserve">2</w:t>
-      </w:r>
-      <w:r>
-        <w:t xml:space="preserve">	</w:t>
-      </w:r>
-      <w:r>
-        <w:t xml:space="preserve">27 August</w:t>
-      </w:r>
-    </w:p>
-    <w:p>
-      <w:pPr>
-        <w:pStyle w:val="ContentsEntry"/>
-      </w:pPr>
-      <w:r>
-        <w:rPr>
-          <w:color w:val="595959"/>
-        </w:rPr>
-        <w:t xml:space="preserve">3</w:t>
-      </w:r>
-      <w:r>
-        <w:t xml:space="preserve">	</w:t>
-      </w:r>
-      <w:r>
-        <w:t xml:space="preserve">The Flower I Keep Seeing</w:t>
-      </w:r>
-    </w:p>
-    <w:p>
-      <w:pPr>
-        <w:pStyle w:val="ContentsEntry"/>
-      </w:pPr>
-      <w:r>
-        <w:rPr>
-          <w:color w:val="595959"/>
-        </w:rPr>
-        <w:t xml:space="preserve">4</w:t>
-      </w:r>
-      <w:r>
-        <w:t xml:space="preserve">	</w:t>
-      </w:r>
-      <w:r>
-        <w:t xml:space="preserve">The Flower I Chose Not to Pick</w:t>
-      </w:r>
-    </w:p>
-    <w:p>
-      <w:pPr>
-        <w:pStyle w:val="ContentsEntry"/>
-      </w:pPr>
-      <w:r>
-        <w:rPr>
-          <w:color w:val="595959"/>
-        </w:rPr>
-        <w:t xml:space="preserve">5</w:t>
-      </w:r>
-      <w:r>
-        <w:t xml:space="preserve">	</w:t>
-      </w:r>
-      <w:r>
-        <w:t xml:space="preserve">The Weight of Thinking About You</w:t>
-      </w:r>
-    </w:p>
-    <w:p>
-      <w:pPr>
-        <w:pStyle w:val="ContentsEntry"/>
-      </w:pPr>
-      <w:r>
-        <w:rPr>
-          <w:color w:val="595959"/>
-        </w:rPr>
-        <w:t xml:space="preserve">6</w:t>
-      </w:r>
-      <w:r>
-        <w:t xml:space="preserve">	</w:t>
-      </w:r>
-      <w:r>
-        <w:t xml:space="preserve">The Love I Could Never Explain</w:t>
-      </w:r>
-    </w:p>
-    <w:p>
-      <w:pPr>
-        <w:pStyle w:val="ContentsEntry"/>
-      </w:pPr>
-      <w:r>
-        <w:rPr>
-          <w:color w:val="595959"/>
-        </w:rPr>
-        <w:t xml:space="preserve">7</w:t>
-      </w:r>
-      <w:r>
-        <w:t xml:space="preserve">	</w:t>
-      </w:r>
-      <w:r>
-        <w:t xml:space="preserve">Will She Ever Understand?</w:t>
-      </w:r>
-    </w:p>
-    <w:p>
-      <w:pPr>
-        <w:sectPr>
-          <w:footerReference w:type="default" r:id="rId8"/>
-          <w:type w:val="oddPage"/>
-          <w:pgSz w:w="7920" w:h="12240" w:orient="portrait"/>
-          <w:pgMar w:top="1152" w:right="936" w:bottom="1224" w:left="1260" w:header="576" w:footer="648" w:gutter="0"/>
-          <w:pgNumType/>
-          <w:docGrid w:linePitch="360"/>
-        </w:sectPr>
+        <w:keepNext/>
+        <w:spacing w:after="0" w:before="0" w:line="1944" w:lineRule="exact"/>
       </w:pPr>
     </w:p>
     <w:p>
@@ -2496,11 +2552,10 @@
     </w:p>
     <w:p>
       <w:pPr>
-        <w:spacing w:after="0"/>
-      </w:pPr>
-      <w:r>
-        <w:br w:type="page"/>
-      </w:r>
+        <w:keepNext/>
+        <w:pageBreakBefore/>
+        <w:spacing w:after="0" w:before="0" w:line="1944" w:lineRule="exact"/>
+      </w:pPr>
     </w:p>
     <w:p>
       <w:pPr>
@@ -3976,11 +4031,10 @@
     </w:p>
     <w:p>
       <w:pPr>
-        <w:spacing w:after="0"/>
-      </w:pPr>
-      <w:r>
-        <w:br w:type="page"/>
-      </w:r>
+        <w:keepNext/>
+        <w:pageBreakBefore/>
+        <w:spacing w:after="0" w:before="0" w:line="1944" w:lineRule="exact"/>
+      </w:pPr>
     </w:p>
     <w:p>
       <w:pPr>
@@ -5481,11 +5535,10 @@
     </w:p>
     <w:p>
       <w:pPr>
-        <w:spacing w:after="0"/>
-      </w:pPr>
-      <w:r>
-        <w:br w:type="page"/>
-      </w:r>
+        <w:keepNext/>
+        <w:pageBreakBefore/>
+        <w:spacing w:after="0" w:before="0" w:line="1944" w:lineRule="exact"/>
+      </w:pPr>
     </w:p>
     <w:p>
       <w:pPr>
@@ -7113,11 +7166,10 @@
     </w:p>
     <w:p>
       <w:pPr>
-        <w:spacing w:after="0"/>
-      </w:pPr>
-      <w:r>
-        <w:br w:type="page"/>
-      </w:r>
+        <w:keepNext/>
+        <w:pageBreakBefore/>
+        <w:spacing w:after="0" w:before="0" w:line="1944" w:lineRule="exact"/>
+      </w:pPr>
     </w:p>
     <w:p>
       <w:pPr>
@@ -8870,11 +8922,10 @@
     </w:p>
     <w:p>
       <w:pPr>
-        <w:spacing w:after="0"/>
-      </w:pPr>
-      <w:r>
-        <w:br w:type="page"/>
-      </w:r>
+        <w:keepNext/>
+        <w:pageBreakBefore/>
+        <w:spacing w:after="0" w:before="0" w:line="1944" w:lineRule="exact"/>
+      </w:pPr>
     </w:p>
     <w:p>
       <w:pPr>
@@ -8882,6 +8933,549 @@
       </w:pPr>
       <w:r>
         <w:t xml:space="preserve">Chapter Six</w:t>
+      </w:r>
+    </w:p>
+    <w:p>
+      <w:pPr>
+        <w:pStyle w:val="Heading1"/>
+      </w:pPr>
+      <w:r>
+        <w:t xml:space="preserve">I Just Want to Be Loved</w:t>
+      </w:r>
+    </w:p>
+    <w:p>
+      <w:pPr>
+        <w:pStyle w:val="BookBody"/>
+      </w:pPr>
+      <w:r>
+        <w:t xml:space="preserve">I just want to be loved.</w:t>
+      </w:r>
+    </w:p>
+    <w:p>
+      <w:pPr>
+        <w:pStyle w:val="BookBody"/>
+      </w:pPr>
+      <w:r>
+        <w:t xml:space="preserve">That’s it. Nothing else.</w:t>
+      </w:r>
+    </w:p>
+    <w:p>
+      <w:pPr>
+        <w:pStyle w:val="BookBody"/>
+      </w:pPr>
+      <w:r>
+        <w:t xml:space="preserve">I think if I get love, I would cross seven seas for that person. I would love that person more than I love myself. But the condition is simple: that person should love me more than I love them.</w:t>
+      </w:r>
+    </w:p>
+    <w:p>
+      <w:pPr>
+        <w:pStyle w:val="BookBody"/>
+      </w:pPr>
+      <w:r>
+        <w:t xml:space="preserve">Is it too much to ask?</w:t>
+      </w:r>
+    </w:p>
+    <w:p>
+      <w:pPr>
+        <w:pStyle w:val="BookBody"/>
+      </w:pPr>
+      <w:r>
+        <w:t xml:space="preserve">Maybe.</w:t>
+      </w:r>
+    </w:p>
+    <w:p>
+      <w:pPr>
+        <w:pStyle w:val="BookBody"/>
+      </w:pPr>
+      <w:r>
+        <w:t xml:space="preserve">I always say that no one will take care of me, think about me, or worry about me more than my mother. And honestly, I don’t just mean me. I feel like this is true for everyone.</w:t>
+      </w:r>
+    </w:p>
+    <w:p>
+      <w:pPr>
+        <w:pStyle w:val="BookBody"/>
+      </w:pPr>
+      <w:r>
+        <w:t xml:space="preserve">But now I feel like no one will take care of you, think about you, or worry about you at all unless you are useful to them. Unless their needs are being fulfilled. Unless they are getting some benefit from you. Unless you are convenient for them.</w:t>
+      </w:r>
+    </w:p>
+    <w:p>
+      <w:pPr>
+        <w:pStyle w:val="BookBody"/>
+      </w:pPr>
+      <w:r>
+        <w:t xml:space="preserve">Today, people fake everything.</w:t>
+      </w:r>
+    </w:p>
+    <w:p>
+      <w:pPr>
+        <w:pStyle w:val="BookBody"/>
+      </w:pPr>
+      <w:r>
+        <w:t xml:space="preserve">Every emotion they show. Every word they say. They lie.</w:t>
+      </w:r>
+    </w:p>
+    <w:p>
+      <w:pPr>
+        <w:pStyle w:val="BookBody"/>
+      </w:pPr>
+      <w:r>
+        <w:t xml:space="preserve">And I just hate lies.</w:t>
+      </w:r>
+    </w:p>
+    <w:p>
+      <w:pPr>
+        <w:pStyle w:val="BookBody"/>
+      </w:pPr>
+      <w:r>
+        <w:t xml:space="preserve">Why do people even lie?</w:t>
+      </w:r>
+    </w:p>
+    <w:p>
+      <w:pPr>
+        <w:pStyle w:val="BookBody"/>
+      </w:pPr>
+      <w:r>
+        <w:t xml:space="preserve">Why do people break the trust of someone who trusted them with their whole heart?</w:t>
+      </w:r>
+    </w:p>
+    <w:p>
+      <w:pPr>
+        <w:pStyle w:val="BookBody"/>
+      </w:pPr>
+      <w:r>
+        <w:t xml:space="preserve">Why?</w:t>
+      </w:r>
+    </w:p>
+    <w:p>
+      <w:pPr>
+        <w:pStyle w:val="BookBody"/>
+      </w:pPr>
+      <w:r>
+        <w:t xml:space="preserve">I really feel like I’m walking among people who wear masks and costumes. They are so different on the inside. They are not who they pretend to be, and maybe they aren’t even who they want to be.</w:t>
+      </w:r>
+    </w:p>
+    <w:p>
+      <w:pPr>
+        <w:pStyle w:val="BookBody"/>
+      </w:pPr>
+      <w:r>
+        <w:t xml:space="preserve">They are just selfish.</w:t>
+      </w:r>
+    </w:p>
+    <w:p>
+      <w:pPr>
+        <w:pStyle w:val="BookBody"/>
+      </w:pPr>
+      <w:r>
+        <w:t xml:space="preserve">They want attention. They want all the love a person has to offer. And once they have taken all of it, once they feel like they have had enough, they go away.</w:t>
+      </w:r>
+    </w:p>
+    <w:p>
+      <w:pPr>
+        <w:pStyle w:val="BookBody"/>
+      </w:pPr>
+      <w:r>
+        <w:t xml:space="preserve">They leave you.</w:t>
+      </w:r>
+    </w:p>
+    <w:p>
+      <w:pPr>
+        <w:pStyle w:val="BookBody"/>
+      </w:pPr>
+      <w:r>
+        <w:t xml:space="preserve">And they move forward like nothing ever happened.</w:t>
+      </w:r>
+    </w:p>
+    <w:p>
+      <w:pPr>
+        <w:pStyle w:val="BookBody"/>
+      </w:pPr>
+      <w:r>
+        <w:t xml:space="preserve">Why do people act selfish?</w:t>
+      </w:r>
+    </w:p>
+    <w:p>
+      <w:pPr>
+        <w:pStyle w:val="BookBody"/>
+      </w:pPr>
+      <w:r>
+        <w:t xml:space="preserve">Why don’t they think about the people who care about them? The people who love them? The people who worry about them?</w:t>
+      </w:r>
+    </w:p>
+    <w:p>
+      <w:pPr>
+        <w:pStyle w:val="BookBody"/>
+      </w:pPr>
+      <w:r>
+        <w:t xml:space="preserve">Why?</w:t>
+      </w:r>
+    </w:p>
+    <w:p>
+      <w:pPr>
+        <w:pStyle w:val="BookBody"/>
+      </w:pPr>
+      <w:r>
+        <w:t xml:space="preserve">Or is it normal to just think about yourself? To become selfish and do only what you want? To act like none of it matters? To feel nothing for the other person?</w:t>
+      </w:r>
+    </w:p>
+    <w:p>
+      <w:pPr>
+        <w:pStyle w:val="BookBody"/>
+      </w:pPr>
+      <w:r>
+        <w:t xml:space="preserve">Sometimes I wish I could have become like them.</w:t>
+      </w:r>
+    </w:p>
+    <w:p>
+      <w:pPr>
+        <w:pStyle w:val="BookBody"/>
+      </w:pPr>
+      <w:r>
+        <w:t xml:space="preserve">Maybe then I wouldn’t have to suffer this much.</w:t>
+      </w:r>
+    </w:p>
+    <w:p>
+      <w:pPr>
+        <w:pStyle w:val="BookBody"/>
+      </w:pPr>
+      <w:r>
+        <w:t xml:space="preserve">I wouldn’t have to get hurt.</w:t>
+      </w:r>
+    </w:p>
+    <w:p>
+      <w:pPr>
+        <w:pStyle w:val="BookBody"/>
+      </w:pPr>
+      <w:r>
+        <w:t xml:space="preserve">I wouldn’t have to tear up like I am right now.</w:t>
+      </w:r>
+    </w:p>
+    <w:p>
+      <w:pPr>
+        <w:pStyle w:val="BookBody"/>
+      </w:pPr>
+      <w:r>
+        <w:t xml:space="preserve">I can’t bear this any longer.</w:t>
+      </w:r>
+    </w:p>
+    <w:p>
+      <w:pPr>
+        <w:pStyle w:val="BookBody"/>
+      </w:pPr>
+      <w:r>
+        <w:t xml:space="preserve">I feel so much for the people who are closest to me. I care about them. I worry about them. I love them so much that they probably can’t even imagine it.</w:t>
+      </w:r>
+    </w:p>
+    <w:p>
+      <w:pPr>
+        <w:pStyle w:val="BookBody"/>
+      </w:pPr>
+      <w:r>
+        <w:t xml:space="preserve">But why don’t they understand that?</w:t>
+      </w:r>
+    </w:p>
+    <w:p>
+      <w:pPr>
+        <w:pStyle w:val="BookBody"/>
+      </w:pPr>
+      <w:r>
+        <w:t xml:space="preserve">Why do they think this is normal?</w:t>
+      </w:r>
+    </w:p>
+    <w:p>
+      <w:pPr>
+        <w:pStyle w:val="BookBody"/>
+      </w:pPr>
+      <w:r>
+        <w:t xml:space="preserve">And now, again, I think I am being too harsh on myself.</w:t>
+      </w:r>
+    </w:p>
+    <w:p>
+      <w:pPr>
+        <w:pStyle w:val="BookBody"/>
+      </w:pPr>
+      <w:r>
+        <w:t xml:space="preserve">Why was I even born in this generation, where it feels like people don’t care about each other?</w:t>
+      </w:r>
+    </w:p>
+    <w:p>
+      <w:pPr>
+        <w:pStyle w:val="BookBody"/>
+      </w:pPr>
+      <w:r>
+        <w:t xml:space="preserve">Or why did I become like this?</w:t>
+      </w:r>
+    </w:p>
+    <w:p>
+      <w:pPr>
+        <w:pStyle w:val="BookBody"/>
+      </w:pPr>
+      <w:r>
+        <w:t xml:space="preserve">This emotional fool.</w:t>
+      </w:r>
+    </w:p>
+    <w:p>
+      <w:pPr>
+        <w:pStyle w:val="BookBody"/>
+      </w:pPr>
+      <w:r>
+        <w:t xml:space="preserve">No.</w:t>
+      </w:r>
+    </w:p>
+    <w:p>
+      <w:pPr>
+        <w:pStyle w:val="BookBody"/>
+      </w:pPr>
+      <w:r>
+        <w:t xml:space="preserve">I’m a joker in this generation.</w:t>
+      </w:r>
+    </w:p>
+    <w:p>
+      <w:pPr>
+        <w:pStyle w:val="BookBody"/>
+      </w:pPr>
+      <w:r>
+        <w:t xml:space="preserve">I’m blinded by love, and I can’t see the real things right in front of me. I only see the things that love allows me to see. The good things. The things I want to believe in. The things I want to keep safe and happy.</w:t>
+      </w:r>
+    </w:p>
+    <w:p>
+      <w:pPr>
+        <w:pStyle w:val="BookBody"/>
+      </w:pPr>
+      <w:r>
+        <w:t xml:space="preserve">Sometimes I think maybe, in my next life, I’ll be born like these people.</w:t>
+      </w:r>
+    </w:p>
+    <w:p>
+      <w:pPr>
+        <w:pStyle w:val="BookBody"/>
+      </w:pPr>
+      <w:r>
+        <w:t xml:space="preserve">People who don’t care.</w:t>
+      </w:r>
+    </w:p>
+    <w:p>
+      <w:pPr>
+        <w:pStyle w:val="BookBody"/>
+      </w:pPr>
+      <w:r>
+        <w:t xml:space="preserve">People who are selfish.</w:t>
+      </w:r>
+    </w:p>
+    <w:p>
+      <w:pPr>
+        <w:pStyle w:val="BookBody"/>
+      </w:pPr>
+      <w:r>
+        <w:t xml:space="preserve">People who only think about themselves.</w:t>
+      </w:r>
+    </w:p>
+    <w:p>
+      <w:pPr>
+        <w:pStyle w:val="BookBody"/>
+      </w:pPr>
+      <w:r>
+        <w:t xml:space="preserve">Maybe then I wouldn’t get hurt like this.</w:t>
+      </w:r>
+    </w:p>
+    <w:p>
+      <w:pPr>
+        <w:pStyle w:val="BookBody"/>
+      </w:pPr>
+      <w:r>
+        <w:t xml:space="preserve">Or maybe I would just prefer not to be born again.</w:t>
+      </w:r>
+    </w:p>
+    <w:p>
+      <w:pPr>
+        <w:pStyle w:val="BookBody"/>
+      </w:pPr>
+      <w:r>
+        <w:t xml:space="preserve">Because in this cruel world, it feels like you have only two choices.</w:t>
+      </w:r>
+    </w:p>
+    <w:p>
+      <w:pPr>
+        <w:pStyle w:val="BookBody"/>
+      </w:pPr>
+      <w:r>
+        <w:t xml:space="preserve">Either you become cruel,</w:t>
+      </w:r>
+    </w:p>
+    <w:p>
+      <w:pPr>
+        <w:pStyle w:val="BookBody"/>
+      </w:pPr>
+      <w:r>
+        <w:t xml:space="preserve">or you suffer and get hurt every minute.</w:t>
+      </w:r>
+    </w:p>
+    <w:p>
+      <w:pPr>
+        <w:pStyle w:val="BookBody"/>
+      </w:pPr>
+      <w:r>
+        <w:t xml:space="preserve">I’m not angry.</w:t>
+      </w:r>
+    </w:p>
+    <w:p>
+      <w:pPr>
+        <w:pStyle w:val="BookBody"/>
+      </w:pPr>
+      <w:r>
+        <w:t xml:space="preserve">I’m just frustrated.</w:t>
+      </w:r>
+    </w:p>
+    <w:p>
+      <w:pPr>
+        <w:pStyle w:val="BookBody"/>
+      </w:pPr>
+      <w:r>
+        <w:t xml:space="preserve">I genuinely don’t understand why people don’t realize these things. How can someone fake their emotions? How can someone fake caring about another person?</w:t>
+      </w:r>
+    </w:p>
+    <w:p>
+      <w:pPr>
+        <w:pStyle w:val="BookBody"/>
+      </w:pPr>
+      <w:r>
+        <w:t xml:space="preserve">I genuinely don’t know.</w:t>
+      </w:r>
+    </w:p>
+    <w:p>
+      <w:pPr>
+        <w:pStyle w:val="BookBody"/>
+      </w:pPr>
+      <w:r>
+        <w:t xml:space="preserve">When I care about someone, I genuinely care about them.</w:t>
+      </w:r>
+    </w:p>
+    <w:p>
+      <w:pPr>
+        <w:pStyle w:val="BookBody"/>
+      </w:pPr>
+      <w:r>
+        <w:t xml:space="preserve">When I think about them, I genuinely want to know how their day went. I genuinely want to know if they are doing well in their life.</w:t>
+      </w:r>
+    </w:p>
+    <w:p>
+      <w:pPr>
+        <w:pStyle w:val="BookBody"/>
+      </w:pPr>
+      <w:r>
+        <w:t xml:space="preserve">Whatever I do, I do it with my whole heart.</w:t>
+      </w:r>
+    </w:p>
+    <w:p>
+      <w:pPr>
+        <w:pStyle w:val="BookBody"/>
+      </w:pPr>
+      <w:r>
+        <w:t xml:space="preserve">I don’t fake anything.</w:t>
+      </w:r>
+    </w:p>
+    <w:p>
+      <w:pPr>
+        <w:pStyle w:val="BookBody"/>
+      </w:pPr>
+      <w:r>
+        <w:t xml:space="preserve">And I don’t think I’ll ever fake anything.</w:t>
+      </w:r>
+    </w:p>
+    <w:p>
+      <w:pPr>
+        <w:pStyle w:val="BookBody"/>
+      </w:pPr>
+      <w:r>
+        <w:t xml:space="preserve">Not until I die.</w:t>
+      </w:r>
+    </w:p>
+    <w:p>
+      <w:pPr>
+        <w:pStyle w:val="BookBody"/>
+      </w:pPr>
+      <w:r>
+        <w:t xml:space="preserve">No matter how people treat me.</w:t>
+      </w:r>
+    </w:p>
+    <w:p>
+      <w:pPr>
+        <w:pStyle w:val="BookBody"/>
+      </w:pPr>
+      <w:r>
+        <w:t xml:space="preserve">No matter how much they use me.</w:t>
+      </w:r>
+    </w:p>
+    <w:p>
+      <w:pPr>
+        <w:pStyle w:val="BookBody"/>
+      </w:pPr>
+      <w:r>
+        <w:t xml:space="preserve">No matter how much it hurts me.</w:t>
+      </w:r>
+    </w:p>
+    <w:p>
+      <w:pPr>
+        <w:pStyle w:val="BookBody"/>
+      </w:pPr>
+      <w:r>
+        <w:t xml:space="preserve">No matter how much it destroys me.</w:t>
+      </w:r>
+    </w:p>
+    <w:p>
+      <w:pPr>
+        <w:pStyle w:val="BookBody"/>
+      </w:pPr>
+      <w:r>
+        <w:t xml:space="preserve">I’ll stay kind.</w:t>
+      </w:r>
+    </w:p>
+    <w:p>
+      <w:pPr>
+        <w:pStyle w:val="BookBody"/>
+      </w:pPr>
+      <w:r>
+        <w:t xml:space="preserve">I’ll love the people I love.</w:t>
+      </w:r>
+    </w:p>
+    <w:p>
+      <w:pPr>
+        <w:pStyle w:val="BookBody"/>
+      </w:pPr>
+      <w:r>
+        <w:t xml:space="preserve">I’ll still try to make them happy.</w:t>
+      </w:r>
+    </w:p>
+    <w:p>
+      <w:pPr>
+        <w:pStyle w:val="BookBody"/>
+      </w:pPr>
+      <w:r>
+        <w:t xml:space="preserve">Because that’s who I am.</w:t>
+      </w:r>
+    </w:p>
+    <w:p>
+      <w:pPr>
+        <w:pStyle w:val="BookBody"/>
+      </w:pPr>
+      <w:r>
+        <w:t xml:space="preserve">And that’s how my mom and dad raised me.</w:t>
+      </w:r>
+    </w:p>
+    <w:p>
+      <w:pPr>
+        <w:keepNext/>
+        <w:pageBreakBefore/>
+        <w:spacing w:after="0" w:before="0" w:line="1944" w:lineRule="exact"/>
+      </w:pPr>
+    </w:p>
+    <w:p>
+      <w:pPr>
+        <w:pStyle w:val="ChapterLabel"/>
+      </w:pPr>
+      <w:r>
+        <w:t xml:space="preserve">Chapter Seven</w:t>
       </w:r>
     </w:p>
     <w:p>
@@ -10422,18 +11016,17 @@
     </w:p>
     <w:p>
       <w:pPr>
-        <w:spacing w:after="0"/>
-      </w:pPr>
-      <w:r>
-        <w:br w:type="page"/>
-      </w:r>
+        <w:keepNext/>
+        <w:pageBreakBefore/>
+        <w:spacing w:after="0" w:before="0" w:line="1944" w:lineRule="exact"/>
+      </w:pPr>
     </w:p>
     <w:p>
       <w:pPr>
         <w:pStyle w:val="ChapterLabel"/>
       </w:pPr>
       <w:r>
-        <w:t xml:space="preserve">Chapter Seven</w:t>
+        <w:t xml:space="preserve">Chapter Eight</w:t>
       </w:r>
     </w:p>
     <w:p>
@@ -12084,8 +12677,8 @@
       </w:r>
     </w:p>
     <w:sectPr>
-      <w:footerReference w:type="default" r:id="rId9"/>
-      <w:type w:val="oddPage"/>
+      <w:footerReference w:type="default" r:id="rId8"/>
+      <w:type w:val="nextPage"/>
       <w:pgSz w:w="7920" w:h="12240" w:orient="portrait"/>
       <w:pgMar w:top="1152" w:right="936" w:bottom="1224" w:left="1260" w:header="576" w:footer="648" w:gutter="0"/>
       <w:pgNumType w:start="1"/>
@@ -12143,12 +12736,6 @@
 </file>
 
 <file path=word/footer2.xml><?xml version="1.0" encoding="utf-8"?>
-<w:ftr xmlns:wpc="http://schemas.microsoft.com/office/word/2010/wordprocessingCanvas" xmlns:mc="http://schemas.openxmlformats.org/markup-compatibility/2006" xmlns:o="urn:schemas-microsoft-com:office:office" xmlns:r="http://schemas.openxmlformats.org/officeDocument/2006/relationships" xmlns:m="http://schemas.openxmlformats.org/officeDocument/2006/math" xmlns:v="urn:schemas-microsoft-com:vml" xmlns:wp14="http://schemas.microsoft.com/office/word/2010/wordprocessingDrawing" xmlns:wp="http://schemas.openxmlformats.org/drawingml/2006/wordprocessingDrawing" xmlns:w10="urn:schemas-microsoft-com:office:word" xmlns:w="http://schemas.openxmlformats.org/wordprocessingml/2006/main" xmlns:w14="http://schemas.microsoft.com/office/word/2010/wordml" xmlns:w15="http://schemas.microsoft.com/office/word/2012/wordml" xmlns:wpg="http://schemas.microsoft.com/office/word/2010/wordprocessingGroup" xmlns:wpi="http://schemas.microsoft.com/office/word/2010/wordprocessingInk" xmlns:wne="http://schemas.microsoft.com/office/word/2006/wordml" xmlns:wps="http://schemas.microsoft.com/office/word/2010/wordprocessingShape">
-  <w:p/>
-</w:ftr>
-</file>
-
-<file path=word/footer3.xml><?xml version="1.0" encoding="utf-8"?>
 <w:ftr xmlns:wpc="http://schemas.microsoft.com/office/word/2010/wordprocessingCanvas" xmlns:mc="http://schemas.openxmlformats.org/markup-compatibility/2006" xmlns:o="urn:schemas-microsoft-com:office:office" xmlns:r="http://schemas.openxmlformats.org/officeDocument/2006/relationships" xmlns:m="http://schemas.openxmlformats.org/officeDocument/2006/math" xmlns:v="urn:schemas-microsoft-com:vml" xmlns:wp14="http://schemas.microsoft.com/office/word/2010/wordprocessingDrawing" xmlns:wp="http://schemas.openxmlformats.org/drawingml/2006/wordprocessingDrawing" xmlns:w10="urn:schemas-microsoft-com:office:word" xmlns:w="http://schemas.openxmlformats.org/wordprocessingml/2006/main" xmlns:w14="http://schemas.microsoft.com/office/word/2010/wordml" xmlns:w15="http://schemas.microsoft.com/office/word/2012/wordml" xmlns:wpg="http://schemas.microsoft.com/office/word/2010/wordprocessingGroup" xmlns:wpi="http://schemas.microsoft.com/office/word/2010/wordprocessingInk" xmlns:wne="http://schemas.microsoft.com/office/word/2006/wordml" xmlns:wps="http://schemas.microsoft.com/office/word/2010/wordprocessingShape">
   <w:p>
     <w:pPr>
@@ -12533,7 +13120,7 @@
     <w:qFormat/>
     <w:pPr>
       <w:keepNext/>
-      <w:spacing w:after="160" w:before="1944"/>
+      <w:spacing w:after="160" w:before="0"/>
       <w:jc w:val="center"/>
     </w:pPr>
     <w:rPr>
@@ -12597,6 +13184,23 @@
       <w:szCs w:val="18"/>
     </w:rPr>
   </w:style>
+  <w:style w:type="paragraph" w:styleId="Epigraph">
+    <w:name w:val="Epigraph"/>
+    <w:basedOn w:val="Normal"/>
+    <w:qFormat/>
+    <w:pPr>
+      <w:spacing w:after="0" w:before="0" w:line="360" w:lineRule="auto"/>
+      <w:jc w:val="center"/>
+    </w:pPr>
+    <w:rPr>
+      <w:rFonts w:ascii="EB Garamond" w:cs="EB Garamond" w:eastAsia="EB Garamond" w:hAnsi="EB Garamond"/>
+      <w:i/>
+      <w:iCs/>
+      <w:color w:val="333333"/>
+      <w:sz w:val="25"/>
+      <w:szCs w:val="25"/>
+    </w:rPr>
+  </w:style>
   <w:style w:type="paragraph" w:styleId="ContentsEntry">
     <w:name w:val="Contents Entry"/>
     <w:basedOn w:val="Normal"/>

--- a/things-i-never-knew-how-to-say_book_ready.docx
+++ b/things-i-never-knew-how-to-say_book_ready.docx
@@ -87,7 +87,7 @@
         <w:t xml:space="preserve">	</w:t>
       </w:r>
       <w:r>
-        <w:t xml:space="preserve">24 August — 10:46 a.m.</w:t>
+        <w:t xml:space="preserve">27 August</w:t>
       </w:r>
     </w:p>
     <w:p>
@@ -104,7 +104,7 @@
         <w:t xml:space="preserve">	</w:t>
       </w:r>
       <w:r>
-        <w:t xml:space="preserve">27 August</w:t>
+        <w:t xml:space="preserve">The Flower I Keep Seeing</w:t>
       </w:r>
     </w:p>
     <w:p>
@@ -121,7 +121,7 @@
         <w:t xml:space="preserve">	</w:t>
       </w:r>
       <w:r>
-        <w:t xml:space="preserve">The Flower I Keep Seeing</w:t>
+        <w:t xml:space="preserve">The Flower I Chose Not to Pick</w:t>
       </w:r>
     </w:p>
     <w:p>
@@ -138,7 +138,7 @@
         <w:t xml:space="preserve">	</w:t>
       </w:r>
       <w:r>
-        <w:t xml:space="preserve">The Flower I Chose Not to Pick</w:t>
+        <w:t xml:space="preserve">The Weight of Thinking About You</w:t>
       </w:r>
     </w:p>
     <w:p>
@@ -155,7 +155,7 @@
         <w:t xml:space="preserve">	</w:t>
       </w:r>
       <w:r>
-        <w:t xml:space="preserve">The Weight of Thinking About You</w:t>
+        <w:t xml:space="preserve">I Just Want to Be Loved</w:t>
       </w:r>
     </w:p>
     <w:p>
@@ -172,7 +172,7 @@
         <w:t xml:space="preserve">	</w:t>
       </w:r>
       <w:r>
-        <w:t xml:space="preserve">I Just Want to Be Loved</w:t>
+        <w:t xml:space="preserve">The Love I Could Never Explain</w:t>
       </w:r>
     </w:p>
     <w:p>
@@ -184,23 +184,6 @@
           <w:color w:val="595959"/>
         </w:rPr>
         <w:t xml:space="preserve">7</w:t>
-      </w:r>
-      <w:r>
-        <w:t xml:space="preserve">	</w:t>
-      </w:r>
-      <w:r>
-        <w:t xml:space="preserve">The Love I Could Never Explain</w:t>
-      </w:r>
-    </w:p>
-    <w:p>
-      <w:pPr>
-        <w:pStyle w:val="ContentsEntry"/>
-      </w:pPr>
-      <w:r>
-        <w:rPr>
-          <w:color w:val="595959"/>
-        </w:rPr>
-        <w:t xml:space="preserve">8</w:t>
       </w:r>
       <w:r>
         <w:t xml:space="preserve">	</w:t>
@@ -239,2315 +222,1463 @@
         <w:pStyle w:val="Heading1"/>
       </w:pPr>
       <w:r>
-        <w:t xml:space="preserve">24 August — 10:46 a.m.</w:t>
-      </w:r>
-    </w:p>
-    <w:p>
-      <w:pPr>
-        <w:pStyle w:val="BookBody"/>
-      </w:pPr>
-      <w:r>
-        <w:t xml:space="preserve">I don’t even know what this feeling is.</w:t>
-      </w:r>
-    </w:p>
-    <w:p>
-      <w:pPr>
-        <w:pStyle w:val="BookBody"/>
-      </w:pPr>
-      <w:r>
-        <w:t xml:space="preserve">Maybe it is loneliness.</w:t>
-      </w:r>
-    </w:p>
-    <w:p>
-      <w:pPr>
-        <w:pStyle w:val="BookBody"/>
-      </w:pPr>
-      <w:r>
-        <w:t xml:space="preserve">But that doesn’t feel completely right either, because I have friends. People I can call. People I can meet. People I can laugh with.</w:t>
-      </w:r>
-    </w:p>
-    <w:p>
-      <w:pPr>
-        <w:pStyle w:val="BookBody"/>
-      </w:pPr>
-      <w:r>
-        <w:t xml:space="preserve">And still, somehow, I feel alone.</w:t>
-      </w:r>
-    </w:p>
-    <w:p>
-      <w:pPr>
-        <w:pStyle w:val="BookBody"/>
-      </w:pPr>
-      <w:r>
-        <w:t xml:space="preserve">Not completely alone.</w:t>
-      </w:r>
-    </w:p>
-    <w:p>
-      <w:pPr>
-        <w:pStyle w:val="BookBody"/>
-      </w:pPr>
-      <w:r>
-        <w:t xml:space="preserve">Just alone in a way that is difficult to explain.</w:t>
-      </w:r>
-    </w:p>
-    <w:p>
-      <w:pPr>
-        <w:pStyle w:val="BookBody"/>
-      </w:pPr>
-      <w:r>
-        <w:t xml:space="preserve">Maybe it is stress. But not because of work. Work is not what is making me feel this heavy today.</w:t>
-      </w:r>
-    </w:p>
-    <w:p>
-      <w:pPr>
-        <w:pStyle w:val="BookBody"/>
-      </w:pPr>
-      <w:r>
-        <w:t xml:space="preserve">It is the enormous amount of responsibility that seems to be waiting for me now.</w:t>
-      </w:r>
-    </w:p>
-    <w:p>
-      <w:pPr>
-        <w:pStyle w:val="BookBody"/>
-      </w:pPr>
-      <w:r>
-        <w:t xml:space="preserve">Today is Monday.</w:t>
-      </w:r>
-    </w:p>
-    <w:p>
-      <w:pPr>
-        <w:pStyle w:val="BookBody"/>
-      </w:pPr>
-      <w:r>
-        <w:t xml:space="preserve">Yesterday, I met my friends. We laughed, talked, joked around, and for some time everything felt normal. Then, somehow, our conversation turned toward responsibilities. The pressure we carry. The things we have to do. The things we cannot avoid.</w:t>
-      </w:r>
-    </w:p>
-    <w:p>
-      <w:pPr>
-        <w:pStyle w:val="BookBody"/>
-      </w:pPr>
-      <w:r>
-        <w:t xml:space="preserve">We talked about what happens if we don’t make it.</w:t>
-      </w:r>
-    </w:p>
-    <w:p>
-      <w:pPr>
-        <w:pStyle w:val="BookBody"/>
-      </w:pPr>
-      <w:r>
-        <w:t xml:space="preserve">What happens if we fail?</w:t>
-      </w:r>
-    </w:p>
-    <w:p>
-      <w:pPr>
-        <w:pStyle w:val="BookBody"/>
-      </w:pPr>
-      <w:r>
-        <w:t xml:space="preserve">What will we provide for our future families?</w:t>
-      </w:r>
-    </w:p>
-    <w:p>
-      <w:pPr>
-        <w:pStyle w:val="BookBody"/>
-      </w:pPr>
-      <w:r>
-        <w:t xml:space="preserve">What will we provide for the families we already have?</w:t>
-      </w:r>
-    </w:p>
-    <w:p>
-      <w:pPr>
-        <w:pStyle w:val="BookBody"/>
-      </w:pPr>
-      <w:r>
-        <w:t xml:space="preserve">What happens to the people who are depending on us?</w:t>
-      </w:r>
-    </w:p>
-    <w:p>
-      <w:pPr>
-        <w:pStyle w:val="BookBody"/>
-      </w:pPr>
-      <w:r>
-        <w:t xml:space="preserve">The conversation became so deep that we started laughing.</w:t>
-      </w:r>
-    </w:p>
-    <w:p>
-      <w:pPr>
-        <w:pStyle w:val="BookBody"/>
-      </w:pPr>
-      <w:r>
-        <w:t xml:space="preserve">Not because it was funny.</w:t>
-      </w:r>
-    </w:p>
-    <w:p>
-      <w:pPr>
-        <w:pStyle w:val="BookBody"/>
-      </w:pPr>
-      <w:r>
-        <w:t xml:space="preserve">Maybe because sometimes life becomes so serious that laughing is the only thing you can do.</w:t>
-      </w:r>
-    </w:p>
-    <w:p>
-      <w:pPr>
-        <w:pStyle w:val="BookBody"/>
-      </w:pPr>
-      <w:r>
-        <w:t xml:space="preserve">A few years ago, none of us even thought about these things. We were just enjoying every day. We were living comfortably because our parents were the ones worrying about work, money, responsibilities, and our future.</w:t>
-      </w:r>
-    </w:p>
-    <w:p>
-      <w:pPr>
-        <w:pStyle w:val="BookBody"/>
-      </w:pPr>
-      <w:r>
-        <w:t xml:space="preserve">Now things have changed.</w:t>
-      </w:r>
-    </w:p>
-    <w:p>
-      <w:pPr>
-        <w:pStyle w:val="BookBody"/>
-      </w:pPr>
-      <w:r>
-        <w:t xml:space="preserve">We are the ones who have to think about their future.</w:t>
-      </w:r>
-    </w:p>
-    <w:p>
-      <w:pPr>
-        <w:pStyle w:val="BookBody"/>
-      </w:pPr>
-      <w:r>
-        <w:t xml:space="preserve">And ours.</w:t>
-      </w:r>
-    </w:p>
-    <w:p>
-      <w:pPr>
-        <w:pStyle w:val="BookBody"/>
-      </w:pPr>
-      <w:r>
-        <w:t xml:space="preserve">It doesn’t even feel strange anymore. This day was always going to come.</w:t>
-      </w:r>
-    </w:p>
-    <w:p>
-      <w:pPr>
-        <w:pStyle w:val="BookBody"/>
-      </w:pPr>
-      <w:r>
-        <w:t xml:space="preserve">And now it has.</w:t>
-      </w:r>
-    </w:p>
-    <w:p>
-      <w:pPr>
-        <w:pStyle w:val="BookBody"/>
-      </w:pPr>
-      <w:r>
-        <w:t xml:space="preserve">But there is something I never imagined would become another source of pressure.</w:t>
-      </w:r>
-    </w:p>
-    <w:p>
-      <w:pPr>
-        <w:pStyle w:val="BookBody"/>
-      </w:pPr>
-      <w:r>
-        <w:t xml:space="preserve">Something that would somehow hurt and burn more than all these responsibilities.</w:t>
-      </w:r>
-    </w:p>
-    <w:p>
-      <w:pPr>
-        <w:pStyle w:val="BookBody"/>
-      </w:pPr>
-      <w:r>
-        <w:t xml:space="preserve">Having someone who understands you.</w:t>
-      </w:r>
-    </w:p>
-    <w:p>
-      <w:pPr>
-        <w:pStyle w:val="BookBody"/>
-      </w:pPr>
-      <w:r>
-        <w:t xml:space="preserve">Or maybe having someone who you wish would understand you.</w:t>
-      </w:r>
-    </w:p>
-    <w:p>
-      <w:pPr>
-        <w:pStyle w:val="BookBody"/>
-      </w:pPr>
-      <w:r>
-        <w:t xml:space="preserve">Because somehow, again and again, everything leads back to her.</w:t>
-      </w:r>
-    </w:p>
-    <w:p>
-      <w:pPr>
-        <w:pStyle w:val="BookBody"/>
-      </w:pPr>
-      <w:r>
-        <w:t xml:space="preserve">Everything I am thinking.</w:t>
-      </w:r>
-    </w:p>
-    <w:p>
-      <w:pPr>
-        <w:pStyle w:val="BookBody"/>
-      </w:pPr>
-      <w:r>
-        <w:t xml:space="preserve">Everything I am writing.</w:t>
-      </w:r>
-    </w:p>
-    <w:p>
-      <w:pPr>
-        <w:pStyle w:val="BookBody"/>
-      </w:pPr>
-      <w:r>
-        <w:t xml:space="preserve">Every thought.</w:t>
-      </w:r>
-    </w:p>
-    <w:p>
-      <w:pPr>
-        <w:pStyle w:val="BookBody"/>
-      </w:pPr>
-      <w:r>
-        <w:t xml:space="preserve">Every movement.</w:t>
-      </w:r>
-    </w:p>
-    <w:p>
-      <w:pPr>
-        <w:pStyle w:val="BookBody"/>
-      </w:pPr>
-      <w:r>
-        <w:t xml:space="preserve">Every passing second.</w:t>
-      </w:r>
-    </w:p>
-    <w:p>
-      <w:pPr>
-        <w:pStyle w:val="BookBody"/>
-      </w:pPr>
-      <w:r>
-        <w:t xml:space="preserve">Somehow, my heart keeps asking for her.</w:t>
-      </w:r>
-    </w:p>
-    <w:p>
-      <w:pPr>
-        <w:pStyle w:val="BookBody"/>
-      </w:pPr>
-      <w:r>
-        <w:t xml:space="preserve">Not physically.</w:t>
-      </w:r>
-    </w:p>
-    <w:p>
-      <w:pPr>
-        <w:pStyle w:val="BookBody"/>
-      </w:pPr>
-      <w:r>
-        <w:t xml:space="preserve">Something inside me keeps searching for her.</w:t>
-      </w:r>
-    </w:p>
-    <w:p>
-      <w:pPr>
-        <w:pStyle w:val="BookBody"/>
-      </w:pPr>
-      <w:r>
-        <w:t xml:space="preserve">Yesterday, we talked.</w:t>
-      </w:r>
-    </w:p>
-    <w:p>
-      <w:pPr>
-        <w:pStyle w:val="BookBody"/>
-      </w:pPr>
-      <w:r>
-        <w:t xml:space="preserve">And somehow, it still didn’t feel like enough.</w:t>
-      </w:r>
-    </w:p>
-    <w:p>
-      <w:pPr>
-        <w:pStyle w:val="BookBody"/>
-      </w:pPr>
-      <w:r>
-        <w:t xml:space="preserve">Maybe she was busy.</w:t>
-      </w:r>
-    </w:p>
-    <w:p>
-      <w:pPr>
-        <w:pStyle w:val="BookBody"/>
-      </w:pPr>
-      <w:r>
-        <w:t xml:space="preserve">Maybe she had her own commitments.</w:t>
-      </w:r>
-    </w:p>
-    <w:p>
-      <w:pPr>
-        <w:pStyle w:val="BookBody"/>
-      </w:pPr>
-      <w:r>
-        <w:t xml:space="preserve">Maybe.</w:t>
-      </w:r>
-    </w:p>
-    <w:p>
-      <w:pPr>
-        <w:pStyle w:val="BookBody"/>
-      </w:pPr>
-      <w:r>
-        <w:t xml:space="preserve">Maybe.</w:t>
-      </w:r>
-    </w:p>
-    <w:p>
-      <w:pPr>
-        <w:pStyle w:val="BookBody"/>
-      </w:pPr>
-      <w:r>
-        <w:t xml:space="preserve">Maybe.</w:t>
-      </w:r>
-    </w:p>
-    <w:p>
-      <w:pPr>
-        <w:pStyle w:val="BookBody"/>
-      </w:pPr>
-      <w:r>
-        <w:t xml:space="preserve">And sometimes I think, why am I not that busy?</w:t>
-      </w:r>
-    </w:p>
-    <w:p>
-      <w:pPr>
-        <w:pStyle w:val="BookBody"/>
-      </w:pPr>
-      <w:r>
-        <w:t xml:space="preserve">Why do I reply within milliseconds?</w:t>
-      </w:r>
-    </w:p>
-    <w:p>
-      <w:pPr>
-        <w:pStyle w:val="BookBody"/>
-      </w:pPr>
-      <w:r>
-        <w:t xml:space="preserve">Why am I the one waiting?</w:t>
-      </w:r>
-    </w:p>
-    <w:p>
-      <w:pPr>
-        <w:pStyle w:val="BookBody"/>
-      </w:pPr>
-      <w:r>
-        <w:t xml:space="preserve">But then I remind myself that it is fine.</w:t>
-      </w:r>
-    </w:p>
-    <w:p>
-      <w:pPr>
-        <w:pStyle w:val="BookBody"/>
-      </w:pPr>
-      <w:r>
-        <w:t xml:space="preserve">It really is fine.</w:t>
-      </w:r>
-    </w:p>
-    <w:p>
-      <w:pPr>
-        <w:pStyle w:val="BookBody"/>
-      </w:pPr>
-      <w:r>
-        <w:t xml:space="preserve">Because I trust her.</w:t>
-      </w:r>
-    </w:p>
-    <w:p>
-      <w:pPr>
-        <w:pStyle w:val="BookBody"/>
-      </w:pPr>
-      <w:r>
-        <w:t xml:space="preserve">I don’t even know why I trust her this much, but I do.</w:t>
-      </w:r>
-    </w:p>
-    <w:p>
-      <w:pPr>
-        <w:pStyle w:val="BookBody"/>
-      </w:pPr>
-      <w:r>
-        <w:t xml:space="preserve">Truly.</w:t>
-      </w:r>
-    </w:p>
-    <w:p>
-      <w:pPr>
-        <w:pStyle w:val="BookBody"/>
-      </w:pPr>
-      <w:r>
-        <w:t xml:space="preserve">That is why I have never asked her:</w:t>
-      </w:r>
-    </w:p>
-    <w:p>
-      <w:pPr>
-        <w:pStyle w:val="BookBody"/>
-      </w:pPr>
-      <w:r>
-        <w:t xml:space="preserve">What were you doing?</w:t>
-      </w:r>
-    </w:p>
-    <w:p>
-      <w:pPr>
-        <w:pStyle w:val="BookBody"/>
-      </w:pPr>
-      <w:r>
-        <w:t xml:space="preserve">Why did you reply so late?</w:t>
-      </w:r>
-    </w:p>
-    <w:p>
-      <w:pPr>
-        <w:pStyle w:val="BookBody"/>
-      </w:pPr>
-      <w:r>
-        <w:t xml:space="preserve">Why am I always the one waiting?</w:t>
-      </w:r>
-    </w:p>
-    <w:p>
-      <w:pPr>
-        <w:pStyle w:val="BookBody"/>
-      </w:pPr>
-      <w:r>
-        <w:t xml:space="preserve">I have never wanted to make her explain herself to me.</w:t>
-      </w:r>
-    </w:p>
-    <w:p>
-      <w:pPr>
-        <w:pStyle w:val="BookBody"/>
-      </w:pPr>
-      <w:r>
-        <w:t xml:space="preserve">Still, after I send her a message, I keep looking at my phone.</w:t>
-      </w:r>
-    </w:p>
-    <w:p>
-      <w:pPr>
-        <w:pStyle w:val="BookBody"/>
-      </w:pPr>
-      <w:r>
-        <w:t xml:space="preserve">Waiting for that one notification.</w:t>
-      </w:r>
-    </w:p>
-    <w:p>
-      <w:pPr>
-        <w:pStyle w:val="BookBody"/>
-      </w:pPr>
-      <w:r>
-        <w:t xml:space="preserve">It feels like I am always waiting for her message.</w:t>
-      </w:r>
-    </w:p>
-    <w:p>
-      <w:pPr>
-        <w:pStyle w:val="BookBody"/>
-      </w:pPr>
-      <w:r>
-        <w:t xml:space="preserve">One notification.</w:t>
-      </w:r>
-    </w:p>
-    <w:p>
-      <w:pPr>
-        <w:pStyle w:val="BookBody"/>
-      </w:pPr>
-      <w:r>
-        <w:t xml:space="preserve">That is all it takes to change my entire mood.</w:t>
-      </w:r>
-    </w:p>
-    <w:p>
-      <w:pPr>
-        <w:pStyle w:val="BookBody"/>
-      </w:pPr>
-      <w:r>
-        <w:t xml:space="preserve">A simple good morning.</w:t>
-      </w:r>
-    </w:p>
-    <w:p>
-      <w:pPr>
-        <w:pStyle w:val="BookBody"/>
-      </w:pPr>
-      <w:r>
-        <w:t xml:space="preserve">A simple good night.</w:t>
-      </w:r>
-    </w:p>
-    <w:p>
-      <w:pPr>
-        <w:pStyle w:val="BookBody"/>
-      </w:pPr>
-      <w:r>
-        <w:t xml:space="preserve">Even if she tells me something ordinary about her day, somehow my heart melts.</w:t>
-      </w:r>
-    </w:p>
-    <w:p>
-      <w:pPr>
-        <w:pStyle w:val="BookBody"/>
-      </w:pPr>
-      <w:r>
-        <w:t xml:space="preserve">Sometimes I wonder how something so small can mean so much to me.</w:t>
-      </w:r>
-    </w:p>
-    <w:p>
-      <w:pPr>
-        <w:pStyle w:val="BookBody"/>
-      </w:pPr>
-      <w:r>
-        <w:t xml:space="preserve">And sometimes, while I am waiting, life fools me.</w:t>
-      </w:r>
-    </w:p>
-    <w:p>
-      <w:pPr>
-        <w:pStyle w:val="BookBody"/>
-      </w:pPr>
-      <w:r>
-        <w:t xml:space="preserve">A notification comes from another app.</w:t>
-      </w:r>
-    </w:p>
-    <w:p>
-      <w:pPr>
-        <w:pStyle w:val="BookBody"/>
-      </w:pPr>
-      <w:r>
-        <w:t xml:space="preserve">For one second, I think it might be her.</w:t>
-      </w:r>
-    </w:p>
-    <w:p>
-      <w:pPr>
-        <w:pStyle w:val="BookBody"/>
-      </w:pPr>
-      <w:r>
-        <w:t xml:space="preserve">Then I look.</w:t>
-      </w:r>
-    </w:p>
-    <w:p>
-      <w:pPr>
-        <w:pStyle w:val="BookBody"/>
-      </w:pPr>
-      <w:r>
-        <w:t xml:space="preserve">And it isn’t.</w:t>
-      </w:r>
-    </w:p>
-    <w:p>
-      <w:pPr>
-        <w:pStyle w:val="BookBody"/>
-      </w:pPr>
-      <w:r>
-        <w:t xml:space="preserve">So I go back to waiting.</w:t>
-      </w:r>
-    </w:p>
-    <w:p>
-      <w:pPr>
-        <w:pStyle w:val="BookBody"/>
-      </w:pPr>
-      <w:r>
-        <w:t xml:space="preserve">And if I know she is active, I feel like I should reply quickly, because maybe she will go offline again.</w:t>
-      </w:r>
-    </w:p>
-    <w:p>
-      <w:pPr>
-        <w:pStyle w:val="BookBody"/>
-      </w:pPr>
-      <w:r>
-        <w:t xml:space="preserve">It happens.</w:t>
-      </w:r>
-    </w:p>
-    <w:p>
-      <w:pPr>
-        <w:pStyle w:val="BookBody"/>
-      </w:pPr>
-      <w:r>
-        <w:t xml:space="preserve">It happens a lot when you only have one person you are waiting for.</w:t>
-      </w:r>
-    </w:p>
-    <w:p>
-      <w:pPr>
-        <w:pStyle w:val="BookBody"/>
-      </w:pPr>
-      <w:r>
-        <w:t xml:space="preserve">And it hurts when that person doesn’t have the same intention to talk to you.</w:t>
-      </w:r>
-    </w:p>
-    <w:p>
-      <w:pPr>
-        <w:pStyle w:val="BookBody"/>
-      </w:pPr>
-      <w:r>
-        <w:t xml:space="preserve">Doesn’t have the same energy.</w:t>
-      </w:r>
-    </w:p>
-    <w:p>
-      <w:pPr>
-        <w:pStyle w:val="BookBody"/>
-      </w:pPr>
-      <w:r>
-        <w:t xml:space="preserve">Doesn’t seem to be waiting for you in the same way you are waiting for them.</w:t>
-      </w:r>
-    </w:p>
-    <w:p>
-      <w:pPr>
-        <w:pStyle w:val="BookBody"/>
-      </w:pPr>
-      <w:r>
-        <w:t xml:space="preserve">At this point, sometimes I feel like I am expecting too much from a friend.</w:t>
-      </w:r>
-    </w:p>
-    <w:p>
-      <w:pPr>
-        <w:pStyle w:val="BookBody"/>
-      </w:pPr>
-      <w:r>
-        <w:t xml:space="preserve">Just a friend.</w:t>
-      </w:r>
-    </w:p>
-    <w:p>
-      <w:pPr>
-        <w:pStyle w:val="BookBody"/>
-      </w:pPr>
-      <w:r>
-        <w:t xml:space="preserve">At least from her side, that is what I am.</w:t>
-      </w:r>
-    </w:p>
-    <w:p>
-      <w:pPr>
-        <w:pStyle w:val="BookBody"/>
-      </w:pPr>
-      <w:r>
-        <w:t xml:space="preserve">Another friend she can talk to whenever she gets time.</w:t>
-      </w:r>
-    </w:p>
-    <w:p>
-      <w:pPr>
-        <w:pStyle w:val="BookBody"/>
-      </w:pPr>
-      <w:r>
-        <w:t xml:space="preserve">And sometimes I forget that.</w:t>
-      </w:r>
-    </w:p>
-    <w:p>
-      <w:pPr>
-        <w:pStyle w:val="BookBody"/>
-      </w:pPr>
-      <w:r>
-        <w:t xml:space="preserve">I start behaving as if I am someone special to her.</w:t>
-      </w:r>
-    </w:p>
-    <w:p>
-      <w:pPr>
-        <w:pStyle w:val="BookBody"/>
-      </w:pPr>
-      <w:r>
-        <w:t xml:space="preserve">I am not.</w:t>
-      </w:r>
-    </w:p>
-    <w:p>
-      <w:pPr>
-        <w:pStyle w:val="BookBody"/>
-      </w:pPr>
-      <w:r>
-        <w:t xml:space="preserve">Maybe I never will be.</w:t>
-      </w:r>
-    </w:p>
-    <w:p>
-      <w:pPr>
-        <w:pStyle w:val="BookBody"/>
-      </w:pPr>
-      <w:r>
-        <w:t xml:space="preserve">Because I overthink.</w:t>
-      </w:r>
-    </w:p>
-    <w:p>
-      <w:pPr>
-        <w:pStyle w:val="BookBody"/>
-      </w:pPr>
-      <w:r>
-        <w:t xml:space="preserve">I care too much.</w:t>
-      </w:r>
-    </w:p>
-    <w:p>
-      <w:pPr>
-        <w:pStyle w:val="BookBody"/>
-      </w:pPr>
-      <w:r>
-        <w:t xml:space="preserve">And somewhere deep inside, I am afraid that caring this much could become a restriction.</w:t>
-      </w:r>
-    </w:p>
-    <w:p>
-      <w:pPr>
-        <w:pStyle w:val="BookBody"/>
-      </w:pPr>
-      <w:r>
-        <w:t xml:space="preserve">I could take away her freedom without even meaning to.</w:t>
-      </w:r>
-    </w:p>
-    <w:p>
-      <w:pPr>
-        <w:pStyle w:val="BookBody"/>
-      </w:pPr>
-      <w:r>
-        <w:t xml:space="preserve">And I don’t want that.</w:t>
-      </w:r>
-    </w:p>
-    <w:p>
-      <w:pPr>
-        <w:pStyle w:val="BookBody"/>
-      </w:pPr>
-      <w:r>
-        <w:t xml:space="preserve">I never want that.</w:t>
-      </w:r>
-    </w:p>
-    <w:p>
-      <w:pPr>
-        <w:pStyle w:val="BookBody"/>
-      </w:pPr>
-      <w:r>
-        <w:t xml:space="preserve">But how do I explain what is happening inside me?</w:t>
-      </w:r>
-    </w:p>
-    <w:p>
-      <w:pPr>
-        <w:pStyle w:val="BookBody"/>
-      </w:pPr>
-      <w:r>
-        <w:t xml:space="preserve">What would happen to me if something bad happened to her?</w:t>
-      </w:r>
-    </w:p>
-    <w:p>
-      <w:pPr>
-        <w:pStyle w:val="BookBody"/>
-      </w:pPr>
-      <w:r>
-        <w:t xml:space="preserve">If she got hurt?</w:t>
-      </w:r>
-    </w:p>
-    <w:p>
-      <w:pPr>
-        <w:pStyle w:val="BookBody"/>
-      </w:pPr>
-      <w:r>
-        <w:t xml:space="preserve">If she lost herself?</w:t>
-      </w:r>
-    </w:p>
-    <w:p>
-      <w:pPr>
-        <w:pStyle w:val="BookBody"/>
-      </w:pPr>
-      <w:r>
-        <w:t xml:space="preserve">Because she is beautiful.</w:t>
-      </w:r>
-    </w:p>
-    <w:p>
-      <w:pPr>
-        <w:pStyle w:val="BookBody"/>
-      </w:pPr>
-      <w:r>
-        <w:t xml:space="preserve">Not because of the way she looks.</w:t>
-      </w:r>
-    </w:p>
-    <w:p>
-      <w:pPr>
-        <w:pStyle w:val="BookBody"/>
-      </w:pPr>
-      <w:r>
-        <w:t xml:space="preserve">Because of who she is.</w:t>
-      </w:r>
-    </w:p>
-    <w:p>
-      <w:pPr>
-        <w:pStyle w:val="BookBody"/>
-      </w:pPr>
-      <w:r>
-        <w:t xml:space="preserve">There is something inside her that makes her beautiful.</w:t>
-      </w:r>
-    </w:p>
-    <w:p>
-      <w:pPr>
-        <w:pStyle w:val="BookBody"/>
-      </w:pPr>
-      <w:r>
-        <w:t xml:space="preserve">I once read a quote on Instagram, and when I read it, I thought of her immediately.</w:t>
-      </w:r>
-    </w:p>
-    <w:p>
-      <w:pPr>
-        <w:pStyle w:val="BookQuote"/>
-      </w:pPr>
-      <w:r>
-        <w:rPr>
-          <w:i/>
-          <w:iCs/>
-        </w:rPr>
-        <w:t xml:space="preserve">She was beautiful, but not like those girls in magazines. She was beautiful, for the way she thought. She was beautiful, for the sparkle in her eyes when she talked about something she loved. She was beautiful, for her ability to make other people smile, even if she was sad. No, she wasn’t beautiful for something as temporary as her looks. She was beautiful, deep down to her soul. She is beautiful.</w:t>
-      </w:r>
-    </w:p>
-    <w:p>
-      <w:pPr>
-        <w:pStyle w:val="BookBody"/>
-      </w:pPr>
-      <w:r>
-        <w:t xml:space="preserve">And I don’t want her to lose herself because of me.</w:t>
-      </w:r>
-    </w:p>
-    <w:p>
-      <w:pPr>
-        <w:pStyle w:val="BookBody"/>
-      </w:pPr>
-      <w:r>
-        <w:t xml:space="preserve">I don’t want to hurt her.</w:t>
-      </w:r>
-    </w:p>
-    <w:p>
-      <w:pPr>
-        <w:pStyle w:val="BookBody"/>
-      </w:pPr>
-      <w:r>
-        <w:t xml:space="preserve">I don’t want to restrict her.</w:t>
-      </w:r>
-    </w:p>
-    <w:p>
-      <w:pPr>
-        <w:pStyle w:val="BookBody"/>
-      </w:pPr>
-      <w:r>
-        <w:t xml:space="preserve">And yet, even while I am writing this, I am checking my phone constantly.</w:t>
-      </w:r>
-    </w:p>
-    <w:p>
-      <w:pPr>
-        <w:pStyle w:val="BookBody"/>
-      </w:pPr>
-      <w:r>
-        <w:t xml:space="preserve">Did she message?</w:t>
-      </w:r>
-    </w:p>
-    <w:p>
-      <w:pPr>
-        <w:pStyle w:val="BookBody"/>
-      </w:pPr>
-      <w:r>
-        <w:t xml:space="preserve">Did she think about me?</w:t>
-      </w:r>
-    </w:p>
-    <w:p>
-      <w:pPr>
-        <w:pStyle w:val="BookBody"/>
-      </w:pPr>
-      <w:r>
-        <w:t xml:space="preserve">Did she wake up?</w:t>
-      </w:r>
-    </w:p>
-    <w:p>
-      <w:pPr>
-        <w:pStyle w:val="BookBody"/>
-      </w:pPr>
-      <w:r>
-        <w:t xml:space="preserve">Is she okay?</w:t>
-      </w:r>
-    </w:p>
-    <w:p>
-      <w:pPr>
-        <w:pStyle w:val="BookBody"/>
-      </w:pPr>
-      <w:r>
-        <w:t xml:space="preserve">Maybe I am the one who checks my phone early in the morning, without even putting on my glasses, with blurry eyes, just to see whether she messaged me.</w:t>
-      </w:r>
-    </w:p>
-    <w:p>
-      <w:pPr>
-        <w:pStyle w:val="BookBody"/>
-      </w:pPr>
-      <w:r>
-        <w:t xml:space="preserve">Or maybe just to send her a good morning.</w:t>
-      </w:r>
-    </w:p>
-    <w:p>
-      <w:pPr>
-        <w:pStyle w:val="BookBody"/>
-      </w:pPr>
-      <w:r>
-        <w:t xml:space="preserve">Because I want her to know that she was the first thought in my morning.</w:t>
-      </w:r>
-    </w:p>
-    <w:p>
-      <w:pPr>
-        <w:pStyle w:val="BookBody"/>
-      </w:pPr>
-      <w:r>
-        <w:t xml:space="preserve">And then the day begins.</w:t>
-      </w:r>
-    </w:p>
-    <w:p>
-      <w:pPr>
-        <w:pStyle w:val="BookBody"/>
-      </w:pPr>
-      <w:r>
-        <w:t xml:space="preserve">And somehow, every passing second reminds me of her.</w:t>
-      </w:r>
-    </w:p>
-    <w:p>
-      <w:pPr>
-        <w:pStyle w:val="BookBody"/>
-      </w:pPr>
-      <w:r>
-        <w:t xml:space="preserve">During the day.</w:t>
-      </w:r>
-    </w:p>
-    <w:p>
-      <w:pPr>
-        <w:pStyle w:val="BookBody"/>
-      </w:pPr>
-      <w:r>
-        <w:t xml:space="preserve">At the end of the day.</w:t>
-      </w:r>
-    </w:p>
-    <w:p>
-      <w:pPr>
-        <w:pStyle w:val="BookBody"/>
-      </w:pPr>
-      <w:r>
-        <w:t xml:space="preserve">At night.</w:t>
-      </w:r>
-    </w:p>
-    <w:p>
-      <w:pPr>
-        <w:pStyle w:val="BookBody"/>
-      </w:pPr>
-      <w:r>
-        <w:t xml:space="preserve">Even before I sleep.</w:t>
-      </w:r>
-    </w:p>
-    <w:p>
-      <w:pPr>
-        <w:pStyle w:val="BookBody"/>
-      </w:pPr>
-      <w:r>
-        <w:t xml:space="preserve">I don’t know how many times I think about her.</w:t>
-      </w:r>
-    </w:p>
-    <w:p>
-      <w:pPr>
-        <w:pStyle w:val="BookBody"/>
-      </w:pPr>
-      <w:r>
-        <w:t xml:space="preserve">And sometimes, one question comes back again and again.</w:t>
-      </w:r>
-    </w:p>
-    <w:p>
-      <w:pPr>
-        <w:pStyle w:val="BookBody"/>
-      </w:pPr>
-      <w:r>
-        <w:t xml:space="preserve">Will these words ever make her understand my love?</w:t>
-      </w:r>
-    </w:p>
-    <w:p>
-      <w:pPr>
-        <w:pStyle w:val="BookBody"/>
-      </w:pPr>
-      <w:r>
-        <w:t xml:space="preserve">Will these words be enough?</w:t>
-      </w:r>
-    </w:p>
-    <w:p>
-      <w:pPr>
-        <w:pStyle w:val="BookBody"/>
-      </w:pPr>
-      <w:r>
-        <w:t xml:space="preserve">Will I be enough?</w:t>
-      </w:r>
-    </w:p>
-    <w:p>
-      <w:pPr>
-        <w:pStyle w:val="BookBody"/>
-      </w:pPr>
-      <w:r>
-        <w:t xml:space="preserve">Will I ever be the person she wants beside her?</w:t>
-      </w:r>
-    </w:p>
-    <w:p>
-      <w:pPr>
-        <w:pStyle w:val="BookBody"/>
-      </w:pPr>
-      <w:r>
-        <w:t xml:space="preserve">Am I too much?</w:t>
-      </w:r>
-    </w:p>
-    <w:p>
-      <w:pPr>
-        <w:pStyle w:val="BookBody"/>
-      </w:pPr>
-      <w:r>
-        <w:t xml:space="preserve">Do I even deserve to stand beside her?</w:t>
-      </w:r>
-    </w:p>
-    <w:p>
-      <w:pPr>
-        <w:pStyle w:val="BookBody"/>
-      </w:pPr>
-      <w:r>
-        <w:t xml:space="preserve">To sit beside her?</w:t>
-      </w:r>
-    </w:p>
-    <w:p>
-      <w:pPr>
-        <w:pStyle w:val="BookBody"/>
-      </w:pPr>
-      <w:r>
-        <w:t xml:space="preserve">Do I even exist in her world?</w:t>
-      </w:r>
-    </w:p>
-    <w:p>
-      <w:pPr>
-        <w:pStyle w:val="BookBody"/>
-      </w:pPr>
-      <w:r>
-        <w:t xml:space="preserve">Maybe.</w:t>
-      </w:r>
-    </w:p>
-    <w:p>
-      <w:pPr>
-        <w:pStyle w:val="BookBody"/>
-      </w:pPr>
-      <w:r>
-        <w:t xml:space="preserve">Maybe somewhere in some small corner of it, I do.</w:t>
-      </w:r>
-    </w:p>
-    <w:p>
-      <w:pPr>
-        <w:pStyle w:val="BookBody"/>
-      </w:pPr>
-      <w:r>
-        <w:t xml:space="preserve">But perhaps only as a friend.</w:t>
-      </w:r>
-    </w:p>
-    <w:p>
-      <w:pPr>
-        <w:pStyle w:val="BookBody"/>
-      </w:pPr>
-      <w:r>
-        <w:t xml:space="preserve">A person she can reply to when she gets time.</w:t>
-      </w:r>
-    </w:p>
-    <w:p>
-      <w:pPr>
-        <w:pStyle w:val="BookBody"/>
-      </w:pPr>
-      <w:r>
-        <w:t xml:space="preserve">A person she can talk to when she feels like talking.</w:t>
-      </w:r>
-    </w:p>
-    <w:p>
-      <w:pPr>
-        <w:pStyle w:val="BookBody"/>
-      </w:pPr>
-      <w:r>
-        <w:t xml:space="preserve">A person who is there.</w:t>
-      </w:r>
-    </w:p>
-    <w:p>
-      <w:pPr>
-        <w:pStyle w:val="BookBody"/>
-      </w:pPr>
-      <w:r>
-        <w:t xml:space="preserve">But not the person she looks for.</w:t>
-      </w:r>
-    </w:p>
-    <w:p>
-      <w:pPr>
-        <w:pStyle w:val="BookBody"/>
-      </w:pPr>
-      <w:r>
-        <w:t xml:space="preserve">Will I ever be someone’s first priority?</w:t>
-      </w:r>
-    </w:p>
-    <w:p>
-      <w:pPr>
-        <w:pStyle w:val="BookBody"/>
-      </w:pPr>
-      <w:r>
-        <w:t xml:space="preserve">Will I ever be the person someone thinks about first when they wake up?</w:t>
-      </w:r>
-    </w:p>
-    <w:p>
-      <w:pPr>
-        <w:pStyle w:val="BookBody"/>
-      </w:pPr>
-      <w:r>
-        <w:t xml:space="preserve">Will I ever be the person someone thinks about throughout the day the way I think about them?</w:t>
-      </w:r>
-    </w:p>
-    <w:p>
-      <w:pPr>
-        <w:pStyle w:val="BookBody"/>
-      </w:pPr>
-      <w:r>
-        <w:t xml:space="preserve">Will someone like that ever exist for me?</w:t>
-      </w:r>
-    </w:p>
-    <w:p>
-      <w:pPr>
-        <w:pStyle w:val="BookBody"/>
-      </w:pPr>
-      <w:r>
-        <w:t xml:space="preserve">Maybe not.</w:t>
-      </w:r>
-    </w:p>
-    <w:p>
-      <w:pPr>
-        <w:pStyle w:val="BookBody"/>
-      </w:pPr>
-      <w:r>
-        <w:t xml:space="preserve">Maybe everyone is simply busy.</w:t>
-      </w:r>
-    </w:p>
-    <w:p>
-      <w:pPr>
-        <w:pStyle w:val="BookBody"/>
-      </w:pPr>
-      <w:r>
-        <w:t xml:space="preserve">Everyone has a life.</w:t>
-      </w:r>
-    </w:p>
-    <w:p>
-      <w:pPr>
-        <w:pStyle w:val="BookBody"/>
-      </w:pPr>
-      <w:r>
-        <w:t xml:space="preserve">Everyone has their own goals, their own problems, their own responsibilities.</w:t>
-      </w:r>
-    </w:p>
-    <w:p>
-      <w:pPr>
-        <w:pStyle w:val="BookBody"/>
-      </w:pPr>
-      <w:r>
-        <w:t xml:space="preserve">Maybe I am the only one who thinks about other people before thinking about myself.</w:t>
-      </w:r>
-    </w:p>
-    <w:p>
-      <w:pPr>
-        <w:pStyle w:val="BookBody"/>
-      </w:pPr>
-      <w:r>
-        <w:t xml:space="preserve">When it comes to priorities.</w:t>
-      </w:r>
-    </w:p>
-    <w:p>
-      <w:pPr>
-        <w:pStyle w:val="BookBody"/>
-      </w:pPr>
-      <w:r>
-        <w:t xml:space="preserve">When it comes to love.</w:t>
-      </w:r>
-    </w:p>
-    <w:p>
-      <w:pPr>
-        <w:pStyle w:val="BookBody"/>
-      </w:pPr>
-      <w:r>
-        <w:t xml:space="preserve">Before, that person was my mom.</w:t>
-      </w:r>
-    </w:p>
-    <w:p>
-      <w:pPr>
-        <w:pStyle w:val="BookBody"/>
-      </w:pPr>
-      <w:r>
-        <w:t xml:space="preserve">I always seemed to think about her first.</w:t>
-      </w:r>
-    </w:p>
-    <w:p>
-      <w:pPr>
-        <w:pStyle w:val="BookBody"/>
-      </w:pPr>
-      <w:r>
-        <w:t xml:space="preserve">Never once did I really think about myself.</w:t>
-      </w:r>
-    </w:p>
-    <w:p>
-      <w:pPr>
-        <w:pStyle w:val="BookBody"/>
-      </w:pPr>
-      <w:r>
-        <w:t xml:space="preserve">I don’t know why I am like this.</w:t>
-      </w:r>
-    </w:p>
-    <w:p>
-      <w:pPr>
-        <w:pStyle w:val="BookBody"/>
-      </w:pPr>
-      <w:r>
-        <w:t xml:space="preserve">Why can’t I even think about myself?</w:t>
-      </w:r>
-    </w:p>
-    <w:p>
-      <w:pPr>
-        <w:pStyle w:val="BookBody"/>
-      </w:pPr>
-      <w:r>
-        <w:t xml:space="preserve">Why do I always seem to see myself through the eyes of the people I love?</w:t>
-      </w:r>
-    </w:p>
-    <w:p>
-      <w:pPr>
-        <w:pStyle w:val="BookBody"/>
-      </w:pPr>
-      <w:r>
-        <w:t xml:space="preserve">Will I be a good son?</w:t>
-      </w:r>
-    </w:p>
-    <w:p>
-      <w:pPr>
-        <w:pStyle w:val="BookBody"/>
-      </w:pPr>
-      <w:r>
-        <w:t xml:space="preserve">Will I be a good friend?</w:t>
-      </w:r>
-    </w:p>
-    <w:p>
-      <w:pPr>
-        <w:pStyle w:val="BookBody"/>
-      </w:pPr>
-      <w:r>
-        <w:t xml:space="preserve">Will I be a good partner?</w:t>
-      </w:r>
-    </w:p>
-    <w:p>
-      <w:pPr>
-        <w:pStyle w:val="BookBody"/>
-      </w:pPr>
-      <w:r>
-        <w:t xml:space="preserve">Will I be a good father one day?</w:t>
-      </w:r>
-    </w:p>
-    <w:p>
-      <w:pPr>
-        <w:pStyle w:val="BookBody"/>
-      </w:pPr>
-      <w:r>
-        <w:t xml:space="preserve">Will I be a good person?</w:t>
-      </w:r>
-    </w:p>
-    <w:p>
-      <w:pPr>
-        <w:pStyle w:val="BookBody"/>
-      </w:pPr>
-      <w:r>
-        <w:t xml:space="preserve">A good human being?</w:t>
-      </w:r>
-    </w:p>
-    <w:p>
-      <w:pPr>
-        <w:pStyle w:val="BookBody"/>
-      </w:pPr>
-      <w:r>
-        <w:t xml:space="preserve">Will people remember me and say that there was a person with a good heart?</w:t>
-      </w:r>
-    </w:p>
-    <w:p>
-      <w:pPr>
-        <w:pStyle w:val="BookBody"/>
-      </w:pPr>
-      <w:r>
-        <w:t xml:space="preserve">Someone who wasn’t selfish.</w:t>
-      </w:r>
-    </w:p>
-    <w:p>
-      <w:pPr>
-        <w:pStyle w:val="BookBody"/>
-      </w:pPr>
-      <w:r>
-        <w:t xml:space="preserve">Someone who was genuine.</w:t>
-      </w:r>
-    </w:p>
-    <w:p>
-      <w:pPr>
-        <w:pStyle w:val="BookBody"/>
-      </w:pPr>
-      <w:r>
-        <w:t xml:space="preserve">Someone who was pure-hearted.</w:t>
-      </w:r>
-    </w:p>
-    <w:p>
-      <w:pPr>
-        <w:pStyle w:val="BookBody"/>
-      </w:pPr>
-      <w:r>
-        <w:t xml:space="preserve">Someone who didn’t pretend to be something he wasn’t.</w:t>
-      </w:r>
-    </w:p>
-    <w:p>
-      <w:pPr>
-        <w:pStyle w:val="BookBody"/>
-      </w:pPr>
-      <w:r>
-        <w:t xml:space="preserve">Someone who didn’t want to hurt anyone.</w:t>
-      </w:r>
-    </w:p>
-    <w:p>
-      <w:pPr>
-        <w:pStyle w:val="BookBody"/>
-      </w:pPr>
-      <w:r>
-        <w:t xml:space="preserve">Not even the people who hurt him.</w:t>
-      </w:r>
-    </w:p>
-    <w:p>
-      <w:pPr>
-        <w:pStyle w:val="BookBody"/>
-      </w:pPr>
-      <w:r>
-        <w:t xml:space="preserve">And then I realize something.</w:t>
-      </w:r>
-    </w:p>
-    <w:p>
-      <w:pPr>
-        <w:pStyle w:val="BookBody"/>
-      </w:pPr>
-      <w:r>
-        <w:t xml:space="preserve">Maybe for someone, I will be good.</w:t>
-      </w:r>
-    </w:p>
-    <w:p>
-      <w:pPr>
-        <w:pStyle w:val="BookBody"/>
-      </w:pPr>
-      <w:r>
-        <w:t xml:space="preserve">For someone else, I will be bad.</w:t>
-      </w:r>
-    </w:p>
-    <w:p>
-      <w:pPr>
-        <w:pStyle w:val="BookBody"/>
-      </w:pPr>
-      <w:r>
-        <w:t xml:space="preserve">Maybe that is simply how people are remembered differently.</w:t>
-      </w:r>
-    </w:p>
-    <w:p>
-      <w:pPr>
-        <w:pStyle w:val="BookBody"/>
-      </w:pPr>
-      <w:r>
-        <w:t xml:space="preserve">But for the people closest to me, I want to be good.</w:t>
-      </w:r>
-    </w:p>
-    <w:p>
-      <w:pPr>
-        <w:pStyle w:val="BookBody"/>
-      </w:pPr>
-      <w:r>
-        <w:t xml:space="preserve">I want to achieve great heights for them.</w:t>
-      </w:r>
-    </w:p>
-    <w:p>
-      <w:pPr>
-        <w:pStyle w:val="BookBody"/>
-      </w:pPr>
-      <w:r>
-        <w:t xml:space="preserve">Just for the people closest to me.</w:t>
-      </w:r>
-    </w:p>
-    <w:p>
-      <w:pPr>
-        <w:pStyle w:val="BookBody"/>
-      </w:pPr>
-      <w:r>
-        <w:t xml:space="preserve">And the strange thing is, whenever I start thinking about these things, I become afraid that I am going to fail.</w:t>
-      </w:r>
-    </w:p>
-    <w:p>
-      <w:pPr>
-        <w:pStyle w:val="BookBody"/>
-      </w:pPr>
-      <w:r>
-        <w:t xml:space="preserve">Look at what happened again.</w:t>
-      </w:r>
-    </w:p>
-    <w:p>
-      <w:pPr>
-        <w:pStyle w:val="BookBody"/>
-      </w:pPr>
-      <w:r>
-        <w:t xml:space="preserve">The thought started with my future.</w:t>
-      </w:r>
-    </w:p>
-    <w:p>
-      <w:pPr>
-        <w:pStyle w:val="BookBody"/>
-      </w:pPr>
-      <w:r>
-        <w:t xml:space="preserve">Then my career.</w:t>
-      </w:r>
-    </w:p>
-    <w:p>
-      <w:pPr>
-        <w:pStyle w:val="BookBody"/>
-      </w:pPr>
-      <w:r>
-        <w:t xml:space="preserve">Then my life.</w:t>
-      </w:r>
-    </w:p>
-    <w:p>
-      <w:pPr>
-        <w:pStyle w:val="BookBody"/>
-      </w:pPr>
-      <w:r>
-        <w:t xml:space="preserve">Then her.</w:t>
-      </w:r>
-    </w:p>
-    <w:p>
-      <w:pPr>
-        <w:pStyle w:val="BookBody"/>
-      </w:pPr>
-      <w:r>
-        <w:t xml:space="preserve">And then back to my career.</w:t>
-      </w:r>
-    </w:p>
-    <w:p>
-      <w:pPr>
-        <w:pStyle w:val="BookBody"/>
-      </w:pPr>
-      <w:r>
-        <w:t xml:space="preserve">Back to my life.</w:t>
-      </w:r>
-    </w:p>
-    <w:p>
-      <w:pPr>
-        <w:pStyle w:val="BookBody"/>
-      </w:pPr>
-      <w:r>
-        <w:t xml:space="preserve">Back to the person I want to become.</w:t>
-      </w:r>
-    </w:p>
-    <w:p>
-      <w:pPr>
-        <w:pStyle w:val="BookBody"/>
-      </w:pPr>
-      <w:r>
-        <w:t xml:space="preserve">It was never really about me.</w:t>
-      </w:r>
-    </w:p>
-    <w:p>
-      <w:pPr>
-        <w:pStyle w:val="BookBody"/>
-      </w:pPr>
-      <w:r>
-        <w:t xml:space="preserve">It was always about the people closest to me.</w:t>
-      </w:r>
-    </w:p>
-    <w:p>
-      <w:pPr>
-        <w:pStyle w:val="BookBody"/>
-      </w:pPr>
-      <w:r>
-        <w:t xml:space="preserve">Always.</w:t>
-      </w:r>
-    </w:p>
-    <w:p>
-      <w:pPr>
-        <w:pStyle w:val="BookBody"/>
-      </w:pPr>
-      <w:r>
-        <w:t xml:space="preserve">I don’t even know what to call this chapter.</w:t>
-      </w:r>
-    </w:p>
-    <w:p>
-      <w:pPr>
-        <w:pStyle w:val="BookBody"/>
-      </w:pPr>
-      <w:r>
-        <w:t xml:space="preserve">Maybe that is why writing it feels so miserable.</w:t>
-      </w:r>
-    </w:p>
-    <w:p>
-      <w:pPr>
-        <w:pStyle w:val="BookBody"/>
-      </w:pPr>
-      <w:r>
-        <w:t xml:space="preserve">I keep shifting from life to career, from career to her, from her back to life.</w:t>
-      </w:r>
-    </w:p>
-    <w:p>
-      <w:pPr>
-        <w:pStyle w:val="BookBody"/>
-      </w:pPr>
-      <w:r>
-        <w:t xml:space="preserve">Everything feels connected.</w:t>
-      </w:r>
-    </w:p>
-    <w:p>
-      <w:pPr>
-        <w:pStyle w:val="BookBody"/>
-      </w:pPr>
-      <w:r>
-        <w:t xml:space="preserve">Everything feels heavy.</w:t>
-      </w:r>
-    </w:p>
-    <w:p>
-      <w:pPr>
-        <w:pStyle w:val="BookBody"/>
-      </w:pPr>
-      <w:r>
-        <w:t xml:space="preserve">And maybe that is because, deep down, it really is all connected.</w:t>
-      </w:r>
-    </w:p>
-    <w:p>
-      <w:pPr>
-        <w:pStyle w:val="BookBody"/>
-      </w:pPr>
-      <w:r>
-        <w:t xml:space="preserve">Sometimes I wish I could simply tell her everything.</w:t>
-      </w:r>
-    </w:p>
-    <w:p>
-      <w:pPr>
-        <w:pStyle w:val="BookBody"/>
-      </w:pPr>
-      <w:r>
-        <w:t xml:space="preserve">I wish I could ask her for a straight answer.</w:t>
-      </w:r>
-    </w:p>
-    <w:p>
-      <w:pPr>
-        <w:pStyle w:val="BookBody"/>
-      </w:pPr>
-      <w:r>
-        <w:t xml:space="preserve">Yes or no.</w:t>
-      </w:r>
-    </w:p>
-    <w:p>
-      <w:pPr>
-        <w:pStyle w:val="BookBody"/>
-      </w:pPr>
-      <w:r>
-        <w:t xml:space="preserve">Nothing else.</w:t>
-      </w:r>
-    </w:p>
-    <w:p>
-      <w:pPr>
-        <w:pStyle w:val="BookBody"/>
-      </w:pPr>
-      <w:r>
-        <w:t xml:space="preserve">But then I stop myself.</w:t>
-      </w:r>
-    </w:p>
-    <w:p>
-      <w:pPr>
-        <w:pStyle w:val="BookBody"/>
-      </w:pPr>
-      <w:r>
-        <w:t xml:space="preserve">Because she has her own life.</w:t>
-      </w:r>
-    </w:p>
-    <w:p>
-      <w:pPr>
-        <w:pStyle w:val="BookBody"/>
-      </w:pPr>
-      <w:r>
-        <w:t xml:space="preserve">Her own problems.</w:t>
-      </w:r>
-    </w:p>
-    <w:p>
-      <w:pPr>
-        <w:pStyle w:val="BookBody"/>
-      </w:pPr>
-      <w:r>
-        <w:t xml:space="preserve">Her own things to worry about.</w:t>
-      </w:r>
-    </w:p>
-    <w:p>
-      <w:pPr>
-        <w:pStyle w:val="BookBody"/>
-      </w:pPr>
-      <w:r>
-        <w:t xml:space="preserve">And even if she wanted to say yes, maybe she still couldn’t.</w:t>
-      </w:r>
-    </w:p>
-    <w:p>
-      <w:pPr>
-        <w:pStyle w:val="BookBody"/>
-      </w:pPr>
-      <w:r>
-        <w:t xml:space="preserve">Maybe the answer would still have to be no.</w:t>
-      </w:r>
-    </w:p>
-    <w:p>
-      <w:pPr>
-        <w:pStyle w:val="BookBody"/>
-      </w:pPr>
-      <w:r>
-        <w:t xml:space="preserve">And then another fear comes.</w:t>
-      </w:r>
-    </w:p>
-    <w:p>
-      <w:pPr>
-        <w:pStyle w:val="BookBody"/>
-      </w:pPr>
-      <w:r>
-        <w:t xml:space="preserve">What happens after that?</w:t>
-      </w:r>
-    </w:p>
-    <w:p>
-      <w:pPr>
-        <w:pStyle w:val="BookBody"/>
-      </w:pPr>
-      <w:r>
-        <w:t xml:space="preserve">What happens when we stop talking?</w:t>
-      </w:r>
-    </w:p>
-    <w:p>
-      <w:pPr>
-        <w:pStyle w:val="BookBody"/>
-      </w:pPr>
-      <w:r>
-        <w:t xml:space="preserve">Because I know myself.</w:t>
-      </w:r>
-    </w:p>
-    <w:p>
-      <w:pPr>
-        <w:pStyle w:val="BookBody"/>
-      </w:pPr>
-      <w:r>
-        <w:t xml:space="preserve">If she says no, I will still worry about her.</w:t>
-      </w:r>
-    </w:p>
-    <w:p>
-      <w:pPr>
-        <w:pStyle w:val="BookBody"/>
-      </w:pPr>
-      <w:r>
-        <w:t xml:space="preserve">Maybe even more.</w:t>
-      </w:r>
-    </w:p>
-    <w:p>
-      <w:pPr>
-        <w:pStyle w:val="BookBody"/>
-      </w:pPr>
-      <w:r>
-        <w:t xml:space="preserve">And I will still want to know whether she is okay.</w:t>
-      </w:r>
-    </w:p>
-    <w:p>
-      <w:pPr>
-        <w:pStyle w:val="BookBody"/>
-      </w:pPr>
-      <w:r>
-        <w:t xml:space="preserve">Maybe that is why, for now, I just want to be with her while I can.</w:t>
-      </w:r>
-    </w:p>
-    <w:p>
-      <w:pPr>
-        <w:pStyle w:val="BookBody"/>
-      </w:pPr>
-      <w:r>
-        <w:t xml:space="preserve">I just want to protect her while I can.</w:t>
-      </w:r>
-    </w:p>
-    <w:p>
-      <w:pPr>
-        <w:pStyle w:val="BookBody"/>
-      </w:pPr>
-      <w:r>
-        <w:t xml:space="preserve">Maybe someday another man will come into her life and replace me.</w:t>
-      </w:r>
-    </w:p>
-    <w:p>
-      <w:pPr>
-        <w:pStyle w:val="BookBody"/>
-      </w:pPr>
-      <w:r>
-        <w:t xml:space="preserve">And if that happens, I hope he is good to her.</w:t>
-      </w:r>
-    </w:p>
-    <w:p>
-      <w:pPr>
-        <w:pStyle w:val="BookBody"/>
-      </w:pPr>
-      <w:r>
-        <w:t xml:space="preserve">I hope he protects her.</w:t>
-      </w:r>
-    </w:p>
-    <w:p>
-      <w:pPr>
-        <w:pStyle w:val="BookBody"/>
-      </w:pPr>
-      <w:r>
-        <w:t xml:space="preserve">I hope he keeps the things that could hurt her as far away as possible.</w:t>
-      </w:r>
-    </w:p>
-    <w:p>
-      <w:pPr>
-        <w:pStyle w:val="BookBody"/>
-      </w:pPr>
-      <w:r>
-        <w:t xml:space="preserve">I hope he lets her grow.</w:t>
-      </w:r>
-    </w:p>
-    <w:p>
-      <w:pPr>
-        <w:pStyle w:val="BookBody"/>
-      </w:pPr>
-      <w:r>
-        <w:t xml:space="preserve">I hope he lets her live freely.</w:t>
-      </w:r>
-    </w:p>
-    <w:p>
-      <w:pPr>
-        <w:pStyle w:val="BookBody"/>
-      </w:pPr>
-      <w:r>
-        <w:t xml:space="preserve">I hope he lets her live the fullest life she can.</w:t>
-      </w:r>
-    </w:p>
-    <w:p>
-      <w:pPr>
-        <w:pStyle w:val="BookBody"/>
-      </w:pPr>
-      <w:r>
-        <w:t xml:space="preserve">Because if I cannot live that life myself, then maybe I can still be happy knowing that the people I love are living theirs.</w:t>
-      </w:r>
-    </w:p>
-    <w:p>
-      <w:pPr>
-        <w:pStyle w:val="BookBody"/>
-      </w:pPr>
-      <w:r>
-        <w:t xml:space="preserve">Maybe that is how I will feel like I have lived too.</w:t>
-      </w:r>
-    </w:p>
-    <w:p>
-      <w:pPr>
-        <w:pStyle w:val="BookBody"/>
-      </w:pPr>
-      <w:r>
-        <w:t xml:space="preserve">By seeing them live fully.</w:t>
-      </w:r>
-    </w:p>
-    <w:p>
-      <w:pPr>
-        <w:pStyle w:val="BookBody"/>
-      </w:pPr>
-      <w:r>
-        <w:t xml:space="preserve">Sometimes I think I don’t ask God for much.</w:t>
-      </w:r>
-    </w:p>
-    <w:p>
-      <w:pPr>
-        <w:pStyle w:val="BookBody"/>
-      </w:pPr>
-      <w:r>
-        <w:t xml:space="preserve">I just want one thing.</w:t>
-      </w:r>
-    </w:p>
-    <w:p>
-      <w:pPr>
-        <w:pStyle w:val="BookBody"/>
-      </w:pPr>
-      <w:r>
-        <w:t xml:space="preserve">Give everyone I love good health.</w:t>
-      </w:r>
-    </w:p>
-    <w:p>
-      <w:pPr>
-        <w:pStyle w:val="BookBody"/>
-      </w:pPr>
-      <w:r>
-        <w:t xml:space="preserve">Give them happy moments.</w:t>
-      </w:r>
-    </w:p>
-    <w:p>
-      <w:pPr>
-        <w:pStyle w:val="BookBody"/>
-      </w:pPr>
-      <w:r>
-        <w:t xml:space="preserve">Give them what they want.</w:t>
-      </w:r>
-    </w:p>
-    <w:p>
-      <w:pPr>
-        <w:pStyle w:val="BookBody"/>
-      </w:pPr>
-      <w:r>
-        <w:t xml:space="preserve">Let them live peacefully.</w:t>
-      </w:r>
-    </w:p>
-    <w:p>
-      <w:pPr>
-        <w:pStyle w:val="BookBody"/>
-      </w:pPr>
-      <w:r>
-        <w:t xml:space="preserve">Just do this for me, and I think I will be the happiest person alive.</w:t>
-      </w:r>
-    </w:p>
-    <w:p>
-      <w:pPr>
-        <w:pStyle w:val="BookBody"/>
-      </w:pPr>
-      <w:r>
-        <w:t xml:space="preserve">And then I feel bad for whoever is reading this.</w:t>
-      </w:r>
-    </w:p>
-    <w:p>
-      <w:pPr>
-        <w:pStyle w:val="BookBody"/>
-      </w:pPr>
-      <w:r>
-        <w:t xml:space="preserve">Maybe these are just boring thoughts.</w:t>
-      </w:r>
-    </w:p>
-    <w:p>
-      <w:pPr>
-        <w:pStyle w:val="BookBody"/>
-      </w:pPr>
-      <w:r>
-        <w:t xml:space="preserve">Maybe nobody wants to hear any of this.</w:t>
-      </w:r>
-    </w:p>
-    <w:p>
-      <w:pPr>
-        <w:pStyle w:val="BookBody"/>
-      </w:pPr>
-      <w:r>
-        <w:t xml:space="preserve">Except this keyboard.</w:t>
-      </w:r>
-    </w:p>
-    <w:p>
-      <w:pPr>
-        <w:pStyle w:val="BookBody"/>
-      </w:pPr>
-      <w:r>
-        <w:t xml:space="preserve">I am forcing these keys to write what I feel.</w:t>
-      </w:r>
-    </w:p>
-    <w:p>
-      <w:pPr>
-        <w:pStyle w:val="BookBody"/>
-      </w:pPr>
-      <w:r>
-        <w:t xml:space="preserve">Forcing this screen to hold every thought that comes out of me.</w:t>
-      </w:r>
-    </w:p>
-    <w:p>
-      <w:pPr>
-        <w:pStyle w:val="BookBody"/>
-      </w:pPr>
-      <w:r>
-        <w:t xml:space="preserve">Just like I always seem to force things from people.</w:t>
-      </w:r>
-    </w:p>
-    <w:p>
-      <w:pPr>
-        <w:pStyle w:val="BookBody"/>
-      </w:pPr>
-      <w:r>
-        <w:t xml:space="preserve">Always wanting something.</w:t>
-      </w:r>
-    </w:p>
-    <w:p>
-      <w:pPr>
-        <w:pStyle w:val="BookBody"/>
-      </w:pPr>
-      <w:r>
-        <w:t xml:space="preserve">Always expecting something.</w:t>
-      </w:r>
-    </w:p>
-    <w:p>
-      <w:pPr>
-        <w:pStyle w:val="BookBody"/>
-      </w:pPr>
-      <w:r>
-        <w:t xml:space="preserve">Always hoping someone will give me what I need.</w:t>
-      </w:r>
-    </w:p>
-    <w:p>
-      <w:pPr>
-        <w:pStyle w:val="BookBody"/>
-      </w:pPr>
-      <w:r>
-        <w:t xml:space="preserve">But maybe enough is enough.</w:t>
-      </w:r>
-    </w:p>
-    <w:p>
-      <w:pPr>
-        <w:pStyle w:val="BookBody"/>
-      </w:pPr>
-      <w:r>
-        <w:t xml:space="preserve">I don’t want to force anyone anymore.</w:t>
-      </w:r>
-    </w:p>
-    <w:p>
-      <w:pPr>
-        <w:pStyle w:val="BookBody"/>
-      </w:pPr>
-      <w:r>
-        <w:t xml:space="preserve">I don’t want to ask anyone for anything.</w:t>
-      </w:r>
-    </w:p>
-    <w:p>
-      <w:pPr>
-        <w:pStyle w:val="BookBody"/>
-      </w:pPr>
-      <w:r>
-        <w:t xml:space="preserve">I don’t want to demand rights that were never mine.</w:t>
-      </w:r>
-    </w:p>
-    <w:p>
-      <w:pPr>
-        <w:pStyle w:val="BookBody"/>
-      </w:pPr>
-      <w:r>
-        <w:t xml:space="preserve">I just want to show care.</w:t>
-      </w:r>
-    </w:p>
-    <w:p>
-      <w:pPr>
-        <w:pStyle w:val="BookBody"/>
-      </w:pPr>
-      <w:r>
-        <w:t xml:space="preserve">I just want to show respect.</w:t>
-      </w:r>
-    </w:p>
-    <w:p>
-      <w:pPr>
-        <w:pStyle w:val="BookBody"/>
-      </w:pPr>
-      <w:r>
-        <w:t xml:space="preserve">Because right now, that is the only thing that feels right.</w:t>
-      </w:r>
-    </w:p>
-    <w:p>
-      <w:pPr>
-        <w:pStyle w:val="BookBody"/>
-      </w:pPr>
-      <w:r>
-        <w:t xml:space="preserve">And still, that feeling comes back.</w:t>
-      </w:r>
-    </w:p>
-    <w:p>
-      <w:pPr>
-        <w:pStyle w:val="BookBody"/>
-      </w:pPr>
-      <w:r>
-        <w:t xml:space="preserve">That feeling that no one — not even a single person — can fully understand me.</w:t>
-      </w:r>
-    </w:p>
-    <w:p>
-      <w:pPr>
-        <w:pStyle w:val="BookBody"/>
-      </w:pPr>
-      <w:r>
-        <w:t xml:space="preserve">The situations I am going through.</w:t>
-      </w:r>
-    </w:p>
-    <w:p>
-      <w:pPr>
-        <w:pStyle w:val="BookBody"/>
-      </w:pPr>
-      <w:r>
-        <w:t xml:space="preserve">Why I am the way I am.</w:t>
-      </w:r>
-    </w:p>
-    <w:p>
-      <w:pPr>
-        <w:pStyle w:val="BookBody"/>
-      </w:pPr>
-      <w:r>
-        <w:t xml:space="preserve">Why I think like this.</w:t>
-      </w:r>
-    </w:p>
-    <w:p>
-      <w:pPr>
-        <w:pStyle w:val="BookBody"/>
-      </w:pPr>
-      <w:r>
-        <w:t xml:space="preserve">Why I care like this.</w:t>
-      </w:r>
-    </w:p>
-    <w:p>
-      <w:pPr>
-        <w:pStyle w:val="BookBody"/>
-      </w:pPr>
-      <w:r>
-        <w:t xml:space="preserve">Sometimes I even wonder why I live.</w:t>
-      </w:r>
-    </w:p>
-    <w:p>
-      <w:pPr>
-        <w:pStyle w:val="BookBody"/>
-      </w:pPr>
-      <w:r>
-        <w:t xml:space="preserve">What the purpose is.</w:t>
-      </w:r>
-    </w:p>
-    <w:p>
-      <w:pPr>
-        <w:pStyle w:val="BookBody"/>
-      </w:pPr>
-      <w:r>
-        <w:t xml:space="preserve">But somehow, that thought isn’t even the saddest part.</w:t>
-      </w:r>
-    </w:p>
-    <w:p>
-      <w:pPr>
-        <w:pStyle w:val="BookBody"/>
-      </w:pPr>
-      <w:r>
-        <w:t xml:space="preserve">Because I know that I may never be able to understand someone completely either.</w:t>
-      </w:r>
-    </w:p>
-    <w:p>
-      <w:pPr>
-        <w:pStyle w:val="BookBody"/>
-      </w:pPr>
-      <w:r>
-        <w:t xml:space="preserve">Maybe no one can.</w:t>
-      </w:r>
-    </w:p>
-    <w:p>
-      <w:pPr>
-        <w:pStyle w:val="BookBody"/>
-      </w:pPr>
-      <w:r>
-        <w:t xml:space="preserve">But I will keep trying.</w:t>
-      </w:r>
-    </w:p>
-    <w:p>
-      <w:pPr>
-        <w:pStyle w:val="BookBody"/>
-      </w:pPr>
-      <w:r>
-        <w:t xml:space="preserve">For that one special person.</w:t>
-      </w:r>
-    </w:p>
-    <w:p>
-      <w:pPr>
-        <w:pStyle w:val="BookBody"/>
-      </w:pPr>
-      <w:r>
-        <w:t xml:space="preserve">For the people closest to me.</w:t>
-      </w:r>
-    </w:p>
-    <w:p>
-      <w:pPr>
-        <w:pStyle w:val="BookBody"/>
-      </w:pPr>
-      <w:r>
-        <w:t xml:space="preserve">For the people I love.</w:t>
-      </w:r>
-    </w:p>
-    <w:p>
-      <w:pPr>
-        <w:pStyle w:val="BookBody"/>
-      </w:pPr>
-      <w:r>
-        <w:t xml:space="preserve">Maybe none of these words will ever reach her.</w:t>
-      </w:r>
-    </w:p>
-    <w:p>
-      <w:pPr>
-        <w:pStyle w:val="BookBody"/>
-      </w:pPr>
-      <w:r>
-        <w:t xml:space="preserve">Maybe they won’t reach the people closest to me either.</w:t>
-      </w:r>
-    </w:p>
-    <w:p>
-      <w:pPr>
-        <w:pStyle w:val="BookBody"/>
-      </w:pPr>
-      <w:r>
-        <w:t xml:space="preserve">Maybe no one will ever read this far.</w:t>
-      </w:r>
-    </w:p>
-    <w:p>
-      <w:pPr>
-        <w:pStyle w:val="BookBody"/>
-      </w:pPr>
-      <w:r>
-        <w:t xml:space="preserve">And if someone does, maybe they will think this is all just bullshit.</w:t>
-      </w:r>
-    </w:p>
-    <w:p>
-      <w:pPr>
-        <w:pStyle w:val="BookBody"/>
-      </w:pPr>
-      <w:r>
-        <w:t xml:space="preserve">Maybe they will wonder what the point of reading all of this was.</w:t>
-      </w:r>
-    </w:p>
-    <w:p>
-      <w:pPr>
-        <w:pStyle w:val="BookBody"/>
-      </w:pPr>
-      <w:r>
-        <w:t xml:space="preserve">What benefit can anyone get from my feelings?</w:t>
-      </w:r>
-    </w:p>
-    <w:p>
-      <w:pPr>
-        <w:pStyle w:val="BookBody"/>
-      </w:pPr>
-      <w:r>
-        <w:t xml:space="preserve">Maybe nothing.</w:t>
-      </w:r>
-    </w:p>
-    <w:p>
-      <w:pPr>
-        <w:pStyle w:val="BookBody"/>
-      </w:pPr>
-      <w:r>
-        <w:t xml:space="preserve">And maybe that is exactly the point.</w:t>
-      </w:r>
-    </w:p>
-    <w:p>
-      <w:pPr>
-        <w:pStyle w:val="BookBody"/>
-      </w:pPr>
-      <w:r>
-        <w:t xml:space="preserve">Because so much of life seems to work that way.</w:t>
-      </w:r>
-    </w:p>
-    <w:p>
-      <w:pPr>
-        <w:pStyle w:val="BookBody"/>
-      </w:pPr>
-      <w:r>
-        <w:t xml:space="preserve">People ask whether something will benefit them before they decide whether it is worth their time.</w:t>
-      </w:r>
-    </w:p>
-    <w:p>
-      <w:pPr>
-        <w:pStyle w:val="BookBody"/>
-      </w:pPr>
-      <w:r>
-        <w:t xml:space="preserve">If it benefits them, they stay.</w:t>
-      </w:r>
-    </w:p>
-    <w:p>
-      <w:pPr>
-        <w:pStyle w:val="BookBody"/>
-      </w:pPr>
-      <w:r>
-        <w:t xml:space="preserve">If it doesn’t, they leave it where it is.</w:t>
-      </w:r>
-    </w:p>
-    <w:p>
-      <w:pPr>
-        <w:pStyle w:val="BookBody"/>
-      </w:pPr>
-      <w:r>
-        <w:t xml:space="preserve">It has always been like that.</w:t>
-      </w:r>
-    </w:p>
-    <w:p>
-      <w:pPr>
-        <w:pStyle w:val="BookBody"/>
-      </w:pPr>
-      <w:r>
-        <w:t xml:space="preserve">Maybe I am like that too.</w:t>
-      </w:r>
-    </w:p>
-    <w:p>
-      <w:pPr>
-        <w:pStyle w:val="BookBody"/>
-      </w:pPr>
-      <w:r>
-        <w:t xml:space="preserve">Maybe I also do things like that sometimes.</w:t>
-      </w:r>
-    </w:p>
-    <w:p>
-      <w:pPr>
-        <w:pStyle w:val="BookBody"/>
-      </w:pPr>
-      <w:r>
-        <w:t xml:space="preserve">Maybe I don’t.</w:t>
-      </w:r>
-    </w:p>
-    <w:p>
-      <w:pPr>
-        <w:pStyle w:val="BookBody"/>
-      </w:pPr>
-      <w:r>
-        <w:t xml:space="preserve">I don’t even know.</w:t>
-      </w:r>
-    </w:p>
-    <w:p>
-      <w:pPr>
-        <w:pStyle w:val="BookBody"/>
-      </w:pPr>
-      <w:r>
-        <w:t xml:space="preserve">Maybe that is just another foolish thought.</w:t>
-      </w:r>
-    </w:p>
-    <w:p>
-      <w:pPr>
-        <w:pStyle w:val="BookBody"/>
-      </w:pPr>
-      <w:r>
-        <w:t xml:space="preserve">Because perhaps no one is ever going to read this.</w:t>
-      </w:r>
-    </w:p>
-    <w:p>
-      <w:pPr>
-        <w:pStyle w:val="BookBody"/>
-      </w:pPr>
-      <w:r>
-        <w:t xml:space="preserve">Perhaps no one is ever going to understand it.</w:t>
-      </w:r>
-    </w:p>
-    <w:p>
-      <w:pPr>
-        <w:pStyle w:val="BookBody"/>
-      </w:pPr>
-      <w:r>
-        <w:t xml:space="preserve">And maybe, for now, that is okay.</w:t>
-      </w:r>
-    </w:p>
-    <w:p>
-      <w:pPr>
-        <w:pStyle w:val="BookBody"/>
-      </w:pPr>
-      <w:r>
-        <w:t xml:space="preserve">I think I need to get back to work.</w:t>
-      </w:r>
-    </w:p>
-    <w:p>
-      <w:pPr>
-        <w:pStyle w:val="BookBody"/>
-      </w:pPr>
-      <w:r>
-        <w:t xml:space="preserve">Otherwise, these thoughts will turn into another problem I have to deal with.</w:t>
-      </w:r>
-    </w:p>
-    <w:p>
-      <w:pPr>
-        <w:pStyle w:val="BookBody"/>
-      </w:pPr>
-      <w:r>
-        <w:t xml:space="preserve">So I will stop here.</w:t>
-      </w:r>
-    </w:p>
-    <w:p>
-      <w:pPr>
-        <w:pStyle w:val="BookBody"/>
-      </w:pPr>
-      <w:r>
-        <w:t xml:space="preserve">Not because I have nothing left to say.</w:t>
-      </w:r>
-    </w:p>
-    <w:p>
-      <w:pPr>
-        <w:pStyle w:val="BookBody"/>
-      </w:pPr>
-      <w:r>
-        <w:t xml:space="preserve">But because life is still waiting for me outside these words.</w:t>
-      </w:r>
-    </w:p>
-    <w:p>
-      <w:pPr>
-        <w:pStyle w:val="BookBody"/>
-      </w:pPr>
-      <w:r>
-        <w:t xml:space="preserve">And I have responsibilities now.</w:t>
-      </w:r>
-    </w:p>
-    <w:p>
-      <w:pPr>
-        <w:pStyle w:val="BookBody"/>
-      </w:pPr>
-      <w:r>
-        <w:t xml:space="preserve">Maybe that is what growing up is.</w:t>
-      </w:r>
-    </w:p>
-    <w:p>
-      <w:pPr>
-        <w:pStyle w:val="BookBody"/>
-      </w:pPr>
-      <w:r>
-        <w:t xml:space="preserve">Having a thousand things inside your heart and still getting up to do what needs to be done.</w:t>
+        <w:t xml:space="preserve">27 August</w:t>
+      </w:r>
+    </w:p>
+    <w:p>
+      <w:pPr>
+        <w:pStyle w:val="BookBody"/>
+      </w:pPr>
+      <w:r>
+        <w:t xml:space="preserve">Here is one more story.</w:t>
+      </w:r>
+    </w:p>
+    <w:p>
+      <w:pPr>
+        <w:pStyle w:val="BookBody"/>
+      </w:pPr>
+      <w:r>
+        <w:t xml:space="preserve">Or maybe just one more day that I don’t want to forget.</w:t>
+      </w:r>
+    </w:p>
+    <w:p>
+      <w:pPr>
+        <w:pStyle w:val="BookBody"/>
+      </w:pPr>
+      <w:r>
+        <w:t xml:space="preserve">It started on 26 August. She messaged me asking if I was free tomorrow.</w:t>
+      </w:r>
+    </w:p>
+    <w:p>
+      <w:pPr>
+        <w:pStyle w:val="BookBody"/>
+      </w:pPr>
+      <w:r>
+        <w:t xml:space="preserve">Tomorrow was 27 August, a Thursday.</w:t>
+      </w:r>
+    </w:p>
+    <w:p>
+      <w:pPr>
+        <w:pStyle w:val="BookBody"/>
+      </w:pPr>
+      <w:r>
+        <w:t xml:space="preserve">Honestly, I was supposed to be at work.</w:t>
+      </w:r>
+    </w:p>
+    <w:p>
+      <w:pPr>
+        <w:pStyle w:val="BookBody"/>
+      </w:pPr>
+      <w:r>
+        <w:t xml:space="preserve">But instead of saying yes or no, I asked her, “Tell me first, why?”</w:t>
+      </w:r>
+    </w:p>
+    <w:p>
+      <w:pPr>
+        <w:pStyle w:val="BookBody"/>
+      </w:pPr>
+      <w:r>
+        <w:t xml:space="preserve">She told me she wanted to go and see a college where she was thinking of taking admission, and enquire about the fee structure.</w:t>
+      </w:r>
+    </w:p>
+    <w:p>
+      <w:pPr>
+        <w:pStyle w:val="BookBody"/>
+      </w:pPr>
+      <w:r>
+        <w:t xml:space="preserve">I asked her if it was possible to go on Friday instead, because Friday was a holiday for my company.</w:t>
+      </w:r>
+    </w:p>
+    <w:p>
+      <w:pPr>
+        <w:pStyle w:val="BookBody"/>
+      </w:pPr>
+      <w:r>
+        <w:t xml:space="preserve">She said no. “It won’t work. No problem, I’ll go by myself.”</w:t>
+      </w:r>
+    </w:p>
+    <w:p>
+      <w:pPr>
+        <w:pStyle w:val="BookBody"/>
+      </w:pPr>
+      <w:r>
+        <w:t xml:space="preserve">And that one sentence immediately made me worried.</w:t>
+      </w:r>
+    </w:p>
+    <w:p>
+      <w:pPr>
+        <w:pStyle w:val="BookBody"/>
+      </w:pPr>
+      <w:r>
+        <w:t xml:space="preserve">Would she be okay going alone?</w:t>
+      </w:r>
+    </w:p>
+    <w:p>
+      <w:pPr>
+        <w:pStyle w:val="BookBody"/>
+      </w:pPr>
+      <w:r>
+        <w:t xml:space="preserve">Was it really a good idea to let her go by herself?</w:t>
+      </w:r>
+    </w:p>
+    <w:p>
+      <w:pPr>
+        <w:pStyle w:val="BookBody"/>
+      </w:pPr>
+      <w:r>
+        <w:t xml:space="preserve">I don’t know why I worried so much.</w:t>
+      </w:r>
+    </w:p>
+    <w:p>
+      <w:pPr>
+        <w:pStyle w:val="BookBody"/>
+      </w:pPr>
+      <w:r>
+        <w:t xml:space="preserve">But I did.</w:t>
+      </w:r>
+    </w:p>
+    <w:p>
+      <w:pPr>
+        <w:pStyle w:val="BookBody"/>
+      </w:pPr>
+      <w:r>
+        <w:t xml:space="preserve">So I told her I’d take a half day and come with her.</w:t>
+      </w:r>
+    </w:p>
+    <w:p>
+      <w:pPr>
+        <w:pStyle w:val="BookBody"/>
+      </w:pPr>
+      <w:r>
+        <w:t xml:space="preserve">Surprisingly, she agreed.</w:t>
+      </w:r>
+    </w:p>
+    <w:p>
+      <w:pPr>
+        <w:pStyle w:val="BookBody"/>
+      </w:pPr>
+      <w:r>
+        <w:t xml:space="preserve">And just like that, we decided to go together.</w:t>
+      </w:r>
+    </w:p>
+    <w:p>
+      <w:pPr>
+        <w:pStyle w:val="BookBody"/>
+      </w:pPr>
+      <w:r>
+        <w:t xml:space="preserve">It wasn’t a date.</w:t>
+      </w:r>
+    </w:p>
+    <w:p>
+      <w:pPr>
+        <w:pStyle w:val="BookBody"/>
+      </w:pPr>
+      <w:r>
+        <w:t xml:space="preserve">It wasn’t supposed to be anything like that.</w:t>
+      </w:r>
+    </w:p>
+    <w:p>
+      <w:pPr>
+        <w:pStyle w:val="BookBody"/>
+      </w:pPr>
+      <w:r>
+        <w:t xml:space="preserve">She just needed to go to a college. And I was going with her.</w:t>
+      </w:r>
+    </w:p>
+    <w:p>
+      <w:pPr>
+        <w:pStyle w:val="BookBody"/>
+      </w:pPr>
+      <w:r>
+        <w:t xml:space="preserve">But I was happy.</w:t>
+      </w:r>
+    </w:p>
+    <w:p>
+      <w:pPr>
+        <w:pStyle w:val="BookBody"/>
+      </w:pPr>
+      <w:r>
+        <w:t xml:space="preserve">Because I was going to meet her.</w:t>
+      </w:r>
+    </w:p>
+    <w:p>
+      <w:pPr>
+        <w:pStyle w:val="BookBody"/>
+      </w:pPr>
+      <w:r>
+        <w:t xml:space="preserve">I was going to spend some time with her.</w:t>
+      </w:r>
+    </w:p>
+    <w:p>
+      <w:pPr>
+        <w:pStyle w:val="BookBody"/>
+      </w:pPr>
+      <w:r>
+        <w:t xml:space="preserve">And that was enough to make me excited.</w:t>
+      </w:r>
+    </w:p>
+    <w:p>
+      <w:pPr>
+        <w:pStyle w:val="BookBody"/>
+      </w:pPr>
+      <w:r>
+        <w:t xml:space="preserve">The whole thing was happening tomorrow, but somehow I was already waiting for the morning.</w:t>
+      </w:r>
+    </w:p>
+    <w:p>
+      <w:pPr>
+        <w:pStyle w:val="BookBody"/>
+      </w:pPr>
+      <w:r>
+        <w:t xml:space="preserve">Then the sun rose.</w:t>
+      </w:r>
+    </w:p>
+    <w:p>
+      <w:pPr>
+        <w:pStyle w:val="BookBody"/>
+      </w:pPr>
+      <w:r>
+        <w:t xml:space="preserve">And I was already excited. I was ready before I was even supposed to be ready.</w:t>
+      </w:r>
+    </w:p>
+    <w:p>
+      <w:pPr>
+        <w:pStyle w:val="BookBody"/>
+      </w:pPr>
+      <w:r>
+        <w:t xml:space="preserve">I reached the station fifteen minutes early and started waiting for her.</w:t>
+      </w:r>
+    </w:p>
+    <w:p>
+      <w:pPr>
+        <w:pStyle w:val="BookBody"/>
+      </w:pPr>
+      <w:r>
+        <w:t xml:space="preserve">And then my brain started doing what it always does.</w:t>
+      </w:r>
+    </w:p>
+    <w:p>
+      <w:pPr>
+        <w:pStyle w:val="BookBody"/>
+      </w:pPr>
+      <w:r>
+        <w:t xml:space="preserve">What will she be wearing?</w:t>
+      </w:r>
+    </w:p>
+    <w:p>
+      <w:pPr>
+        <w:pStyle w:val="BookBody"/>
+      </w:pPr>
+      <w:r>
+        <w:t xml:space="preserve">How will she greet me?</w:t>
+      </w:r>
+    </w:p>
+    <w:p>
+      <w:pPr>
+        <w:pStyle w:val="BookBody"/>
+      </w:pPr>
+      <w:r>
+        <w:t xml:space="preserve">What will her first reaction be when she sees me?</w:t>
+      </w:r>
+    </w:p>
+    <w:p>
+      <w:pPr>
+        <w:pStyle w:val="BookBody"/>
+      </w:pPr>
+      <w:r>
+        <w:t xml:space="preserve">How am I going to react?</w:t>
+      </w:r>
+    </w:p>
+    <w:p>
+      <w:pPr>
+        <w:pStyle w:val="BookBody"/>
+      </w:pPr>
+      <w:r>
+        <w:t xml:space="preserve">How should I greet her?</w:t>
+      </w:r>
+    </w:p>
+    <w:p>
+      <w:pPr>
+        <w:pStyle w:val="BookBody"/>
+      </w:pPr>
+      <w:r>
+        <w:t xml:space="preserve">All these thoughts were running around in my head.</w:t>
+      </w:r>
+    </w:p>
+    <w:p>
+      <w:pPr>
+        <w:pStyle w:val="BookBody"/>
+      </w:pPr>
+      <w:r>
+        <w:t xml:space="preserve">And as the time got closer, my heart started beating faster. I kept looking into the distance, waiting for my eyes to catch her.</w:t>
+      </w:r>
+    </w:p>
+    <w:p>
+      <w:pPr>
+        <w:pStyle w:val="BookBody"/>
+      </w:pPr>
+      <w:r>
+        <w:t xml:space="preserve">But they didn’t.</w:t>
+      </w:r>
+    </w:p>
+    <w:p>
+      <w:pPr>
+        <w:pStyle w:val="BookBody"/>
+      </w:pPr>
+      <w:r>
+        <w:t xml:space="preserve">She was late.</w:t>
+      </w:r>
+    </w:p>
+    <w:p>
+      <w:pPr>
+        <w:pStyle w:val="BookBody"/>
+      </w:pPr>
+      <w:r>
+        <w:t xml:space="preserve">I messaged her.</w:t>
+      </w:r>
+    </w:p>
+    <w:p>
+      <w:pPr>
+        <w:pStyle w:val="BookBody"/>
+      </w:pPr>
+      <w:r>
+        <w:t xml:space="preserve">No reply.</w:t>
+      </w:r>
+    </w:p>
+    <w:p>
+      <w:pPr>
+        <w:pStyle w:val="BookBody"/>
+      </w:pPr>
+      <w:r>
+        <w:t xml:space="preserve">A few more minutes passed. I started getting worried that maybe she wasn’t coming.</w:t>
+      </w:r>
+    </w:p>
+    <w:p>
+      <w:pPr>
+        <w:pStyle w:val="BookBody"/>
+      </w:pPr>
+      <w:r>
+        <w:t xml:space="preserve">Then, after about ten minutes, she called. She had left home. She was just a little late.</w:t>
+      </w:r>
+    </w:p>
+    <w:p>
+      <w:pPr>
+        <w:pStyle w:val="BookBody"/>
+      </w:pPr>
+      <w:r>
+        <w:t xml:space="preserve">And for that moment, I felt relieved.</w:t>
+      </w:r>
+    </w:p>
+    <w:p>
+      <w:pPr>
+        <w:pStyle w:val="BookBody"/>
+      </w:pPr>
+      <w:r>
+        <w:t xml:space="preserve">She hadn’t cancelled.</w:t>
+      </w:r>
+    </w:p>
+    <w:p>
+      <w:pPr>
+        <w:pStyle w:val="BookBody"/>
+      </w:pPr>
+      <w:r>
+        <w:t xml:space="preserve">She was coming.</w:t>
+      </w:r>
+    </w:p>
+    <w:p>
+      <w:pPr>
+        <w:pStyle w:val="BookBody"/>
+      </w:pPr>
+      <w:r>
+        <w:t xml:space="preserve">So I went back to waiting.</w:t>
+      </w:r>
+    </w:p>
+    <w:p>
+      <w:pPr>
+        <w:pStyle w:val="BookBody"/>
+      </w:pPr>
+      <w:r>
+        <w:t xml:space="preserve">And then I saw her from a distance.</w:t>
+      </w:r>
+    </w:p>
+    <w:p>
+      <w:pPr>
+        <w:pStyle w:val="BookBody"/>
+      </w:pPr>
+      <w:r>
+        <w:t xml:space="preserve">She was wearing a pink top.</w:t>
+      </w:r>
+    </w:p>
+    <w:p>
+      <w:pPr>
+        <w:pStyle w:val="BookBody"/>
+      </w:pPr>
+      <w:r>
+        <w:t xml:space="preserve">And coincidentally, I was wearing a pink shirt too.</w:t>
+      </w:r>
+    </w:p>
+    <w:p>
+      <w:pPr>
+        <w:pStyle w:val="BookBody"/>
+      </w:pPr>
+      <w:r>
+        <w:t xml:space="preserve">I don’t know why, but suddenly butterflies started flying around in my stomach.</w:t>
+      </w:r>
+    </w:p>
+    <w:p>
+      <w:pPr>
+        <w:pStyle w:val="BookBody"/>
+      </w:pPr>
+      <w:r>
+        <w:t xml:space="preserve">I couldn’t even say hi.</w:t>
+      </w:r>
+    </w:p>
+    <w:p>
+      <w:pPr>
+        <w:pStyle w:val="BookBody"/>
+      </w:pPr>
+      <w:r>
+        <w:t xml:space="preserve">She walked toward the station without seeing me. And I just stood there.</w:t>
+      </w:r>
+    </w:p>
+    <w:p>
+      <w:pPr>
+        <w:pStyle w:val="BookBody"/>
+      </w:pPr>
+      <w:r>
+        <w:t xml:space="preserve">I had seen her.</w:t>
+      </w:r>
+    </w:p>
+    <w:p>
+      <w:pPr>
+        <w:pStyle w:val="BookBody"/>
+      </w:pPr>
+      <w:r>
+        <w:t xml:space="preserve">I could have called her name.</w:t>
+      </w:r>
+    </w:p>
+    <w:p>
+      <w:pPr>
+        <w:pStyle w:val="BookBody"/>
+      </w:pPr>
+      <w:r>
+        <w:t xml:space="preserve">I could have said hi.</w:t>
+      </w:r>
+    </w:p>
+    <w:p>
+      <w:pPr>
+        <w:pStyle w:val="BookBody"/>
+      </w:pPr>
+      <w:r>
+        <w:t xml:space="preserve">But I hesitated.</w:t>
+      </w:r>
+    </w:p>
+    <w:p>
+      <w:pPr>
+        <w:pStyle w:val="BookBody"/>
+      </w:pPr>
+      <w:r>
+        <w:t xml:space="preserve">I don’t even know why.</w:t>
+      </w:r>
+    </w:p>
+    <w:p>
+      <w:pPr>
+        <w:pStyle w:val="BookBody"/>
+      </w:pPr>
+      <w:r>
+        <w:t xml:space="preserve">Maybe I was nervous.</w:t>
+      </w:r>
+    </w:p>
+    <w:p>
+      <w:pPr>
+        <w:pStyle w:val="BookBody"/>
+      </w:pPr>
+      <w:r>
+        <w:t xml:space="preserve">Maybe I was just too happy to see her.</w:t>
+      </w:r>
+    </w:p>
+    <w:p>
+      <w:pPr>
+        <w:pStyle w:val="BookBody"/>
+      </w:pPr>
+      <w:r>
+        <w:t xml:space="preserve">After she reached the platform, she called me. I told her I was near the ticket counter and that I hadn’t seen her. We talked for a while, trying to figure out where we were going to meet and which train we should catch.</w:t>
+      </w:r>
+    </w:p>
+    <w:p>
+      <w:pPr>
+        <w:pStyle w:val="BookBody"/>
+      </w:pPr>
+      <w:r>
+        <w:t xml:space="preserve">And after some time, we finally found each other.</w:t>
+      </w:r>
+    </w:p>
+    <w:p>
+      <w:pPr>
+        <w:pStyle w:val="BookBody"/>
+      </w:pPr>
+      <w:r>
+        <w:t xml:space="preserve">She saw me and started laughing. We were both wearing almost the same colour.</w:t>
+      </w:r>
+    </w:p>
+    <w:p>
+      <w:pPr>
+        <w:pStyle w:val="BookBody"/>
+      </w:pPr>
+      <w:r>
+        <w:t xml:space="preserve">Pink.</w:t>
+      </w:r>
+    </w:p>
+    <w:p>
+      <w:pPr>
+        <w:pStyle w:val="BookBody"/>
+      </w:pPr>
+      <w:r>
+        <w:t xml:space="preserve">She found it funny.</w:t>
+      </w:r>
+    </w:p>
+    <w:p>
+      <w:pPr>
+        <w:pStyle w:val="BookBody"/>
+      </w:pPr>
+      <w:r>
+        <w:t xml:space="preserve">I did too.</w:t>
+      </w:r>
+    </w:p>
+    <w:p>
+      <w:pPr>
+        <w:pStyle w:val="BookBody"/>
+      </w:pPr>
+      <w:r>
+        <w:t xml:space="preserve">We talked for a little while before the train arrived. I don’t remember everything we talked about.</w:t>
+      </w:r>
+    </w:p>
+    <w:p>
+      <w:pPr>
+        <w:pStyle w:val="BookBody"/>
+      </w:pPr>
+      <w:r>
+        <w:t xml:space="preserve">I mostly remember us smiling.</w:t>
+      </w:r>
+    </w:p>
+    <w:p>
+      <w:pPr>
+        <w:pStyle w:val="BookBody"/>
+      </w:pPr>
+      <w:r>
+        <w:t xml:space="preserve">And me blushing.</w:t>
+      </w:r>
+    </w:p>
+    <w:p>
+      <w:pPr>
+        <w:pStyle w:val="BookBody"/>
+      </w:pPr>
+      <w:r>
+        <w:t xml:space="preserve">Mostly me.</w:t>
+      </w:r>
+    </w:p>
+    <w:p>
+      <w:pPr>
+        <w:pStyle w:val="BookBody"/>
+      </w:pPr>
+      <w:r>
+        <w:t xml:space="preserve">When the train came, we got on and sat beside each other. We talked about random things.</w:t>
+      </w:r>
+    </w:p>
+    <w:p>
+      <w:pPr>
+        <w:pStyle w:val="BookBody"/>
+      </w:pPr>
+      <w:r>
+        <w:t xml:space="preserve">She was smiling.</w:t>
+      </w:r>
+    </w:p>
+    <w:p>
+      <w:pPr>
+        <w:pStyle w:val="BookBody"/>
+      </w:pPr>
+      <w:r>
+        <w:t xml:space="preserve">I was watching her.</w:t>
+      </w:r>
+    </w:p>
+    <w:p>
+      <w:pPr>
+        <w:pStyle w:val="BookBody"/>
+      </w:pPr>
+      <w:r>
+        <w:t xml:space="preserve">But whenever she looked at me, I immediately looked away.</w:t>
+      </w:r>
+    </w:p>
+    <w:p>
+      <w:pPr>
+        <w:pStyle w:val="BookBody"/>
+      </w:pPr>
+      <w:r>
+        <w:t xml:space="preserve">I couldn’t keep eye contact with her.</w:t>
+      </w:r>
+    </w:p>
+    <w:p>
+      <w:pPr>
+        <w:pStyle w:val="BookBody"/>
+      </w:pPr>
+      <w:r>
+        <w:t xml:space="preserve">I don’t know how people do that.</w:t>
+      </w:r>
+    </w:p>
+    <w:p>
+      <w:pPr>
+        <w:pStyle w:val="BookBody"/>
+      </w:pPr>
+      <w:r>
+        <w:t xml:space="preserve">Maybe that’s what happens when your favourite person looks directly at you. You can spend hours wanting to look at them without blinking, but the moment they look back at you, suddenly you don’t know where to look.</w:t>
+      </w:r>
+    </w:p>
+    <w:p>
+      <w:pPr>
+        <w:pStyle w:val="BookBody"/>
+      </w:pPr>
+      <w:r>
+        <w:t xml:space="preserve">And of course, she is my favourite person.</w:t>
+      </w:r>
+    </w:p>
+    <w:p>
+      <w:pPr>
+        <w:pStyle w:val="BookBody"/>
+      </w:pPr>
+      <w:r>
+        <w:t xml:space="preserve">The person I could probably look at all day if I wasn’t so bad at looking into her eyes.</w:t>
+      </w:r>
+    </w:p>
+    <w:p>
+      <w:pPr>
+        <w:pStyle w:val="BookBody"/>
+      </w:pPr>
+      <w:r>
+        <w:t xml:space="preserve">We eventually reached our destination. We got off the train and started looking for an auto. I was struggling to find one.</w:t>
+      </w:r>
+    </w:p>
+    <w:p>
+      <w:pPr>
+        <w:pStyle w:val="BookBody"/>
+      </w:pPr>
+      <w:r>
+        <w:t xml:space="preserve">She was standing there under the sun, sweating, and I started getting worried about her. I wanted to find an auto quickly. Or at least find somewhere she could stand in the shade.</w:t>
+      </w:r>
+    </w:p>
+    <w:p>
+      <w:pPr>
+        <w:pStyle w:val="BookBody"/>
+      </w:pPr>
+      <w:r>
+        <w:t xml:space="preserve">Finally, I found one.</w:t>
+      </w:r>
+    </w:p>
+    <w:p>
+      <w:pPr>
+        <w:pStyle w:val="BookBody"/>
+      </w:pPr>
+      <w:r>
+        <w:t xml:space="preserve">We got in and started talking again.</w:t>
+      </w:r>
+    </w:p>
+    <w:p>
+      <w:pPr>
+        <w:pStyle w:val="BookBody"/>
+      </w:pPr>
+      <w:r>
+        <w:t xml:space="preserve">At one point, her hair kept coming onto my face.</w:t>
+      </w:r>
+    </w:p>
+    <w:p>
+      <w:pPr>
+        <w:pStyle w:val="BookBody"/>
+      </w:pPr>
+      <w:r>
+        <w:t xml:space="preserve">I gently moved it aside.</w:t>
+      </w:r>
+    </w:p>
+    <w:p>
+      <w:pPr>
+        <w:pStyle w:val="BookBody"/>
+      </w:pPr>
+      <w:r>
+        <w:t xml:space="preserve">She laughed.</w:t>
+      </w:r>
+    </w:p>
+    <w:p>
+      <w:pPr>
+        <w:pStyle w:val="BookBody"/>
+      </w:pPr>
+      <w:r>
+        <w:t xml:space="preserve">And somehow, even something that small made me happy.</w:t>
+      </w:r>
+    </w:p>
+    <w:p>
+      <w:pPr>
+        <w:pStyle w:val="BookBody"/>
+      </w:pPr>
+      <w:r>
+        <w:t xml:space="preserve">We reached the college.</w:t>
+      </w:r>
+    </w:p>
+    <w:p>
+      <w:pPr>
+        <w:pStyle w:val="BookBody"/>
+      </w:pPr>
+      <w:r>
+        <w:t xml:space="preserve">It was huge.</w:t>
+      </w:r>
+    </w:p>
+    <w:p>
+      <w:pPr>
+        <w:pStyle w:val="BookBody"/>
+      </w:pPr>
+      <w:r>
+        <w:t xml:space="preserve">And honestly, while we were there, I kept thinking that this could be a really good place for her.</w:t>
+      </w:r>
+    </w:p>
+    <w:p>
+      <w:pPr>
+        <w:pStyle w:val="BookBody"/>
+      </w:pPr>
+      <w:r>
+        <w:t xml:space="preserve">At the same time, another thought quietly appeared in the corner of my heart.</w:t>
+      </w:r>
+    </w:p>
+    <w:p>
+      <w:pPr>
+        <w:pStyle w:val="BookBody"/>
+      </w:pPr>
+      <w:r>
+        <w:t xml:space="preserve">What if this college becomes a reason she goes away from me?</w:t>
+      </w:r>
+    </w:p>
+    <w:p>
+      <w:pPr>
+        <w:pStyle w:val="BookBody"/>
+      </w:pPr>
+      <w:r>
+        <w:t xml:space="preserve">What if she makes new friends here?</w:t>
+      </w:r>
+    </w:p>
+    <w:p>
+      <w:pPr>
+        <w:pStyle w:val="BookBody"/>
+      </w:pPr>
+      <w:r>
+        <w:t xml:space="preserve">What if her life changes?</w:t>
+      </w:r>
+    </w:p>
+    <w:p>
+      <w:pPr>
+        <w:pStyle w:val="BookBody"/>
+      </w:pPr>
+      <w:r>
+        <w:t xml:space="preserve">I didn’t say any of that.</w:t>
+      </w:r>
+    </w:p>
+    <w:p>
+      <w:pPr>
+        <w:pStyle w:val="BookBody"/>
+      </w:pPr>
+      <w:r>
+        <w:t xml:space="preserve">I just kept listening to her.</w:t>
+      </w:r>
+    </w:p>
+    <w:p>
+      <w:pPr>
+        <w:pStyle w:val="BookBody"/>
+      </w:pPr>
+      <w:r>
+        <w:t xml:space="preserve">She started telling me about the course she wanted to take. Her thoughts about the college. The admission process. Everything she had been thinking about.</w:t>
+      </w:r>
+    </w:p>
+    <w:p>
+      <w:pPr>
+        <w:pStyle w:val="BookBody"/>
+      </w:pPr>
+      <w:r>
+        <w:t xml:space="preserve">I listened.</w:t>
+      </w:r>
+    </w:p>
+    <w:p>
+      <w:pPr>
+        <w:pStyle w:val="BookBody"/>
+      </w:pPr>
+      <w:r>
+        <w:t xml:space="preserve">And I watched her while she talked.</w:t>
+      </w:r>
+    </w:p>
+    <w:p>
+      <w:pPr>
+        <w:pStyle w:val="BookBody"/>
+      </w:pPr>
+      <w:r>
+        <w:t xml:space="preserve">I liked listening to her talk about her future.</w:t>
+      </w:r>
+    </w:p>
+    <w:p>
+      <w:pPr>
+        <w:pStyle w:val="BookBody"/>
+      </w:pPr>
+      <w:r>
+        <w:t xml:space="preserve">Even if a small part of me was scared of where that future might take her.</w:t>
+      </w:r>
+    </w:p>
+    <w:p>
+      <w:pPr>
+        <w:pStyle w:val="BookBody"/>
+      </w:pPr>
+      <w:r>
+        <w:t xml:space="preserve">After the enquiry was done, we left. We got into another auto. She continued talking about the course and the college, and I kept listening.</w:t>
+      </w:r>
+    </w:p>
+    <w:p>
+      <w:pPr>
+        <w:pStyle w:val="BookBody"/>
+      </w:pPr>
+      <w:r>
+        <w:t xml:space="preserve">After some time, it started raining.</w:t>
+      </w:r>
+    </w:p>
+    <w:p>
+      <w:pPr>
+        <w:pStyle w:val="BookBody"/>
+      </w:pPr>
+      <w:r>
+        <w:t xml:space="preserve">And not the soft kind. It was heavy.</w:t>
+      </w:r>
+    </w:p>
+    <w:p>
+      <w:pPr>
+        <w:pStyle w:val="BookBody"/>
+      </w:pPr>
+      <w:r>
+        <w:t xml:space="preserve">We thought we’d have to open the umbrella. But before we really had to, the rain stopped.</w:t>
+      </w:r>
+    </w:p>
+    <w:p>
+      <w:pPr>
+        <w:pStyle w:val="BookBody"/>
+      </w:pPr>
+      <w:r>
+        <w:t xml:space="preserve">By the time we got out of the auto, we were back at the station.</w:t>
+      </w:r>
+    </w:p>
+    <w:p>
+      <w:pPr>
+        <w:pStyle w:val="BookBody"/>
+      </w:pPr>
+      <w:r>
+        <w:t xml:space="preserve">I said, “Let’s eat something.”</w:t>
+      </w:r>
+    </w:p>
+    <w:p>
+      <w:pPr>
+        <w:pStyle w:val="BookBody"/>
+      </w:pPr>
+      <w:r>
+        <w:t xml:space="preserve">And we started looking for a café.</w:t>
+      </w:r>
+    </w:p>
+    <w:p>
+      <w:pPr>
+        <w:pStyle w:val="BookBody"/>
+      </w:pPr>
+      <w:r>
+        <w:t xml:space="preserve">I was struggling to find the right one. She was just tagging along with me, watching me struggle to figure out where we should go.</w:t>
+      </w:r>
+    </w:p>
+    <w:p>
+      <w:pPr>
+        <w:pStyle w:val="BookBody"/>
+      </w:pPr>
+      <w:r>
+        <w:t xml:space="preserve">I’m pretty sure she found it funny.</w:t>
+      </w:r>
+    </w:p>
+    <w:p>
+      <w:pPr>
+        <w:pStyle w:val="BookBody"/>
+      </w:pPr>
+      <w:r>
+        <w:t xml:space="preserve">And while I was walking around, another thought came into my head.</w:t>
+      </w:r>
+    </w:p>
+    <w:p>
+      <w:pPr>
+        <w:pStyle w:val="BookBody"/>
+      </w:pPr>
+      <w:r>
+        <w:t xml:space="preserve">Maybe I’m wasting her time.</w:t>
+      </w:r>
+    </w:p>
+    <w:p>
+      <w:pPr>
+        <w:pStyle w:val="BookBody"/>
+      </w:pPr>
+      <w:r>
+        <w:t xml:space="preserve">Maybe I’m wasting her energy.</w:t>
+      </w:r>
+    </w:p>
+    <w:p>
+      <w:pPr>
+        <w:pStyle w:val="BookBody"/>
+      </w:pPr>
+      <w:r>
+        <w:t xml:space="preserve">We’re just walking around looking for a café.</w:t>
+      </w:r>
+    </w:p>
+    <w:p>
+      <w:pPr>
+        <w:pStyle w:val="BookBody"/>
+      </w:pPr>
+      <w:r>
+        <w:t xml:space="preserve">But she never complained.</w:t>
+      </w:r>
+    </w:p>
+    <w:p>
+      <w:pPr>
+        <w:pStyle w:val="BookBody"/>
+      </w:pPr>
+      <w:r>
+        <w:t xml:space="preserve">She just stayed with me.</w:t>
+      </w:r>
+    </w:p>
+    <w:p>
+      <w:pPr>
+        <w:pStyle w:val="BookBody"/>
+      </w:pPr>
+      <w:r>
+        <w:t xml:space="preserve">She kept talking to me.</w:t>
+      </w:r>
+    </w:p>
+    <w:p>
+      <w:pPr>
+        <w:pStyle w:val="BookBody"/>
+      </w:pPr>
+      <w:r>
+        <w:t xml:space="preserve">And I liked that.</w:t>
+      </w:r>
+    </w:p>
+    <w:p>
+      <w:pPr>
+        <w:pStyle w:val="BookBody"/>
+      </w:pPr>
+      <w:r>
+        <w:t xml:space="preserve">She never made me feel like I was disappointing her, even when I was clearly failing at something as simple as finding a place to eat.</w:t>
+      </w:r>
+    </w:p>
+    <w:p>
+      <w:pPr>
+        <w:pStyle w:val="BookBody"/>
+      </w:pPr>
+      <w:r>
+        <w:t xml:space="preserve">After a few minutes, we finally found a café near the station. There were very few people inside. It was quiet.</w:t>
+      </w:r>
+    </w:p>
+    <w:p>
+      <w:pPr>
+        <w:pStyle w:val="BookBody"/>
+      </w:pPr>
+      <w:r>
+        <w:t xml:space="preserve">So we went in.</w:t>
+      </w:r>
+    </w:p>
+    <w:p>
+      <w:pPr>
+        <w:pStyle w:val="BookBody"/>
+      </w:pPr>
+      <w:r>
+        <w:t xml:space="preserve">We ordered dosa. And before the food even arrived, we were already talking.</w:t>
+      </w:r>
+    </w:p>
+    <w:p>
+      <w:pPr>
+        <w:pStyle w:val="BookBody"/>
+      </w:pPr>
+      <w:r>
+        <w:t xml:space="preserve">Then the dosa arrived.</w:t>
+      </w:r>
+    </w:p>
+    <w:p>
+      <w:pPr>
+        <w:pStyle w:val="BookBody"/>
+      </w:pPr>
+      <w:r>
+        <w:t xml:space="preserve">I don’t know why, but I was waiting for her to take the first bite. Then I was going to eat.</w:t>
+      </w:r>
+    </w:p>
+    <w:p>
+      <w:pPr>
+        <w:pStyle w:val="BookBody"/>
+      </w:pPr>
+      <w:r>
+        <w:t xml:space="preserve">But she looked at me and said, “Are you going to eat now, or should I let you eat with my hands?”</w:t>
+      </w:r>
+    </w:p>
+    <w:p>
+      <w:pPr>
+        <w:pStyle w:val="BookBody"/>
+      </w:pPr>
+      <w:r>
+        <w:t xml:space="preserve">I said yes.</w:t>
+      </w:r>
+    </w:p>
+    <w:p>
+      <w:pPr>
+        <w:pStyle w:val="BookBody"/>
+      </w:pPr>
+      <w:r>
+        <w:t xml:space="preserve">And she put the dosa in my mouth.</w:t>
+      </w:r>
+    </w:p>
+    <w:p>
+      <w:pPr>
+        <w:pStyle w:val="BookBody"/>
+      </w:pPr>
+      <w:r>
+        <w:t xml:space="preserve">I was so happy.</w:t>
+      </w:r>
+    </w:p>
+    <w:p>
+      <w:pPr>
+        <w:pStyle w:val="BookBody"/>
+      </w:pPr>
+      <w:r>
+        <w:t xml:space="preserve">I did the same thing for her.</w:t>
+      </w:r>
+    </w:p>
+    <w:p>
+      <w:pPr>
+        <w:pStyle w:val="BookBody"/>
+      </w:pPr>
+      <w:r>
+        <w:t xml:space="preserve">We were both blushing.</w:t>
+      </w:r>
+    </w:p>
+    <w:p>
+      <w:pPr>
+        <w:pStyle w:val="BookBody"/>
+      </w:pPr>
+      <w:r>
+        <w:t xml:space="preserve">Both smiling.</w:t>
+      </w:r>
+    </w:p>
+    <w:p>
+      <w:pPr>
+        <w:pStyle w:val="BookBody"/>
+      </w:pPr>
+      <w:r>
+        <w:t xml:space="preserve">And neither of us seemed to mind how silly we probably looked.</w:t>
+      </w:r>
+    </w:p>
+    <w:p>
+      <w:pPr>
+        <w:pStyle w:val="BookBody"/>
+      </w:pPr>
+      <w:r>
+        <w:t xml:space="preserve">Then she did it again.</w:t>
+      </w:r>
+    </w:p>
+    <w:p>
+      <w:pPr>
+        <w:pStyle w:val="BookBody"/>
+      </w:pPr>
+      <w:r>
+        <w:t xml:space="preserve">And I let her.</w:t>
+      </w:r>
+    </w:p>
+    <w:p>
+      <w:pPr>
+        <w:pStyle w:val="BookBody"/>
+      </w:pPr>
+      <w:r>
+        <w:t xml:space="preserve">After that, we finished eating and went to get watermelon juice.</w:t>
+      </w:r>
+    </w:p>
+    <w:p>
+      <w:pPr>
+        <w:pStyle w:val="BookBody"/>
+      </w:pPr>
+      <w:r>
+        <w:t xml:space="preserve">And somehow, we ended up sharing the same glass.</w:t>
+      </w:r>
+    </w:p>
+    <w:p>
+      <w:pPr>
+        <w:pStyle w:val="BookBody"/>
+      </w:pPr>
+      <w:r>
+        <w:t xml:space="preserve">I was blushing again.</w:t>
+      </w:r>
+    </w:p>
+    <w:p>
+      <w:pPr>
+        <w:pStyle w:val="BookBody"/>
+      </w:pPr>
+      <w:r>
+        <w:t xml:space="preserve">Even when I tried to stop, I couldn’t.</w:t>
+      </w:r>
+    </w:p>
+    <w:p>
+      <w:pPr>
+        <w:pStyle w:val="BookBody"/>
+      </w:pPr>
+      <w:r>
+        <w:t xml:space="preserve">I was just happy.</w:t>
+      </w:r>
+    </w:p>
+    <w:p>
+      <w:pPr>
+        <w:pStyle w:val="BookBody"/>
+      </w:pPr>
+      <w:r>
+        <w:t xml:space="preserve">Really happy.</w:t>
+      </w:r>
+    </w:p>
+    <w:p>
+      <w:pPr>
+        <w:pStyle w:val="BookBody"/>
+      </w:pPr>
+      <w:r>
+        <w:t xml:space="preserve">For a while, I forgot about everything else.</w:t>
+      </w:r>
+    </w:p>
+    <w:p>
+      <w:pPr>
+        <w:pStyle w:val="BookBody"/>
+      </w:pPr>
+      <w:r>
+        <w:t xml:space="preserve">Work.</w:t>
+      </w:r>
+    </w:p>
+    <w:p>
+      <w:pPr>
+        <w:pStyle w:val="BookBody"/>
+      </w:pPr>
+      <w:r>
+        <w:t xml:space="preserve">Time.</w:t>
+      </w:r>
+    </w:p>
+    <w:p>
+      <w:pPr>
+        <w:pStyle w:val="BookBody"/>
+      </w:pPr>
+      <w:r>
+        <w:t xml:space="preserve">Everything.</w:t>
+      </w:r>
+    </w:p>
+    <w:p>
+      <w:pPr>
+        <w:pStyle w:val="BookBody"/>
+      </w:pPr>
+      <w:r>
+        <w:t xml:space="preserve">Then reality started catching up.</w:t>
+      </w:r>
+    </w:p>
+    <w:p>
+      <w:pPr>
+        <w:pStyle w:val="BookBody"/>
+      </w:pPr>
+      <w:r>
+        <w:t xml:space="preserve">I had to go to the office.</w:t>
+      </w:r>
+    </w:p>
+    <w:p>
+      <w:pPr>
+        <w:pStyle w:val="BookBody"/>
+      </w:pPr>
+      <w:r>
+        <w:t xml:space="preserve">The time was getting close.</w:t>
+      </w:r>
+    </w:p>
+    <w:p>
+      <w:pPr>
+        <w:pStyle w:val="BookBody"/>
+      </w:pPr>
+      <w:r>
+        <w:t xml:space="preserve">And honestly, I didn’t want to leave.</w:t>
+      </w:r>
+    </w:p>
+    <w:p>
+      <w:pPr>
+        <w:pStyle w:val="BookBody"/>
+      </w:pPr>
+      <w:r>
+        <w:t xml:space="preserve">I wanted that day to keep going.</w:t>
+      </w:r>
+    </w:p>
+    <w:p>
+      <w:pPr>
+        <w:pStyle w:val="BookBody"/>
+      </w:pPr>
+      <w:r>
+        <w:t xml:space="preserve">I wanted to keep sitting there.</w:t>
+      </w:r>
+    </w:p>
+    <w:p>
+      <w:pPr>
+        <w:pStyle w:val="BookBody"/>
+      </w:pPr>
+      <w:r>
+        <w:t xml:space="preserve">Keep talking.</w:t>
+      </w:r>
+    </w:p>
+    <w:p>
+      <w:pPr>
+        <w:pStyle w:val="BookBody"/>
+      </w:pPr>
+      <w:r>
+        <w:t xml:space="preserve">Keep walking around with her.</w:t>
+      </w:r>
+    </w:p>
+    <w:p>
+      <w:pPr>
+        <w:pStyle w:val="BookBody"/>
+      </w:pPr>
+      <w:r>
+        <w:t xml:space="preserve">Just a little longer.</w:t>
+      </w:r>
+    </w:p>
+    <w:p>
+      <w:pPr>
+        <w:pStyle w:val="BookBody"/>
+      </w:pPr>
+      <w:r>
+        <w:t xml:space="preserve">But eventually, we got onto the bridge.</w:t>
+      </w:r>
+    </w:p>
+    <w:p>
+      <w:pPr>
+        <w:pStyle w:val="BookBody"/>
+      </w:pPr>
+      <w:r>
+        <w:t xml:space="preserve">And I handed her the chocolate I had bought for her that morning.</w:t>
+      </w:r>
+    </w:p>
+    <w:p>
+      <w:pPr>
+        <w:pStyle w:val="BookBody"/>
+      </w:pPr>
+      <w:r>
+        <w:t xml:space="preserve">She was happy.</w:t>
+      </w:r>
+    </w:p>
+    <w:p>
+      <w:pPr>
+        <w:pStyle w:val="BookBody"/>
+      </w:pPr>
+      <w:r>
+        <w:t xml:space="preserve">I was happy.</w:t>
+      </w:r>
+    </w:p>
+    <w:p>
+      <w:pPr>
+        <w:pStyle w:val="BookBody"/>
+      </w:pPr>
+      <w:r>
+        <w:t xml:space="preserve">And I still didn’t want to leave.</w:t>
+      </w:r>
+    </w:p>
+    <w:p>
+      <w:pPr>
+        <w:pStyle w:val="BookBody"/>
+      </w:pPr>
+      <w:r>
+        <w:t xml:space="preserve">But she pushed me and told me to go. Otherwise, I would be late for the office.</w:t>
+      </w:r>
+    </w:p>
+    <w:p>
+      <w:pPr>
+        <w:pStyle w:val="BookBody"/>
+      </w:pPr>
+      <w:r>
+        <w:t xml:space="preserve">And just like that, the time was over.</w:t>
+      </w:r>
+    </w:p>
+    <w:p>
+      <w:pPr>
+        <w:pStyle w:val="BookBody"/>
+      </w:pPr>
+      <w:r>
+        <w:t xml:space="preserve">That great time.</w:t>
+      </w:r>
+    </w:p>
+    <w:p>
+      <w:pPr>
+        <w:pStyle w:val="BookBody"/>
+      </w:pPr>
+      <w:r>
+        <w:t xml:space="preserve">That little piece of the day that somehow became one of the best times I’ve ever had.</w:t>
+      </w:r>
+    </w:p>
+    <w:p>
+      <w:pPr>
+        <w:pStyle w:val="BookBody"/>
+      </w:pPr>
+      <w:r>
+        <w:t xml:space="preserve">It was over.</w:t>
+      </w:r>
+    </w:p>
+    <w:p>
+      <w:pPr>
+        <w:pStyle w:val="BookBody"/>
+      </w:pPr>
+      <w:r>
+        <w:t xml:space="preserve">But that’s okay.</w:t>
+      </w:r>
+    </w:p>
+    <w:p>
+      <w:pPr>
+        <w:pStyle w:val="BookBody"/>
+      </w:pPr>
+      <w:r>
+        <w:t xml:space="preserve">We had already talked about meeting again soon.</w:t>
+      </w:r>
+    </w:p>
+    <w:p>
+      <w:pPr>
+        <w:pStyle w:val="BookBody"/>
+      </w:pPr>
+      <w:r>
+        <w:t xml:space="preserve">So while I was leaving, I was already thinking about the next time I’d see her.</w:t>
+      </w:r>
+    </w:p>
+    <w:p>
+      <w:pPr>
+        <w:pStyle w:val="BookBody"/>
+      </w:pPr>
+      <w:r>
+        <w:t xml:space="preserve">I was still blushing.</w:t>
+      </w:r>
+    </w:p>
+    <w:p>
+      <w:pPr>
+        <w:pStyle w:val="BookBody"/>
+      </w:pPr>
+      <w:r>
+        <w:t xml:space="preserve">Still smiling.</w:t>
+      </w:r>
+    </w:p>
+    <w:p>
+      <w:pPr>
+        <w:pStyle w:val="BookBody"/>
+      </w:pPr>
+      <w:r>
+        <w:t xml:space="preserve">Still thinking about her.</w:t>
+      </w:r>
+    </w:p>
+    <w:p>
+      <w:pPr>
+        <w:pStyle w:val="BookBody"/>
+      </w:pPr>
+      <w:r>
+        <w:t xml:space="preserve">And honestly, I think I was happy for the rest of the day just because of those few hours.</w:t>
+      </w:r>
+    </w:p>
+    <w:p>
+      <w:pPr>
+        <w:pStyle w:val="BookBody"/>
+      </w:pPr>
+      <w:r>
+        <w:t xml:space="preserve">Maybe it wasn’t a date.</w:t>
+      </w:r>
+    </w:p>
+    <w:p>
+      <w:pPr>
+        <w:pStyle w:val="BookBody"/>
+      </w:pPr>
+      <w:r>
+        <w:t xml:space="preserve">Maybe it wasn’t anything special to anyone else.</w:t>
+      </w:r>
+    </w:p>
+    <w:p>
+      <w:pPr>
+        <w:pStyle w:val="BookBody"/>
+      </w:pPr>
+      <w:r>
+        <w:t xml:space="preserve">It was just going to a college.</w:t>
+      </w:r>
+    </w:p>
+    <w:p>
+      <w:pPr>
+        <w:pStyle w:val="BookBody"/>
+      </w:pPr>
+      <w:r>
+        <w:t xml:space="preserve">Taking a train.</w:t>
+      </w:r>
+    </w:p>
+    <w:p>
+      <w:pPr>
+        <w:pStyle w:val="BookBody"/>
+      </w:pPr>
+      <w:r>
+        <w:t xml:space="preserve">Finding an auto.</w:t>
+      </w:r>
+    </w:p>
+    <w:p>
+      <w:pPr>
+        <w:pStyle w:val="BookBody"/>
+      </w:pPr>
+      <w:r>
+        <w:t xml:space="preserve">Walking around.</w:t>
+      </w:r>
+    </w:p>
+    <w:p>
+      <w:pPr>
+        <w:pStyle w:val="BookBody"/>
+      </w:pPr>
+      <w:r>
+        <w:t xml:space="preserve">Eating dosa.</w:t>
+      </w:r>
+    </w:p>
+    <w:p>
+      <w:pPr>
+        <w:pStyle w:val="BookBody"/>
+      </w:pPr>
+      <w:r>
+        <w:t xml:space="preserve">Sharing watermelon juice.</w:t>
+      </w:r>
+    </w:p>
+    <w:p>
+      <w:pPr>
+        <w:pStyle w:val="BookBody"/>
+      </w:pPr>
+      <w:r>
+        <w:t xml:space="preserve">Giving her a chocolate.</w:t>
+      </w:r>
+    </w:p>
+    <w:p>
+      <w:pPr>
+        <w:pStyle w:val="BookBody"/>
+      </w:pPr>
+      <w:r>
+        <w:t xml:space="preserve">And then going back to work.</w:t>
+      </w:r>
+    </w:p>
+    <w:p>
+      <w:pPr>
+        <w:pStyle w:val="BookBody"/>
+      </w:pPr>
+      <w:r>
+        <w:t xml:space="preserve">But to me, it was much more than that.</w:t>
+      </w:r>
+    </w:p>
+    <w:p>
+      <w:pPr>
+        <w:pStyle w:val="BookBody"/>
+      </w:pPr>
+      <w:r>
+        <w:t xml:space="preserve">It was a day with her.</w:t>
+      </w:r>
+    </w:p>
+    <w:p>
+      <w:pPr>
+        <w:pStyle w:val="BookBody"/>
+      </w:pPr>
+      <w:r>
+        <w:t xml:space="preserve">And sometimes, that’s enough.</w:t>
       </w:r>
     </w:p>
     <w:p>
@@ -2563,1485 +1694,6 @@
       </w:pPr>
       <w:r>
         <w:t xml:space="preserve">Chapter Two</w:t>
-      </w:r>
-    </w:p>
-    <w:p>
-      <w:pPr>
-        <w:pStyle w:val="Heading1"/>
-      </w:pPr>
-      <w:r>
-        <w:t xml:space="preserve">27 August</w:t>
-      </w:r>
-    </w:p>
-    <w:p>
-      <w:pPr>
-        <w:pStyle w:val="BookBody"/>
-      </w:pPr>
-      <w:r>
-        <w:t xml:space="preserve">Here is one more story.</w:t>
-      </w:r>
-    </w:p>
-    <w:p>
-      <w:pPr>
-        <w:pStyle w:val="BookBody"/>
-      </w:pPr>
-      <w:r>
-        <w:t xml:space="preserve">Or maybe just one more day that I don’t want to forget.</w:t>
-      </w:r>
-    </w:p>
-    <w:p>
-      <w:pPr>
-        <w:pStyle w:val="BookBody"/>
-      </w:pPr>
-      <w:r>
-        <w:t xml:space="preserve">It started on 26 August. She messaged me asking if I was free tomorrow.</w:t>
-      </w:r>
-    </w:p>
-    <w:p>
-      <w:pPr>
-        <w:pStyle w:val="BookBody"/>
-      </w:pPr>
-      <w:r>
-        <w:t xml:space="preserve">Tomorrow was 27 August, a Thursday.</w:t>
-      </w:r>
-    </w:p>
-    <w:p>
-      <w:pPr>
-        <w:pStyle w:val="BookBody"/>
-      </w:pPr>
-      <w:r>
-        <w:t xml:space="preserve">Honestly, I was supposed to be at work.</w:t>
-      </w:r>
-    </w:p>
-    <w:p>
-      <w:pPr>
-        <w:pStyle w:val="BookBody"/>
-      </w:pPr>
-      <w:r>
-        <w:t xml:space="preserve">But instead of saying yes or no, I asked her, “Tell me first, why?”</w:t>
-      </w:r>
-    </w:p>
-    <w:p>
-      <w:pPr>
-        <w:pStyle w:val="BookBody"/>
-      </w:pPr>
-      <w:r>
-        <w:t xml:space="preserve">She told me she wanted to go and see a college where she was thinking of taking admission, and enquire about the fee structure.</w:t>
-      </w:r>
-    </w:p>
-    <w:p>
-      <w:pPr>
-        <w:pStyle w:val="BookBody"/>
-      </w:pPr>
-      <w:r>
-        <w:t xml:space="preserve">I asked her if it was possible to go on Friday instead, because Friday was a holiday for my company.</w:t>
-      </w:r>
-    </w:p>
-    <w:p>
-      <w:pPr>
-        <w:pStyle w:val="BookBody"/>
-      </w:pPr>
-      <w:r>
-        <w:t xml:space="preserve">She said no. “It won’t work. No problem, I’ll go by myself.”</w:t>
-      </w:r>
-    </w:p>
-    <w:p>
-      <w:pPr>
-        <w:pStyle w:val="BookBody"/>
-      </w:pPr>
-      <w:r>
-        <w:t xml:space="preserve">And that one sentence immediately made me worried.</w:t>
-      </w:r>
-    </w:p>
-    <w:p>
-      <w:pPr>
-        <w:pStyle w:val="BookBody"/>
-      </w:pPr>
-      <w:r>
-        <w:t xml:space="preserve">Would she be okay going alone?</w:t>
-      </w:r>
-    </w:p>
-    <w:p>
-      <w:pPr>
-        <w:pStyle w:val="BookBody"/>
-      </w:pPr>
-      <w:r>
-        <w:t xml:space="preserve">Was it really a good idea to let her go by herself?</w:t>
-      </w:r>
-    </w:p>
-    <w:p>
-      <w:pPr>
-        <w:pStyle w:val="BookBody"/>
-      </w:pPr>
-      <w:r>
-        <w:t xml:space="preserve">I don’t know why I worried so much.</w:t>
-      </w:r>
-    </w:p>
-    <w:p>
-      <w:pPr>
-        <w:pStyle w:val="BookBody"/>
-      </w:pPr>
-      <w:r>
-        <w:t xml:space="preserve">But I did.</w:t>
-      </w:r>
-    </w:p>
-    <w:p>
-      <w:pPr>
-        <w:pStyle w:val="BookBody"/>
-      </w:pPr>
-      <w:r>
-        <w:t xml:space="preserve">So I told her I’d take a half day and come with her.</w:t>
-      </w:r>
-    </w:p>
-    <w:p>
-      <w:pPr>
-        <w:pStyle w:val="BookBody"/>
-      </w:pPr>
-      <w:r>
-        <w:t xml:space="preserve">Surprisingly, she agreed.</w:t>
-      </w:r>
-    </w:p>
-    <w:p>
-      <w:pPr>
-        <w:pStyle w:val="BookBody"/>
-      </w:pPr>
-      <w:r>
-        <w:t xml:space="preserve">And just like that, we decided to go together.</w:t>
-      </w:r>
-    </w:p>
-    <w:p>
-      <w:pPr>
-        <w:pStyle w:val="BookBody"/>
-      </w:pPr>
-      <w:r>
-        <w:t xml:space="preserve">It wasn’t a date.</w:t>
-      </w:r>
-    </w:p>
-    <w:p>
-      <w:pPr>
-        <w:pStyle w:val="BookBody"/>
-      </w:pPr>
-      <w:r>
-        <w:t xml:space="preserve">It wasn’t supposed to be anything like that.</w:t>
-      </w:r>
-    </w:p>
-    <w:p>
-      <w:pPr>
-        <w:pStyle w:val="BookBody"/>
-      </w:pPr>
-      <w:r>
-        <w:t xml:space="preserve">She just needed to go to a college. And I was going with her.</w:t>
-      </w:r>
-    </w:p>
-    <w:p>
-      <w:pPr>
-        <w:pStyle w:val="BookBody"/>
-      </w:pPr>
-      <w:r>
-        <w:t xml:space="preserve">But I was happy.</w:t>
-      </w:r>
-    </w:p>
-    <w:p>
-      <w:pPr>
-        <w:pStyle w:val="BookBody"/>
-      </w:pPr>
-      <w:r>
-        <w:t xml:space="preserve">Because I was going to meet her.</w:t>
-      </w:r>
-    </w:p>
-    <w:p>
-      <w:pPr>
-        <w:pStyle w:val="BookBody"/>
-      </w:pPr>
-      <w:r>
-        <w:t xml:space="preserve">I was going to spend some time with her.</w:t>
-      </w:r>
-    </w:p>
-    <w:p>
-      <w:pPr>
-        <w:pStyle w:val="BookBody"/>
-      </w:pPr>
-      <w:r>
-        <w:t xml:space="preserve">And that was enough to make me excited.</w:t>
-      </w:r>
-    </w:p>
-    <w:p>
-      <w:pPr>
-        <w:pStyle w:val="BookBody"/>
-      </w:pPr>
-      <w:r>
-        <w:t xml:space="preserve">The whole thing was happening tomorrow, but somehow I was already waiting for the morning.</w:t>
-      </w:r>
-    </w:p>
-    <w:p>
-      <w:pPr>
-        <w:pStyle w:val="BookBody"/>
-      </w:pPr>
-      <w:r>
-        <w:t xml:space="preserve">Then the sun rose.</w:t>
-      </w:r>
-    </w:p>
-    <w:p>
-      <w:pPr>
-        <w:pStyle w:val="BookBody"/>
-      </w:pPr>
-      <w:r>
-        <w:t xml:space="preserve">And I was already excited. I was ready before I was even supposed to be ready.</w:t>
-      </w:r>
-    </w:p>
-    <w:p>
-      <w:pPr>
-        <w:pStyle w:val="BookBody"/>
-      </w:pPr>
-      <w:r>
-        <w:t xml:space="preserve">I reached the station fifteen minutes early and started waiting for her.</w:t>
-      </w:r>
-    </w:p>
-    <w:p>
-      <w:pPr>
-        <w:pStyle w:val="BookBody"/>
-      </w:pPr>
-      <w:r>
-        <w:t xml:space="preserve">And then my brain started doing what it always does.</w:t>
-      </w:r>
-    </w:p>
-    <w:p>
-      <w:pPr>
-        <w:pStyle w:val="BookBody"/>
-      </w:pPr>
-      <w:r>
-        <w:t xml:space="preserve">What will she be wearing?</w:t>
-      </w:r>
-    </w:p>
-    <w:p>
-      <w:pPr>
-        <w:pStyle w:val="BookBody"/>
-      </w:pPr>
-      <w:r>
-        <w:t xml:space="preserve">How will she greet me?</w:t>
-      </w:r>
-    </w:p>
-    <w:p>
-      <w:pPr>
-        <w:pStyle w:val="BookBody"/>
-      </w:pPr>
-      <w:r>
-        <w:t xml:space="preserve">What will her first reaction be when she sees me?</w:t>
-      </w:r>
-    </w:p>
-    <w:p>
-      <w:pPr>
-        <w:pStyle w:val="BookBody"/>
-      </w:pPr>
-      <w:r>
-        <w:t xml:space="preserve">How am I going to react?</w:t>
-      </w:r>
-    </w:p>
-    <w:p>
-      <w:pPr>
-        <w:pStyle w:val="BookBody"/>
-      </w:pPr>
-      <w:r>
-        <w:t xml:space="preserve">How should I greet her?</w:t>
-      </w:r>
-    </w:p>
-    <w:p>
-      <w:pPr>
-        <w:pStyle w:val="BookBody"/>
-      </w:pPr>
-      <w:r>
-        <w:t xml:space="preserve">All these thoughts were running around in my head.</w:t>
-      </w:r>
-    </w:p>
-    <w:p>
-      <w:pPr>
-        <w:pStyle w:val="BookBody"/>
-      </w:pPr>
-      <w:r>
-        <w:t xml:space="preserve">And as the time got closer, my heart started beating faster. I kept looking into the distance, waiting for my eyes to catch her.</w:t>
-      </w:r>
-    </w:p>
-    <w:p>
-      <w:pPr>
-        <w:pStyle w:val="BookBody"/>
-      </w:pPr>
-      <w:r>
-        <w:t xml:space="preserve">But they didn’t.</w:t>
-      </w:r>
-    </w:p>
-    <w:p>
-      <w:pPr>
-        <w:pStyle w:val="BookBody"/>
-      </w:pPr>
-      <w:r>
-        <w:t xml:space="preserve">She was late.</w:t>
-      </w:r>
-    </w:p>
-    <w:p>
-      <w:pPr>
-        <w:pStyle w:val="BookBody"/>
-      </w:pPr>
-      <w:r>
-        <w:t xml:space="preserve">I messaged her.</w:t>
-      </w:r>
-    </w:p>
-    <w:p>
-      <w:pPr>
-        <w:pStyle w:val="BookBody"/>
-      </w:pPr>
-      <w:r>
-        <w:t xml:space="preserve">No reply.</w:t>
-      </w:r>
-    </w:p>
-    <w:p>
-      <w:pPr>
-        <w:pStyle w:val="BookBody"/>
-      </w:pPr>
-      <w:r>
-        <w:t xml:space="preserve">A few more minutes passed. I started getting worried that maybe she wasn’t coming.</w:t>
-      </w:r>
-    </w:p>
-    <w:p>
-      <w:pPr>
-        <w:pStyle w:val="BookBody"/>
-      </w:pPr>
-      <w:r>
-        <w:t xml:space="preserve">Then, after about ten minutes, she called. She had left home. She was just a little late.</w:t>
-      </w:r>
-    </w:p>
-    <w:p>
-      <w:pPr>
-        <w:pStyle w:val="BookBody"/>
-      </w:pPr>
-      <w:r>
-        <w:t xml:space="preserve">And for that moment, I felt relieved.</w:t>
-      </w:r>
-    </w:p>
-    <w:p>
-      <w:pPr>
-        <w:pStyle w:val="BookBody"/>
-      </w:pPr>
-      <w:r>
-        <w:t xml:space="preserve">She hadn’t cancelled.</w:t>
-      </w:r>
-    </w:p>
-    <w:p>
-      <w:pPr>
-        <w:pStyle w:val="BookBody"/>
-      </w:pPr>
-      <w:r>
-        <w:t xml:space="preserve">She was coming.</w:t>
-      </w:r>
-    </w:p>
-    <w:p>
-      <w:pPr>
-        <w:pStyle w:val="BookBody"/>
-      </w:pPr>
-      <w:r>
-        <w:t xml:space="preserve">So I went back to waiting.</w:t>
-      </w:r>
-    </w:p>
-    <w:p>
-      <w:pPr>
-        <w:pStyle w:val="BookBody"/>
-      </w:pPr>
-      <w:r>
-        <w:t xml:space="preserve">And then I saw her from a distance.</w:t>
-      </w:r>
-    </w:p>
-    <w:p>
-      <w:pPr>
-        <w:pStyle w:val="BookBody"/>
-      </w:pPr>
-      <w:r>
-        <w:t xml:space="preserve">She was wearing a pink top.</w:t>
-      </w:r>
-    </w:p>
-    <w:p>
-      <w:pPr>
-        <w:pStyle w:val="BookBody"/>
-      </w:pPr>
-      <w:r>
-        <w:t xml:space="preserve">And coincidentally, I was wearing a pink shirt too.</w:t>
-      </w:r>
-    </w:p>
-    <w:p>
-      <w:pPr>
-        <w:pStyle w:val="BookBody"/>
-      </w:pPr>
-      <w:r>
-        <w:t xml:space="preserve">I don’t know why, but suddenly butterflies started flying around in my stomach.</w:t>
-      </w:r>
-    </w:p>
-    <w:p>
-      <w:pPr>
-        <w:pStyle w:val="BookBody"/>
-      </w:pPr>
-      <w:r>
-        <w:t xml:space="preserve">I couldn’t even say hi.</w:t>
-      </w:r>
-    </w:p>
-    <w:p>
-      <w:pPr>
-        <w:pStyle w:val="BookBody"/>
-      </w:pPr>
-      <w:r>
-        <w:t xml:space="preserve">She walked toward the station without seeing me. And I just stood there.</w:t>
-      </w:r>
-    </w:p>
-    <w:p>
-      <w:pPr>
-        <w:pStyle w:val="BookBody"/>
-      </w:pPr>
-      <w:r>
-        <w:t xml:space="preserve">I had seen her.</w:t>
-      </w:r>
-    </w:p>
-    <w:p>
-      <w:pPr>
-        <w:pStyle w:val="BookBody"/>
-      </w:pPr>
-      <w:r>
-        <w:t xml:space="preserve">I could have called her name.</w:t>
-      </w:r>
-    </w:p>
-    <w:p>
-      <w:pPr>
-        <w:pStyle w:val="BookBody"/>
-      </w:pPr>
-      <w:r>
-        <w:t xml:space="preserve">I could have said hi.</w:t>
-      </w:r>
-    </w:p>
-    <w:p>
-      <w:pPr>
-        <w:pStyle w:val="BookBody"/>
-      </w:pPr>
-      <w:r>
-        <w:t xml:space="preserve">But I hesitated.</w:t>
-      </w:r>
-    </w:p>
-    <w:p>
-      <w:pPr>
-        <w:pStyle w:val="BookBody"/>
-      </w:pPr>
-      <w:r>
-        <w:t xml:space="preserve">I don’t even know why.</w:t>
-      </w:r>
-    </w:p>
-    <w:p>
-      <w:pPr>
-        <w:pStyle w:val="BookBody"/>
-      </w:pPr>
-      <w:r>
-        <w:t xml:space="preserve">Maybe I was nervous.</w:t>
-      </w:r>
-    </w:p>
-    <w:p>
-      <w:pPr>
-        <w:pStyle w:val="BookBody"/>
-      </w:pPr>
-      <w:r>
-        <w:t xml:space="preserve">Maybe I was just too happy to see her.</w:t>
-      </w:r>
-    </w:p>
-    <w:p>
-      <w:pPr>
-        <w:pStyle w:val="BookBody"/>
-      </w:pPr>
-      <w:r>
-        <w:t xml:space="preserve">After she reached the platform, she called me. I told her I was near the ticket counter and that I hadn’t seen her. We talked for a while, trying to figure out where we were going to meet and which train we should catch.</w:t>
-      </w:r>
-    </w:p>
-    <w:p>
-      <w:pPr>
-        <w:pStyle w:val="BookBody"/>
-      </w:pPr>
-      <w:r>
-        <w:t xml:space="preserve">And after some time, we finally found each other.</w:t>
-      </w:r>
-    </w:p>
-    <w:p>
-      <w:pPr>
-        <w:pStyle w:val="BookBody"/>
-      </w:pPr>
-      <w:r>
-        <w:t xml:space="preserve">She saw me and started laughing. We were both wearing almost the same colour.</w:t>
-      </w:r>
-    </w:p>
-    <w:p>
-      <w:pPr>
-        <w:pStyle w:val="BookBody"/>
-      </w:pPr>
-      <w:r>
-        <w:t xml:space="preserve">Pink.</w:t>
-      </w:r>
-    </w:p>
-    <w:p>
-      <w:pPr>
-        <w:pStyle w:val="BookBody"/>
-      </w:pPr>
-      <w:r>
-        <w:t xml:space="preserve">She found it funny.</w:t>
-      </w:r>
-    </w:p>
-    <w:p>
-      <w:pPr>
-        <w:pStyle w:val="BookBody"/>
-      </w:pPr>
-      <w:r>
-        <w:t xml:space="preserve">I did too.</w:t>
-      </w:r>
-    </w:p>
-    <w:p>
-      <w:pPr>
-        <w:pStyle w:val="BookBody"/>
-      </w:pPr>
-      <w:r>
-        <w:t xml:space="preserve">We talked for a little while before the train arrived. I don’t remember everything we talked about.</w:t>
-      </w:r>
-    </w:p>
-    <w:p>
-      <w:pPr>
-        <w:pStyle w:val="BookBody"/>
-      </w:pPr>
-      <w:r>
-        <w:t xml:space="preserve">I mostly remember us smiling.</w:t>
-      </w:r>
-    </w:p>
-    <w:p>
-      <w:pPr>
-        <w:pStyle w:val="BookBody"/>
-      </w:pPr>
-      <w:r>
-        <w:t xml:space="preserve">And me blushing.</w:t>
-      </w:r>
-    </w:p>
-    <w:p>
-      <w:pPr>
-        <w:pStyle w:val="BookBody"/>
-      </w:pPr>
-      <w:r>
-        <w:t xml:space="preserve">Mostly me.</w:t>
-      </w:r>
-    </w:p>
-    <w:p>
-      <w:pPr>
-        <w:pStyle w:val="BookBody"/>
-      </w:pPr>
-      <w:r>
-        <w:t xml:space="preserve">When the train came, we got on and sat beside each other. We talked about random things.</w:t>
-      </w:r>
-    </w:p>
-    <w:p>
-      <w:pPr>
-        <w:pStyle w:val="BookBody"/>
-      </w:pPr>
-      <w:r>
-        <w:t xml:space="preserve">She was smiling.</w:t>
-      </w:r>
-    </w:p>
-    <w:p>
-      <w:pPr>
-        <w:pStyle w:val="BookBody"/>
-      </w:pPr>
-      <w:r>
-        <w:t xml:space="preserve">I was watching her.</w:t>
-      </w:r>
-    </w:p>
-    <w:p>
-      <w:pPr>
-        <w:pStyle w:val="BookBody"/>
-      </w:pPr>
-      <w:r>
-        <w:t xml:space="preserve">But whenever she looked at me, I immediately looked away.</w:t>
-      </w:r>
-    </w:p>
-    <w:p>
-      <w:pPr>
-        <w:pStyle w:val="BookBody"/>
-      </w:pPr>
-      <w:r>
-        <w:t xml:space="preserve">I couldn’t keep eye contact with her.</w:t>
-      </w:r>
-    </w:p>
-    <w:p>
-      <w:pPr>
-        <w:pStyle w:val="BookBody"/>
-      </w:pPr>
-      <w:r>
-        <w:t xml:space="preserve">I don’t know how people do that.</w:t>
-      </w:r>
-    </w:p>
-    <w:p>
-      <w:pPr>
-        <w:pStyle w:val="BookBody"/>
-      </w:pPr>
-      <w:r>
-        <w:t xml:space="preserve">Maybe that’s what happens when your favourite person looks directly at you. You can spend hours wanting to look at them without blinking, but the moment they look back at you, suddenly you don’t know where to look.</w:t>
-      </w:r>
-    </w:p>
-    <w:p>
-      <w:pPr>
-        <w:pStyle w:val="BookBody"/>
-      </w:pPr>
-      <w:r>
-        <w:t xml:space="preserve">And of course, she is my favourite person.</w:t>
-      </w:r>
-    </w:p>
-    <w:p>
-      <w:pPr>
-        <w:pStyle w:val="BookBody"/>
-      </w:pPr>
-      <w:r>
-        <w:t xml:space="preserve">The person I could probably look at all day if I wasn’t so bad at looking into her eyes.</w:t>
-      </w:r>
-    </w:p>
-    <w:p>
-      <w:pPr>
-        <w:pStyle w:val="BookBody"/>
-      </w:pPr>
-      <w:r>
-        <w:t xml:space="preserve">We eventually reached our destination. We got off the train and started looking for an auto. I was struggling to find one.</w:t>
-      </w:r>
-    </w:p>
-    <w:p>
-      <w:pPr>
-        <w:pStyle w:val="BookBody"/>
-      </w:pPr>
-      <w:r>
-        <w:t xml:space="preserve">She was standing there under the sun, sweating, and I started getting worried about her. I wanted to find an auto quickly. Or at least find somewhere she could stand in the shade.</w:t>
-      </w:r>
-    </w:p>
-    <w:p>
-      <w:pPr>
-        <w:pStyle w:val="BookBody"/>
-      </w:pPr>
-      <w:r>
-        <w:t xml:space="preserve">Finally, I found one.</w:t>
-      </w:r>
-    </w:p>
-    <w:p>
-      <w:pPr>
-        <w:pStyle w:val="BookBody"/>
-      </w:pPr>
-      <w:r>
-        <w:t xml:space="preserve">We got in and started talking again.</w:t>
-      </w:r>
-    </w:p>
-    <w:p>
-      <w:pPr>
-        <w:pStyle w:val="BookBody"/>
-      </w:pPr>
-      <w:r>
-        <w:t xml:space="preserve">At one point, her hair kept coming onto my face.</w:t>
-      </w:r>
-    </w:p>
-    <w:p>
-      <w:pPr>
-        <w:pStyle w:val="BookBody"/>
-      </w:pPr>
-      <w:r>
-        <w:t xml:space="preserve">I gently moved it aside.</w:t>
-      </w:r>
-    </w:p>
-    <w:p>
-      <w:pPr>
-        <w:pStyle w:val="BookBody"/>
-      </w:pPr>
-      <w:r>
-        <w:t xml:space="preserve">She laughed.</w:t>
-      </w:r>
-    </w:p>
-    <w:p>
-      <w:pPr>
-        <w:pStyle w:val="BookBody"/>
-      </w:pPr>
-      <w:r>
-        <w:t xml:space="preserve">And somehow, even something that small made me happy.</w:t>
-      </w:r>
-    </w:p>
-    <w:p>
-      <w:pPr>
-        <w:pStyle w:val="BookBody"/>
-      </w:pPr>
-      <w:r>
-        <w:t xml:space="preserve">We reached the college.</w:t>
-      </w:r>
-    </w:p>
-    <w:p>
-      <w:pPr>
-        <w:pStyle w:val="BookBody"/>
-      </w:pPr>
-      <w:r>
-        <w:t xml:space="preserve">It was huge.</w:t>
-      </w:r>
-    </w:p>
-    <w:p>
-      <w:pPr>
-        <w:pStyle w:val="BookBody"/>
-      </w:pPr>
-      <w:r>
-        <w:t xml:space="preserve">And honestly, while we were there, I kept thinking that this could be a really good place for her.</w:t>
-      </w:r>
-    </w:p>
-    <w:p>
-      <w:pPr>
-        <w:pStyle w:val="BookBody"/>
-      </w:pPr>
-      <w:r>
-        <w:t xml:space="preserve">At the same time, another thought quietly appeared in the corner of my heart.</w:t>
-      </w:r>
-    </w:p>
-    <w:p>
-      <w:pPr>
-        <w:pStyle w:val="BookBody"/>
-      </w:pPr>
-      <w:r>
-        <w:t xml:space="preserve">What if this college becomes a reason she goes away from me?</w:t>
-      </w:r>
-    </w:p>
-    <w:p>
-      <w:pPr>
-        <w:pStyle w:val="BookBody"/>
-      </w:pPr>
-      <w:r>
-        <w:t xml:space="preserve">What if she makes new friends here?</w:t>
-      </w:r>
-    </w:p>
-    <w:p>
-      <w:pPr>
-        <w:pStyle w:val="BookBody"/>
-      </w:pPr>
-      <w:r>
-        <w:t xml:space="preserve">What if her life changes?</w:t>
-      </w:r>
-    </w:p>
-    <w:p>
-      <w:pPr>
-        <w:pStyle w:val="BookBody"/>
-      </w:pPr>
-      <w:r>
-        <w:t xml:space="preserve">I didn’t say any of that.</w:t>
-      </w:r>
-    </w:p>
-    <w:p>
-      <w:pPr>
-        <w:pStyle w:val="BookBody"/>
-      </w:pPr>
-      <w:r>
-        <w:t xml:space="preserve">I just kept listening to her.</w:t>
-      </w:r>
-    </w:p>
-    <w:p>
-      <w:pPr>
-        <w:pStyle w:val="BookBody"/>
-      </w:pPr>
-      <w:r>
-        <w:t xml:space="preserve">She started telling me about the course she wanted to take. Her thoughts about the college. The admission process. Everything she had been thinking about.</w:t>
-      </w:r>
-    </w:p>
-    <w:p>
-      <w:pPr>
-        <w:pStyle w:val="BookBody"/>
-      </w:pPr>
-      <w:r>
-        <w:t xml:space="preserve">I listened.</w:t>
-      </w:r>
-    </w:p>
-    <w:p>
-      <w:pPr>
-        <w:pStyle w:val="BookBody"/>
-      </w:pPr>
-      <w:r>
-        <w:t xml:space="preserve">And I watched her while she talked.</w:t>
-      </w:r>
-    </w:p>
-    <w:p>
-      <w:pPr>
-        <w:pStyle w:val="BookBody"/>
-      </w:pPr>
-      <w:r>
-        <w:t xml:space="preserve">I liked listening to her talk about her future.</w:t>
-      </w:r>
-    </w:p>
-    <w:p>
-      <w:pPr>
-        <w:pStyle w:val="BookBody"/>
-      </w:pPr>
-      <w:r>
-        <w:t xml:space="preserve">Even if a small part of me was scared of where that future might take her.</w:t>
-      </w:r>
-    </w:p>
-    <w:p>
-      <w:pPr>
-        <w:pStyle w:val="BookBody"/>
-      </w:pPr>
-      <w:r>
-        <w:t xml:space="preserve">After the enquiry was done, we left. We got into another auto. She continued talking about the course and the college, and I kept listening.</w:t>
-      </w:r>
-    </w:p>
-    <w:p>
-      <w:pPr>
-        <w:pStyle w:val="BookBody"/>
-      </w:pPr>
-      <w:r>
-        <w:t xml:space="preserve">After some time, it started raining.</w:t>
-      </w:r>
-    </w:p>
-    <w:p>
-      <w:pPr>
-        <w:pStyle w:val="BookBody"/>
-      </w:pPr>
-      <w:r>
-        <w:t xml:space="preserve">And not the soft kind. It was heavy.</w:t>
-      </w:r>
-    </w:p>
-    <w:p>
-      <w:pPr>
-        <w:pStyle w:val="BookBody"/>
-      </w:pPr>
-      <w:r>
-        <w:t xml:space="preserve">We thought we’d have to open the umbrella. But before we really had to, the rain stopped.</w:t>
-      </w:r>
-    </w:p>
-    <w:p>
-      <w:pPr>
-        <w:pStyle w:val="BookBody"/>
-      </w:pPr>
-      <w:r>
-        <w:t xml:space="preserve">By the time we got out of the auto, we were back at the station.</w:t>
-      </w:r>
-    </w:p>
-    <w:p>
-      <w:pPr>
-        <w:pStyle w:val="BookBody"/>
-      </w:pPr>
-      <w:r>
-        <w:t xml:space="preserve">I said, “Let’s eat something.”</w:t>
-      </w:r>
-    </w:p>
-    <w:p>
-      <w:pPr>
-        <w:pStyle w:val="BookBody"/>
-      </w:pPr>
-      <w:r>
-        <w:t xml:space="preserve">And we started looking for a café.</w:t>
-      </w:r>
-    </w:p>
-    <w:p>
-      <w:pPr>
-        <w:pStyle w:val="BookBody"/>
-      </w:pPr>
-      <w:r>
-        <w:t xml:space="preserve">I was struggling to find the right one. She was just tagging along with me, watching me struggle to figure out where we should go.</w:t>
-      </w:r>
-    </w:p>
-    <w:p>
-      <w:pPr>
-        <w:pStyle w:val="BookBody"/>
-      </w:pPr>
-      <w:r>
-        <w:t xml:space="preserve">I’m pretty sure she found it funny.</w:t>
-      </w:r>
-    </w:p>
-    <w:p>
-      <w:pPr>
-        <w:pStyle w:val="BookBody"/>
-      </w:pPr>
-      <w:r>
-        <w:t xml:space="preserve">And while I was walking around, another thought came into my head.</w:t>
-      </w:r>
-    </w:p>
-    <w:p>
-      <w:pPr>
-        <w:pStyle w:val="BookBody"/>
-      </w:pPr>
-      <w:r>
-        <w:t xml:space="preserve">Maybe I’m wasting her time.</w:t>
-      </w:r>
-    </w:p>
-    <w:p>
-      <w:pPr>
-        <w:pStyle w:val="BookBody"/>
-      </w:pPr>
-      <w:r>
-        <w:t xml:space="preserve">Maybe I’m wasting her energy.</w:t>
-      </w:r>
-    </w:p>
-    <w:p>
-      <w:pPr>
-        <w:pStyle w:val="BookBody"/>
-      </w:pPr>
-      <w:r>
-        <w:t xml:space="preserve">We’re just walking around looking for a café.</w:t>
-      </w:r>
-    </w:p>
-    <w:p>
-      <w:pPr>
-        <w:pStyle w:val="BookBody"/>
-      </w:pPr>
-      <w:r>
-        <w:t xml:space="preserve">But she never complained.</w:t>
-      </w:r>
-    </w:p>
-    <w:p>
-      <w:pPr>
-        <w:pStyle w:val="BookBody"/>
-      </w:pPr>
-      <w:r>
-        <w:t xml:space="preserve">She just stayed with me.</w:t>
-      </w:r>
-    </w:p>
-    <w:p>
-      <w:pPr>
-        <w:pStyle w:val="BookBody"/>
-      </w:pPr>
-      <w:r>
-        <w:t xml:space="preserve">She kept talking to me.</w:t>
-      </w:r>
-    </w:p>
-    <w:p>
-      <w:pPr>
-        <w:pStyle w:val="BookBody"/>
-      </w:pPr>
-      <w:r>
-        <w:t xml:space="preserve">And I liked that.</w:t>
-      </w:r>
-    </w:p>
-    <w:p>
-      <w:pPr>
-        <w:pStyle w:val="BookBody"/>
-      </w:pPr>
-      <w:r>
-        <w:t xml:space="preserve">She never made me feel like I was disappointing her, even when I was clearly failing at something as simple as finding a place to eat.</w:t>
-      </w:r>
-    </w:p>
-    <w:p>
-      <w:pPr>
-        <w:pStyle w:val="BookBody"/>
-      </w:pPr>
-      <w:r>
-        <w:t xml:space="preserve">After a few minutes, we finally found a café near the station. There were very few people inside. It was quiet.</w:t>
-      </w:r>
-    </w:p>
-    <w:p>
-      <w:pPr>
-        <w:pStyle w:val="BookBody"/>
-      </w:pPr>
-      <w:r>
-        <w:t xml:space="preserve">So we went in.</w:t>
-      </w:r>
-    </w:p>
-    <w:p>
-      <w:pPr>
-        <w:pStyle w:val="BookBody"/>
-      </w:pPr>
-      <w:r>
-        <w:t xml:space="preserve">We ordered dosa. And before the food even arrived, we were already talking.</w:t>
-      </w:r>
-    </w:p>
-    <w:p>
-      <w:pPr>
-        <w:pStyle w:val="BookBody"/>
-      </w:pPr>
-      <w:r>
-        <w:t xml:space="preserve">Then the dosa arrived.</w:t>
-      </w:r>
-    </w:p>
-    <w:p>
-      <w:pPr>
-        <w:pStyle w:val="BookBody"/>
-      </w:pPr>
-      <w:r>
-        <w:t xml:space="preserve">I don’t know why, but I was waiting for her to take the first bite. Then I was going to eat.</w:t>
-      </w:r>
-    </w:p>
-    <w:p>
-      <w:pPr>
-        <w:pStyle w:val="BookBody"/>
-      </w:pPr>
-      <w:r>
-        <w:t xml:space="preserve">But she looked at me and said, “Are you going to eat now, or should I let you eat with my hands?”</w:t>
-      </w:r>
-    </w:p>
-    <w:p>
-      <w:pPr>
-        <w:pStyle w:val="BookBody"/>
-      </w:pPr>
-      <w:r>
-        <w:t xml:space="preserve">I said yes.</w:t>
-      </w:r>
-    </w:p>
-    <w:p>
-      <w:pPr>
-        <w:pStyle w:val="BookBody"/>
-      </w:pPr>
-      <w:r>
-        <w:t xml:space="preserve">And she put the dosa in my mouth.</w:t>
-      </w:r>
-    </w:p>
-    <w:p>
-      <w:pPr>
-        <w:pStyle w:val="BookBody"/>
-      </w:pPr>
-      <w:r>
-        <w:t xml:space="preserve">I was so happy.</w:t>
-      </w:r>
-    </w:p>
-    <w:p>
-      <w:pPr>
-        <w:pStyle w:val="BookBody"/>
-      </w:pPr>
-      <w:r>
-        <w:t xml:space="preserve">I did the same thing for her.</w:t>
-      </w:r>
-    </w:p>
-    <w:p>
-      <w:pPr>
-        <w:pStyle w:val="BookBody"/>
-      </w:pPr>
-      <w:r>
-        <w:t xml:space="preserve">We were both blushing.</w:t>
-      </w:r>
-    </w:p>
-    <w:p>
-      <w:pPr>
-        <w:pStyle w:val="BookBody"/>
-      </w:pPr>
-      <w:r>
-        <w:t xml:space="preserve">Both smiling.</w:t>
-      </w:r>
-    </w:p>
-    <w:p>
-      <w:pPr>
-        <w:pStyle w:val="BookBody"/>
-      </w:pPr>
-      <w:r>
-        <w:t xml:space="preserve">And neither of us seemed to mind how silly we probably looked.</w:t>
-      </w:r>
-    </w:p>
-    <w:p>
-      <w:pPr>
-        <w:pStyle w:val="BookBody"/>
-      </w:pPr>
-      <w:r>
-        <w:t xml:space="preserve">Then she did it again.</w:t>
-      </w:r>
-    </w:p>
-    <w:p>
-      <w:pPr>
-        <w:pStyle w:val="BookBody"/>
-      </w:pPr>
-      <w:r>
-        <w:t xml:space="preserve">And I let her.</w:t>
-      </w:r>
-    </w:p>
-    <w:p>
-      <w:pPr>
-        <w:pStyle w:val="BookBody"/>
-      </w:pPr>
-      <w:r>
-        <w:t xml:space="preserve">After that, we finished eating and went to get watermelon juice.</w:t>
-      </w:r>
-    </w:p>
-    <w:p>
-      <w:pPr>
-        <w:pStyle w:val="BookBody"/>
-      </w:pPr>
-      <w:r>
-        <w:t xml:space="preserve">And somehow, we ended up sharing the same glass.</w:t>
-      </w:r>
-    </w:p>
-    <w:p>
-      <w:pPr>
-        <w:pStyle w:val="BookBody"/>
-      </w:pPr>
-      <w:r>
-        <w:t xml:space="preserve">I was blushing again.</w:t>
-      </w:r>
-    </w:p>
-    <w:p>
-      <w:pPr>
-        <w:pStyle w:val="BookBody"/>
-      </w:pPr>
-      <w:r>
-        <w:t xml:space="preserve">Even when I tried to stop, I couldn’t.</w:t>
-      </w:r>
-    </w:p>
-    <w:p>
-      <w:pPr>
-        <w:pStyle w:val="BookBody"/>
-      </w:pPr>
-      <w:r>
-        <w:t xml:space="preserve">I was just happy.</w:t>
-      </w:r>
-    </w:p>
-    <w:p>
-      <w:pPr>
-        <w:pStyle w:val="BookBody"/>
-      </w:pPr>
-      <w:r>
-        <w:t xml:space="preserve">Really happy.</w:t>
-      </w:r>
-    </w:p>
-    <w:p>
-      <w:pPr>
-        <w:pStyle w:val="BookBody"/>
-      </w:pPr>
-      <w:r>
-        <w:t xml:space="preserve">For a while, I forgot about everything else.</w:t>
-      </w:r>
-    </w:p>
-    <w:p>
-      <w:pPr>
-        <w:pStyle w:val="BookBody"/>
-      </w:pPr>
-      <w:r>
-        <w:t xml:space="preserve">Work.</w:t>
-      </w:r>
-    </w:p>
-    <w:p>
-      <w:pPr>
-        <w:pStyle w:val="BookBody"/>
-      </w:pPr>
-      <w:r>
-        <w:t xml:space="preserve">Time.</w:t>
-      </w:r>
-    </w:p>
-    <w:p>
-      <w:pPr>
-        <w:pStyle w:val="BookBody"/>
-      </w:pPr>
-      <w:r>
-        <w:t xml:space="preserve">Everything.</w:t>
-      </w:r>
-    </w:p>
-    <w:p>
-      <w:pPr>
-        <w:pStyle w:val="BookBody"/>
-      </w:pPr>
-      <w:r>
-        <w:t xml:space="preserve">Then reality started catching up.</w:t>
-      </w:r>
-    </w:p>
-    <w:p>
-      <w:pPr>
-        <w:pStyle w:val="BookBody"/>
-      </w:pPr>
-      <w:r>
-        <w:t xml:space="preserve">I had to go to the office.</w:t>
-      </w:r>
-    </w:p>
-    <w:p>
-      <w:pPr>
-        <w:pStyle w:val="BookBody"/>
-      </w:pPr>
-      <w:r>
-        <w:t xml:space="preserve">The time was getting close.</w:t>
-      </w:r>
-    </w:p>
-    <w:p>
-      <w:pPr>
-        <w:pStyle w:val="BookBody"/>
-      </w:pPr>
-      <w:r>
-        <w:t xml:space="preserve">And honestly, I didn’t want to leave.</w:t>
-      </w:r>
-    </w:p>
-    <w:p>
-      <w:pPr>
-        <w:pStyle w:val="BookBody"/>
-      </w:pPr>
-      <w:r>
-        <w:t xml:space="preserve">I wanted that day to keep going.</w:t>
-      </w:r>
-    </w:p>
-    <w:p>
-      <w:pPr>
-        <w:pStyle w:val="BookBody"/>
-      </w:pPr>
-      <w:r>
-        <w:t xml:space="preserve">I wanted to keep sitting there.</w:t>
-      </w:r>
-    </w:p>
-    <w:p>
-      <w:pPr>
-        <w:pStyle w:val="BookBody"/>
-      </w:pPr>
-      <w:r>
-        <w:t xml:space="preserve">Keep talking.</w:t>
-      </w:r>
-    </w:p>
-    <w:p>
-      <w:pPr>
-        <w:pStyle w:val="BookBody"/>
-      </w:pPr>
-      <w:r>
-        <w:t xml:space="preserve">Keep walking around with her.</w:t>
-      </w:r>
-    </w:p>
-    <w:p>
-      <w:pPr>
-        <w:pStyle w:val="BookBody"/>
-      </w:pPr>
-      <w:r>
-        <w:t xml:space="preserve">Just a little longer.</w:t>
-      </w:r>
-    </w:p>
-    <w:p>
-      <w:pPr>
-        <w:pStyle w:val="BookBody"/>
-      </w:pPr>
-      <w:r>
-        <w:t xml:space="preserve">But eventually, we got onto the bridge.</w:t>
-      </w:r>
-    </w:p>
-    <w:p>
-      <w:pPr>
-        <w:pStyle w:val="BookBody"/>
-      </w:pPr>
-      <w:r>
-        <w:t xml:space="preserve">And I handed her the chocolate I had bought for her that morning.</w:t>
-      </w:r>
-    </w:p>
-    <w:p>
-      <w:pPr>
-        <w:pStyle w:val="BookBody"/>
-      </w:pPr>
-      <w:r>
-        <w:t xml:space="preserve">She was happy.</w:t>
-      </w:r>
-    </w:p>
-    <w:p>
-      <w:pPr>
-        <w:pStyle w:val="BookBody"/>
-      </w:pPr>
-      <w:r>
-        <w:t xml:space="preserve">I was happy.</w:t>
-      </w:r>
-    </w:p>
-    <w:p>
-      <w:pPr>
-        <w:pStyle w:val="BookBody"/>
-      </w:pPr>
-      <w:r>
-        <w:t xml:space="preserve">And I still didn’t want to leave.</w:t>
-      </w:r>
-    </w:p>
-    <w:p>
-      <w:pPr>
-        <w:pStyle w:val="BookBody"/>
-      </w:pPr>
-      <w:r>
-        <w:t xml:space="preserve">But she pushed me and told me to go. Otherwise, I would be late for the office.</w:t>
-      </w:r>
-    </w:p>
-    <w:p>
-      <w:pPr>
-        <w:pStyle w:val="BookBody"/>
-      </w:pPr>
-      <w:r>
-        <w:t xml:space="preserve">And just like that, the time was over.</w:t>
-      </w:r>
-    </w:p>
-    <w:p>
-      <w:pPr>
-        <w:pStyle w:val="BookBody"/>
-      </w:pPr>
-      <w:r>
-        <w:t xml:space="preserve">That great time.</w:t>
-      </w:r>
-    </w:p>
-    <w:p>
-      <w:pPr>
-        <w:pStyle w:val="BookBody"/>
-      </w:pPr>
-      <w:r>
-        <w:t xml:space="preserve">That little piece of the day that somehow became one of the best times I’ve ever had.</w:t>
-      </w:r>
-    </w:p>
-    <w:p>
-      <w:pPr>
-        <w:pStyle w:val="BookBody"/>
-      </w:pPr>
-      <w:r>
-        <w:t xml:space="preserve">It was over.</w:t>
-      </w:r>
-    </w:p>
-    <w:p>
-      <w:pPr>
-        <w:pStyle w:val="BookBody"/>
-      </w:pPr>
-      <w:r>
-        <w:t xml:space="preserve">But that’s okay.</w:t>
-      </w:r>
-    </w:p>
-    <w:p>
-      <w:pPr>
-        <w:pStyle w:val="BookBody"/>
-      </w:pPr>
-      <w:r>
-        <w:t xml:space="preserve">We had already talked about meeting again soon.</w:t>
-      </w:r>
-    </w:p>
-    <w:p>
-      <w:pPr>
-        <w:pStyle w:val="BookBody"/>
-      </w:pPr>
-      <w:r>
-        <w:t xml:space="preserve">So while I was leaving, I was already thinking about the next time I’d see her.</w:t>
-      </w:r>
-    </w:p>
-    <w:p>
-      <w:pPr>
-        <w:pStyle w:val="BookBody"/>
-      </w:pPr>
-      <w:r>
-        <w:t xml:space="preserve">I was still blushing.</w:t>
-      </w:r>
-    </w:p>
-    <w:p>
-      <w:pPr>
-        <w:pStyle w:val="BookBody"/>
-      </w:pPr>
-      <w:r>
-        <w:t xml:space="preserve">Still smiling.</w:t>
-      </w:r>
-    </w:p>
-    <w:p>
-      <w:pPr>
-        <w:pStyle w:val="BookBody"/>
-      </w:pPr>
-      <w:r>
-        <w:t xml:space="preserve">Still thinking about her.</w:t>
-      </w:r>
-    </w:p>
-    <w:p>
-      <w:pPr>
-        <w:pStyle w:val="BookBody"/>
-      </w:pPr>
-      <w:r>
-        <w:t xml:space="preserve">And honestly, I think I was happy for the rest of the day just because of those few hours.</w:t>
-      </w:r>
-    </w:p>
-    <w:p>
-      <w:pPr>
-        <w:pStyle w:val="BookBody"/>
-      </w:pPr>
-      <w:r>
-        <w:t xml:space="preserve">Maybe it wasn’t a date.</w:t>
-      </w:r>
-    </w:p>
-    <w:p>
-      <w:pPr>
-        <w:pStyle w:val="BookBody"/>
-      </w:pPr>
-      <w:r>
-        <w:t xml:space="preserve">Maybe it wasn’t anything special to anyone else.</w:t>
-      </w:r>
-    </w:p>
-    <w:p>
-      <w:pPr>
-        <w:pStyle w:val="BookBody"/>
-      </w:pPr>
-      <w:r>
-        <w:t xml:space="preserve">It was just going to a college.</w:t>
-      </w:r>
-    </w:p>
-    <w:p>
-      <w:pPr>
-        <w:pStyle w:val="BookBody"/>
-      </w:pPr>
-      <w:r>
-        <w:t xml:space="preserve">Taking a train.</w:t>
-      </w:r>
-    </w:p>
-    <w:p>
-      <w:pPr>
-        <w:pStyle w:val="BookBody"/>
-      </w:pPr>
-      <w:r>
-        <w:t xml:space="preserve">Finding an auto.</w:t>
-      </w:r>
-    </w:p>
-    <w:p>
-      <w:pPr>
-        <w:pStyle w:val="BookBody"/>
-      </w:pPr>
-      <w:r>
-        <w:t xml:space="preserve">Walking around.</w:t>
-      </w:r>
-    </w:p>
-    <w:p>
-      <w:pPr>
-        <w:pStyle w:val="BookBody"/>
-      </w:pPr>
-      <w:r>
-        <w:t xml:space="preserve">Eating dosa.</w:t>
-      </w:r>
-    </w:p>
-    <w:p>
-      <w:pPr>
-        <w:pStyle w:val="BookBody"/>
-      </w:pPr>
-      <w:r>
-        <w:t xml:space="preserve">Sharing watermelon juice.</w:t>
-      </w:r>
-    </w:p>
-    <w:p>
-      <w:pPr>
-        <w:pStyle w:val="BookBody"/>
-      </w:pPr>
-      <w:r>
-        <w:t xml:space="preserve">Giving her a chocolate.</w:t>
-      </w:r>
-    </w:p>
-    <w:p>
-      <w:pPr>
-        <w:pStyle w:val="BookBody"/>
-      </w:pPr>
-      <w:r>
-        <w:t xml:space="preserve">And then going back to work.</w:t>
-      </w:r>
-    </w:p>
-    <w:p>
-      <w:pPr>
-        <w:pStyle w:val="BookBody"/>
-      </w:pPr>
-      <w:r>
-        <w:t xml:space="preserve">But to me, it was much more than that.</w:t>
-      </w:r>
-    </w:p>
-    <w:p>
-      <w:pPr>
-        <w:pStyle w:val="BookBody"/>
-      </w:pPr>
-      <w:r>
-        <w:t xml:space="preserve">It was a day with her.</w:t>
-      </w:r>
-    </w:p>
-    <w:p>
-      <w:pPr>
-        <w:pStyle w:val="BookBody"/>
-      </w:pPr>
-      <w:r>
-        <w:t xml:space="preserve">And sometimes, that’s enough.</w:t>
-      </w:r>
-    </w:p>
-    <w:p>
-      <w:pPr>
-        <w:keepNext/>
-        <w:pageBreakBefore/>
-        <w:spacing w:after="0" w:before="0" w:line="1944" w:lineRule="exact"/>
-      </w:pPr>
-    </w:p>
-    <w:p>
-      <w:pPr>
-        <w:pStyle w:val="ChapterLabel"/>
-      </w:pPr>
-      <w:r>
-        <w:t xml:space="preserve">Chapter Three</w:t>
       </w:r>
     </w:p>
     <w:p>
@@ -5545,7 +3197,7 @@
         <w:pStyle w:val="ChapterLabel"/>
       </w:pPr>
       <w:r>
-        <w:t xml:space="preserve">Chapter Four</w:t>
+        <w:t xml:space="preserve">Chapter Three</w:t>
       </w:r>
     </w:p>
     <w:p>
@@ -7176,7 +4828,7 @@
         <w:pStyle w:val="ChapterLabel"/>
       </w:pPr>
       <w:r>
-        <w:t xml:space="preserve">Chapter Five</w:t>
+        <w:t xml:space="preserve">Chapter Four</w:t>
       </w:r>
     </w:p>
     <w:p>
@@ -8932,7 +6584,7 @@
         <w:pStyle w:val="ChapterLabel"/>
       </w:pPr>
       <w:r>
-        <w:t xml:space="preserve">Chapter Six</w:t>
+        <w:t xml:space="preserve">Chapter Five</w:t>
       </w:r>
     </w:p>
     <w:p>
@@ -9475,7 +7127,7 @@
         <w:pStyle w:val="ChapterLabel"/>
       </w:pPr>
       <w:r>
-        <w:t xml:space="preserve">Chapter Seven</w:t>
+        <w:t xml:space="preserve">Chapter Six</w:t>
       </w:r>
     </w:p>
     <w:p>
@@ -11026,7 +8678,7 @@
         <w:pStyle w:val="ChapterLabel"/>
       </w:pPr>
       <w:r>
-        <w:t xml:space="preserve">Chapter Eight</w:t>
+        <w:t xml:space="preserve">Chapter Seven</w:t>
       </w:r>
     </w:p>
     <w:p>

--- a/things-i-never-knew-how-to-say_book_ready.docx
+++ b/things-i-never-knew-how-to-say_book_ready.docx
@@ -230,15 +230,15 @@
         <w:pStyle w:val="BookBody"/>
       </w:pPr>
       <w:r>
-        <w:t xml:space="preserve">Here is one more story.</w:t>
-      </w:r>
-    </w:p>
-    <w:p>
-      <w:pPr>
-        <w:pStyle w:val="BookBody"/>
-      </w:pPr>
-      <w:r>
-        <w:t xml:space="preserve">Or maybe just one more day that I don’t want to forget.</w:t>
+        <w:t xml:space="preserve">Here is a story.</w:t>
+      </w:r>
+    </w:p>
+    <w:p>
+      <w:pPr>
+        <w:pStyle w:val="BookBody"/>
+      </w:pPr>
+      <w:r>
+        <w:t xml:space="preserve">Or maybe just a day that I don’t want to forget.</w:t>
       </w:r>
     </w:p>
     <w:p>
